--- a/documentation/word/02_Вимоги_та_користувацькі_сценарії.docx
+++ b/documentation/word/02_Вимоги_та_користувацькі_сценарії.docx
@@ -39884,6 +39884,53 @@
         <w:spacing w:after="40"/>
       </w:pPr>
     </w:p>
+    <w:p>
+      <w:pPr>
+        <w:pStyle w:val="1"/>
+      </w:pPr>
+      <w:r>
+        <w:t>Сценарії групування і впорядкування скоупу</w:t>
+      </w:r>
+    </w:p>
+    <w:p>
+      <w:pPr>
+        <w:pStyle w:val="21"/>
+      </w:pPr>
+      <w:r>
+        <w:t>Основні сценарії</w:t>
+      </w:r>
+    </w:p>
+    <w:p>
+      <w:r>
+        <w:t>Користувач може створити групу з поточного завдання, призначити завдання наявній групі, повернути його до «Без групи», перейменувати або розформувати групу та змінити порядок стрілками. Зміни застосовуються разом зі збереженням квартальної картки.</w:t>
+      </w:r>
+    </w:p>
+    <w:p>
+      <w:pPr>
+        <w:pStyle w:val="21"/>
+      </w:pPr>
+      <w:r>
+        <w:t>Перенесення і копіювання</w:t>
+      </w:r>
+    </w:p>
+    <w:p>
+      <w:r>
+        <w:t>Завдання без групи додається в кінець цільового скоупу. Для згрупованого завдання система знаходить групу з тим самим lineage_id або створює її, додає завдання в кінець блоку та видаляє порожню вихідну групу після перенесення. Обмеження для виконаних завдань не обходяться груповими діями.</w:t>
+      </w:r>
+    </w:p>
+    <w:p>
+      <w:pPr>
+        <w:pStyle w:val="21"/>
+      </w:pPr>
+      <w:r>
+        <w:t>Збереження наявних даних</w:t>
+      </w:r>
+    </w:p>
+    <w:p>
+      <w:r>
+        <w:t>Міграція не видаляє і не змінює тексти, статуси, ваги, виконавців, lineage та revisions наявних завдань. Вони залишаються без груп і отримують порядок за created_at та id.</w:t>
+      </w:r>
+    </w:p>
     <w:sectPr>
       <w:headerReference w:type="default" r:id="rId8"/>
       <w:footerReference w:type="default" r:id="rId9"/>

--- a/documentation/word/02_Вимоги_та_користувацькі_сценарії.docx
+++ b/documentation/word/02_Вимоги_та_користувацькі_сценарії.docx
@@ -1,6 +1,6 @@
 
 <file path=word/document.xml><?xml version="1.0" encoding="utf-8"?>
-<w:document xmlns:wpc="http://schemas.microsoft.com/office/word/2010/wordprocessingCanvas" xmlns:cx="http://schemas.microsoft.com/office/drawing/2014/chartex" xmlns:cx1="http://schemas.microsoft.com/office/drawing/2015/9/8/chartex" xmlns:cx2="http://schemas.microsoft.com/office/drawing/2015/10/21/chartex" xmlns:cx3="http://schemas.microsoft.com/office/drawing/2016/5/9/chartex" xmlns:cx4="http://schemas.microsoft.com/office/drawing/2016/5/10/chartex" xmlns:cx5="http://schemas.microsoft.com/office/drawing/2016/5/11/chartex" xmlns:cx6="http://schemas.microsoft.com/office/drawing/2016/5/12/chartex" xmlns:cx7="http://schemas.microsoft.com/office/drawing/2016/5/13/chartex" xmlns:cx8="http://schemas.microsoft.com/office/drawing/2016/5/14/chartex" xmlns:mc="http://schemas.openxmlformats.org/markup-compatibility/2006" xmlns:aink="http://schemas.microsoft.com/office/drawing/2016/ink" xmlns:am3d="http://schemas.microsoft.com/office/drawing/2017/model3d" xmlns:o="urn:schemas-microsoft-com:office:office" xmlns:oel="http://schemas.microsoft.com/office/2019/extlst" xmlns:r="http://schemas.openxmlformats.org/officeDocument/2006/relationships" xmlns:m="http://schemas.openxmlformats.org/officeDocument/2006/math" xmlns:v="urn:schemas-microsoft-com:vml" xmlns:wp14="http://schemas.microsoft.com/office/word/2010/wordprocessingDrawing" xmlns:wp="http://schemas.openxmlformats.org/drawingml/2006/wordprocessingDrawing" xmlns:w10="urn:schemas-microsoft-com:office:word" xmlns:w="http://schemas.openxmlformats.org/wordprocessingml/2006/main" xmlns:w14="http://schemas.microsoft.com/office/word/2010/wordml" xmlns:w15="http://schemas.microsoft.com/office/word/2012/wordml" xmlns:w16cei="http://schemas.microsoft.com/office/word/2026/wordml/cei" xmlns:w16cex="http://schemas.microsoft.com/office/word/2018/wordml/cex" xmlns:w16cid="http://schemas.microsoft.com/office/word/2016/wordml/cid" xmlns:w16="http://schemas.microsoft.com/office/word/2018/wordml" xmlns:w16du="http://schemas.microsoft.com/office/word/2023/wordml/word16du" xmlns:w16sdtdh="http://schemas.microsoft.com/office/word/2020/wordml/sdtdatahash" xmlns:w16sdtfl="http://schemas.microsoft.com/office/word/2024/wordml/sdtformatlock" xmlns:w16se="http://schemas.microsoft.com/office/word/2015/wordml/symex" xmlns:wpg="http://schemas.microsoft.com/office/word/2010/wordprocessingGroup" xmlns:wpi="http://schemas.microsoft.com/office/word/2010/wordprocessingInk" xmlns:wne="http://schemas.microsoft.com/office/word/2006/wordml" xmlns:wps="http://schemas.microsoft.com/office/word/2010/wordprocessingShape" mc:Ignorable="w14 w15 w16se w16cid w16 w16cex w16sdtdh w16sdtfl w16du wp14">
+<w:document xmlns:wpc="http://schemas.microsoft.com/office/word/2010/wordprocessingCanvas" xmlns:cx="http://schemas.microsoft.com/office/drawing/2014/chartex" xmlns:cx1="http://schemas.microsoft.com/office/drawing/2015/9/8/chartex" xmlns:cx2="http://schemas.microsoft.com/office/drawing/2015/10/21/chartex" xmlns:cx3="http://schemas.microsoft.com/office/drawing/2016/5/9/chartex" xmlns:cx4="http://schemas.microsoft.com/office/drawing/2016/5/10/chartex" xmlns:cx5="http://schemas.microsoft.com/office/drawing/2016/5/11/chartex" xmlns:cx6="http://schemas.microsoft.com/office/drawing/2016/5/12/chartex" xmlns:cx7="http://schemas.microsoft.com/office/drawing/2016/5/13/chartex" xmlns:cx8="http://schemas.microsoft.com/office/drawing/2016/5/14/chartex" xmlns:mc="http://schemas.openxmlformats.org/markup-compatibility/2006" xmlns:aink="http://schemas.microsoft.com/office/drawing/2016/ink" xmlns:am3d="http://schemas.microsoft.com/office/drawing/2017/model3d" xmlns:o="urn:schemas-microsoft-com:office:office" xmlns:oel="http://schemas.microsoft.com/office/2019/extlst" xmlns:r="http://schemas.openxmlformats.org/officeDocument/2006/relationships" xmlns:m="http://schemas.openxmlformats.org/officeDocument/2006/math" xmlns:v="urn:schemas-microsoft-com:vml" xmlns:wp14="http://schemas.microsoft.com/office/word/2010/wordprocessingDrawing" xmlns:wp="http://schemas.openxmlformats.org/drawingml/2006/wordprocessingDrawing" xmlns:w10="urn:schemas-microsoft-com:office:word" xmlns:w="http://schemas.openxmlformats.org/wordprocessingml/2006/main" xmlns:w14="http://schemas.microsoft.com/office/word/2010/wordml" xmlns:w15="http://schemas.microsoft.com/office/word/2012/wordml" xmlns:w16cex="http://schemas.microsoft.com/office/word/2018/wordml/cex" xmlns:w16cid="http://schemas.microsoft.com/office/word/2016/wordml/cid" xmlns:w16="http://schemas.microsoft.com/office/word/2018/wordml" xmlns:w16du="http://schemas.microsoft.com/office/word/2023/wordml/word16du" xmlns:w16sdtdh="http://schemas.microsoft.com/office/word/2020/wordml/sdtdatahash" xmlns:w16sdtfl="http://schemas.microsoft.com/office/word/2024/wordml/sdtformatlock" xmlns:w16se="http://schemas.microsoft.com/office/word/2015/wordml/symex" xmlns:wpg="http://schemas.microsoft.com/office/word/2010/wordprocessingGroup" xmlns:wpi="http://schemas.microsoft.com/office/word/2010/wordprocessingInk" xmlns:wne="http://schemas.microsoft.com/office/word/2006/wordml" xmlns:wps="http://schemas.microsoft.com/office/word/2010/wordprocessingShape" mc:Ignorable="w14 w15 w16se w16cid w16 w16cex w16sdtdh w16sdtfl w16du wp14">
   <w:body>
     <w:p>
       <w:pPr>
@@ -497,7 +497,7 @@
       <w:pPr>
         <w:pStyle w:val="1"/>
       </w:pPr>
-      <w:bookmarkStart w:id="0" w:name="_Toc240387156"/>
+      <w:bookmarkStart w:id="0" w:name="_Toc240726250"/>
       <w:r>
         <w:lastRenderedPageBreak/>
         <w:t>Зміст</w:t>
@@ -511,7 +511,13 @@
           <w:tab w:val="right" w:leader="dot" w:pos="10076"/>
         </w:tabs>
         <w:rPr>
+          <w:rFonts w:asciiTheme="minorHAnsi" w:hAnsiTheme="minorHAnsi"/>
           <w:noProof/>
+          <w:kern w:val="2"/>
+          <w:sz w:val="24"/>
+          <w:szCs w:val="24"/>
+          <w:lang w:val="uk-UA" w:eastAsia="uk-UA"/>
+          <w14:ligatures w14:val="standardContextual"/>
         </w:rPr>
       </w:pPr>
       <w:r>
@@ -523,7 +529,7 @@
       <w:r>
         <w:fldChar w:fldCharType="separate"/>
       </w:r>
-      <w:hyperlink w:anchor="_Toc240387156" w:history="1">
+      <w:hyperlink w:anchor="_Toc240726250" w:history="1">
         <w:r>
           <w:rPr>
             <w:rStyle w:val="affa"/>
@@ -550,7 +556,7 @@
             <w:noProof/>
             <w:webHidden/>
           </w:rPr>
-          <w:instrText xml:space="preserve"> PAGEREF _Toc240387156 \h </w:instrText>
+          <w:instrText xml:space="preserve"> PAGEREF _Toc240726250 \h </w:instrText>
         </w:r>
         <w:r>
           <w:rPr>
@@ -588,10 +594,16 @@
           <w:tab w:val="right" w:leader="dot" w:pos="10076"/>
         </w:tabs>
         <w:rPr>
+          <w:rFonts w:asciiTheme="minorHAnsi" w:hAnsiTheme="minorHAnsi"/>
           <w:noProof/>
+          <w:kern w:val="2"/>
+          <w:sz w:val="24"/>
+          <w:szCs w:val="24"/>
+          <w:lang w:val="uk-UA" w:eastAsia="uk-UA"/>
+          <w14:ligatures w14:val="standardContextual"/>
         </w:rPr>
       </w:pPr>
-      <w:hyperlink w:anchor="_Toc240387157" w:history="1">
+      <w:hyperlink w:anchor="_Toc240726251" w:history="1">
         <w:r>
           <w:rPr>
             <w:rStyle w:val="affa"/>
@@ -618,7 +630,7 @@
             <w:noProof/>
             <w:webHidden/>
           </w:rPr>
-          <w:instrText xml:space="preserve"> PAGEREF _Toc240387157 \h </w:instrText>
+          <w:instrText xml:space="preserve"> PAGEREF _Toc240726251 \h </w:instrText>
         </w:r>
         <w:r>
           <w:rPr>
@@ -656,10 +668,16 @@
           <w:tab w:val="right" w:leader="dot" w:pos="10076"/>
         </w:tabs>
         <w:rPr>
+          <w:rFonts w:asciiTheme="minorHAnsi" w:hAnsiTheme="minorHAnsi"/>
           <w:noProof/>
+          <w:kern w:val="2"/>
+          <w:sz w:val="24"/>
+          <w:szCs w:val="24"/>
+          <w:lang w:val="uk-UA" w:eastAsia="uk-UA"/>
+          <w14:ligatures w14:val="standardContextual"/>
         </w:rPr>
       </w:pPr>
-      <w:hyperlink w:anchor="_Toc240387158" w:history="1">
+      <w:hyperlink w:anchor="_Toc240726252" w:history="1">
         <w:r>
           <w:rPr>
             <w:rStyle w:val="affa"/>
@@ -686,7 +704,7 @@
             <w:noProof/>
             <w:webHidden/>
           </w:rPr>
-          <w:instrText xml:space="preserve"> PAGEREF _Toc240387158 \h </w:instrText>
+          <w:instrText xml:space="preserve"> PAGEREF _Toc240726252 \h </w:instrText>
         </w:r>
         <w:r>
           <w:rPr>
@@ -724,10 +742,16 @@
           <w:tab w:val="right" w:leader="dot" w:pos="10076"/>
         </w:tabs>
         <w:rPr>
+          <w:rFonts w:asciiTheme="minorHAnsi" w:hAnsiTheme="minorHAnsi"/>
           <w:noProof/>
+          <w:kern w:val="2"/>
+          <w:sz w:val="24"/>
+          <w:szCs w:val="24"/>
+          <w:lang w:val="uk-UA" w:eastAsia="uk-UA"/>
+          <w14:ligatures w14:val="standardContextual"/>
         </w:rPr>
       </w:pPr>
-      <w:hyperlink w:anchor="_Toc240387159" w:history="1">
+      <w:hyperlink w:anchor="_Toc240726253" w:history="1">
         <w:r>
           <w:rPr>
             <w:rStyle w:val="affa"/>
@@ -754,7 +778,7 @@
             <w:noProof/>
             <w:webHidden/>
           </w:rPr>
-          <w:instrText xml:space="preserve"> PAGEREF _Toc240387159 \h </w:instrText>
+          <w:instrText xml:space="preserve"> PAGEREF _Toc240726253 \h </w:instrText>
         </w:r>
         <w:r>
           <w:rPr>
@@ -792,10 +816,16 @@
           <w:tab w:val="right" w:leader="dot" w:pos="10076"/>
         </w:tabs>
         <w:rPr>
+          <w:rFonts w:asciiTheme="minorHAnsi" w:hAnsiTheme="minorHAnsi"/>
           <w:noProof/>
+          <w:kern w:val="2"/>
+          <w:sz w:val="24"/>
+          <w:szCs w:val="24"/>
+          <w:lang w:val="uk-UA" w:eastAsia="uk-UA"/>
+          <w14:ligatures w14:val="standardContextual"/>
         </w:rPr>
       </w:pPr>
-      <w:hyperlink w:anchor="_Toc240387160" w:history="1">
+      <w:hyperlink w:anchor="_Toc240726254" w:history="1">
         <w:r>
           <w:rPr>
             <w:rStyle w:val="affa"/>
@@ -822,7 +852,7 @@
             <w:noProof/>
             <w:webHidden/>
           </w:rPr>
-          <w:instrText xml:space="preserve"> PAGEREF _Toc240387160 \h </w:instrText>
+          <w:instrText xml:space="preserve"> PAGEREF _Toc240726254 \h </w:instrText>
         </w:r>
         <w:r>
           <w:rPr>
@@ -860,10 +890,16 @@
           <w:tab w:val="right" w:leader="dot" w:pos="10076"/>
         </w:tabs>
         <w:rPr>
+          <w:rFonts w:asciiTheme="minorHAnsi" w:hAnsiTheme="minorHAnsi"/>
           <w:noProof/>
+          <w:kern w:val="2"/>
+          <w:sz w:val="24"/>
+          <w:szCs w:val="24"/>
+          <w:lang w:val="uk-UA" w:eastAsia="uk-UA"/>
+          <w14:ligatures w14:val="standardContextual"/>
         </w:rPr>
       </w:pPr>
-      <w:hyperlink w:anchor="_Toc240387161" w:history="1">
+      <w:hyperlink w:anchor="_Toc240726255" w:history="1">
         <w:r>
           <w:rPr>
             <w:rStyle w:val="affa"/>
@@ -890,7 +926,7 @@
             <w:noProof/>
             <w:webHidden/>
           </w:rPr>
-          <w:instrText xml:space="preserve"> PAGEREF _Toc240387161 \h </w:instrText>
+          <w:instrText xml:space="preserve"> PAGEREF _Toc240726255 \h </w:instrText>
         </w:r>
         <w:r>
           <w:rPr>
@@ -928,10 +964,16 @@
           <w:tab w:val="right" w:leader="dot" w:pos="10076"/>
         </w:tabs>
         <w:rPr>
+          <w:rFonts w:asciiTheme="minorHAnsi" w:hAnsiTheme="minorHAnsi"/>
           <w:noProof/>
+          <w:kern w:val="2"/>
+          <w:sz w:val="24"/>
+          <w:szCs w:val="24"/>
+          <w:lang w:val="uk-UA" w:eastAsia="uk-UA"/>
+          <w14:ligatures w14:val="standardContextual"/>
         </w:rPr>
       </w:pPr>
-      <w:hyperlink w:anchor="_Toc240387162" w:history="1">
+      <w:hyperlink w:anchor="_Toc240726256" w:history="1">
         <w:r>
           <w:rPr>
             <w:rStyle w:val="affa"/>
@@ -958,7 +1000,7 @@
             <w:noProof/>
             <w:webHidden/>
           </w:rPr>
-          <w:instrText xml:space="preserve"> PAGEREF _Toc240387162 \h </w:instrText>
+          <w:instrText xml:space="preserve"> PAGEREF _Toc240726256 \h </w:instrText>
         </w:r>
         <w:r>
           <w:rPr>
@@ -996,10 +1038,16 @@
           <w:tab w:val="right" w:leader="dot" w:pos="10076"/>
         </w:tabs>
         <w:rPr>
+          <w:rFonts w:asciiTheme="minorHAnsi" w:hAnsiTheme="minorHAnsi"/>
           <w:noProof/>
+          <w:kern w:val="2"/>
+          <w:sz w:val="24"/>
+          <w:szCs w:val="24"/>
+          <w:lang w:val="uk-UA" w:eastAsia="uk-UA"/>
+          <w14:ligatures w14:val="standardContextual"/>
         </w:rPr>
       </w:pPr>
-      <w:hyperlink w:anchor="_Toc240387163" w:history="1">
+      <w:hyperlink w:anchor="_Toc240726257" w:history="1">
         <w:r>
           <w:rPr>
             <w:rStyle w:val="affa"/>
@@ -1026,7 +1074,7 @@
             <w:noProof/>
             <w:webHidden/>
           </w:rPr>
-          <w:instrText xml:space="preserve"> PAGEREF _Toc240387163 \h </w:instrText>
+          <w:instrText xml:space="preserve"> PAGEREF _Toc240726257 \h </w:instrText>
         </w:r>
         <w:r>
           <w:rPr>
@@ -1064,10 +1112,16 @@
           <w:tab w:val="right" w:leader="dot" w:pos="10076"/>
         </w:tabs>
         <w:rPr>
+          <w:rFonts w:asciiTheme="minorHAnsi" w:hAnsiTheme="minorHAnsi"/>
           <w:noProof/>
+          <w:kern w:val="2"/>
+          <w:sz w:val="24"/>
+          <w:szCs w:val="24"/>
+          <w:lang w:val="uk-UA" w:eastAsia="uk-UA"/>
+          <w14:ligatures w14:val="standardContextual"/>
         </w:rPr>
       </w:pPr>
-      <w:hyperlink w:anchor="_Toc240387164" w:history="1">
+      <w:hyperlink w:anchor="_Toc240726258" w:history="1">
         <w:r>
           <w:rPr>
             <w:rStyle w:val="affa"/>
@@ -1094,7 +1148,7 @@
             <w:noProof/>
             <w:webHidden/>
           </w:rPr>
-          <w:instrText xml:space="preserve"> PAGEREF _Toc240387164 \h </w:instrText>
+          <w:instrText xml:space="preserve"> PAGEREF _Toc240726258 \h </w:instrText>
         </w:r>
         <w:r>
           <w:rPr>
@@ -1132,10 +1186,16 @@
           <w:tab w:val="right" w:leader="dot" w:pos="10076"/>
         </w:tabs>
         <w:rPr>
+          <w:rFonts w:asciiTheme="minorHAnsi" w:hAnsiTheme="minorHAnsi"/>
           <w:noProof/>
+          <w:kern w:val="2"/>
+          <w:sz w:val="24"/>
+          <w:szCs w:val="24"/>
+          <w:lang w:val="uk-UA" w:eastAsia="uk-UA"/>
+          <w14:ligatures w14:val="standardContextual"/>
         </w:rPr>
       </w:pPr>
-      <w:hyperlink w:anchor="_Toc240387165" w:history="1">
+      <w:hyperlink w:anchor="_Toc240726259" w:history="1">
         <w:r>
           <w:rPr>
             <w:rStyle w:val="affa"/>
@@ -1162,7 +1222,7 @@
             <w:noProof/>
             <w:webHidden/>
           </w:rPr>
-          <w:instrText xml:space="preserve"> PAGEREF _Toc240387165 \h </w:instrText>
+          <w:instrText xml:space="preserve"> PAGEREF _Toc240726259 \h </w:instrText>
         </w:r>
         <w:r>
           <w:rPr>
@@ -1200,10 +1260,16 @@
           <w:tab w:val="right" w:leader="dot" w:pos="10076"/>
         </w:tabs>
         <w:rPr>
+          <w:rFonts w:asciiTheme="minorHAnsi" w:hAnsiTheme="minorHAnsi"/>
           <w:noProof/>
+          <w:kern w:val="2"/>
+          <w:sz w:val="24"/>
+          <w:szCs w:val="24"/>
+          <w:lang w:val="uk-UA" w:eastAsia="uk-UA"/>
+          <w14:ligatures w14:val="standardContextual"/>
         </w:rPr>
       </w:pPr>
-      <w:hyperlink w:anchor="_Toc240387166" w:history="1">
+      <w:hyperlink w:anchor="_Toc240726260" w:history="1">
         <w:r>
           <w:rPr>
             <w:rStyle w:val="affa"/>
@@ -1230,7 +1296,7 @@
             <w:noProof/>
             <w:webHidden/>
           </w:rPr>
-          <w:instrText xml:space="preserve"> PAGEREF _Toc240387166 \h </w:instrText>
+          <w:instrText xml:space="preserve"> PAGEREF _Toc240726260 \h </w:instrText>
         </w:r>
         <w:r>
           <w:rPr>
@@ -1268,10 +1334,16 @@
           <w:tab w:val="right" w:leader="dot" w:pos="10076"/>
         </w:tabs>
         <w:rPr>
+          <w:rFonts w:asciiTheme="minorHAnsi" w:hAnsiTheme="minorHAnsi"/>
           <w:noProof/>
+          <w:kern w:val="2"/>
+          <w:sz w:val="24"/>
+          <w:szCs w:val="24"/>
+          <w:lang w:val="uk-UA" w:eastAsia="uk-UA"/>
+          <w14:ligatures w14:val="standardContextual"/>
         </w:rPr>
       </w:pPr>
-      <w:hyperlink w:anchor="_Toc240387167" w:history="1">
+      <w:hyperlink w:anchor="_Toc240726261" w:history="1">
         <w:r>
           <w:rPr>
             <w:rStyle w:val="affa"/>
@@ -1298,7 +1370,7 @@
             <w:noProof/>
             <w:webHidden/>
           </w:rPr>
-          <w:instrText xml:space="preserve"> PAGEREF _Toc240387167 \h </w:instrText>
+          <w:instrText xml:space="preserve"> PAGEREF _Toc240726261 \h </w:instrText>
         </w:r>
         <w:r>
           <w:rPr>
@@ -1336,10 +1408,16 @@
           <w:tab w:val="right" w:leader="dot" w:pos="10076"/>
         </w:tabs>
         <w:rPr>
+          <w:rFonts w:asciiTheme="minorHAnsi" w:hAnsiTheme="minorHAnsi"/>
           <w:noProof/>
+          <w:kern w:val="2"/>
+          <w:sz w:val="24"/>
+          <w:szCs w:val="24"/>
+          <w:lang w:val="uk-UA" w:eastAsia="uk-UA"/>
+          <w14:ligatures w14:val="standardContextual"/>
         </w:rPr>
       </w:pPr>
-      <w:hyperlink w:anchor="_Toc240387168" w:history="1">
+      <w:hyperlink w:anchor="_Toc240726262" w:history="1">
         <w:r>
           <w:rPr>
             <w:rStyle w:val="affa"/>
@@ -1366,7 +1444,7 @@
             <w:noProof/>
             <w:webHidden/>
           </w:rPr>
-          <w:instrText xml:space="preserve"> PAGEREF _Toc240387168 \h </w:instrText>
+          <w:instrText xml:space="preserve"> PAGEREF _Toc240726262 \h </w:instrText>
         </w:r>
         <w:r>
           <w:rPr>
@@ -1404,10 +1482,16 @@
           <w:tab w:val="right" w:leader="dot" w:pos="10076"/>
         </w:tabs>
         <w:rPr>
+          <w:rFonts w:asciiTheme="minorHAnsi" w:hAnsiTheme="minorHAnsi"/>
           <w:noProof/>
+          <w:kern w:val="2"/>
+          <w:sz w:val="24"/>
+          <w:szCs w:val="24"/>
+          <w:lang w:val="uk-UA" w:eastAsia="uk-UA"/>
+          <w14:ligatures w14:val="standardContextual"/>
         </w:rPr>
       </w:pPr>
-      <w:hyperlink w:anchor="_Toc240387169" w:history="1">
+      <w:hyperlink w:anchor="_Toc240726263" w:history="1">
         <w:r>
           <w:rPr>
             <w:rStyle w:val="affa"/>
@@ -1434,7 +1518,7 @@
             <w:noProof/>
             <w:webHidden/>
           </w:rPr>
-          <w:instrText xml:space="preserve"> PAGEREF _Toc240387169 \h </w:instrText>
+          <w:instrText xml:space="preserve"> PAGEREF _Toc240726263 \h </w:instrText>
         </w:r>
         <w:r>
           <w:rPr>
@@ -1472,10 +1556,16 @@
           <w:tab w:val="right" w:leader="dot" w:pos="10076"/>
         </w:tabs>
         <w:rPr>
+          <w:rFonts w:asciiTheme="minorHAnsi" w:hAnsiTheme="minorHAnsi"/>
           <w:noProof/>
+          <w:kern w:val="2"/>
+          <w:sz w:val="24"/>
+          <w:szCs w:val="24"/>
+          <w:lang w:val="uk-UA" w:eastAsia="uk-UA"/>
+          <w14:ligatures w14:val="standardContextual"/>
         </w:rPr>
       </w:pPr>
-      <w:hyperlink w:anchor="_Toc240387170" w:history="1">
+      <w:hyperlink w:anchor="_Toc240726264" w:history="1">
         <w:r>
           <w:rPr>
             <w:rStyle w:val="affa"/>
@@ -1502,7 +1592,7 @@
             <w:noProof/>
             <w:webHidden/>
           </w:rPr>
-          <w:instrText xml:space="preserve"> PAGEREF _Toc240387170 \h </w:instrText>
+          <w:instrText xml:space="preserve"> PAGEREF _Toc240726264 \h </w:instrText>
         </w:r>
         <w:r>
           <w:rPr>
@@ -1540,10 +1630,16 @@
           <w:tab w:val="right" w:leader="dot" w:pos="10076"/>
         </w:tabs>
         <w:rPr>
+          <w:rFonts w:asciiTheme="minorHAnsi" w:hAnsiTheme="minorHAnsi"/>
           <w:noProof/>
+          <w:kern w:val="2"/>
+          <w:sz w:val="24"/>
+          <w:szCs w:val="24"/>
+          <w:lang w:val="uk-UA" w:eastAsia="uk-UA"/>
+          <w14:ligatures w14:val="standardContextual"/>
         </w:rPr>
       </w:pPr>
-      <w:hyperlink w:anchor="_Toc240387171" w:history="1">
+      <w:hyperlink w:anchor="_Toc240726265" w:history="1">
         <w:r>
           <w:rPr>
             <w:rStyle w:val="affa"/>
@@ -1570,7 +1666,7 @@
             <w:noProof/>
             <w:webHidden/>
           </w:rPr>
-          <w:instrText xml:space="preserve"> PAGEREF _Toc240387171 \h </w:instrText>
+          <w:instrText xml:space="preserve"> PAGEREF _Toc240726265 \h </w:instrText>
         </w:r>
         <w:r>
           <w:rPr>
@@ -1608,10 +1704,16 @@
           <w:tab w:val="right" w:leader="dot" w:pos="10076"/>
         </w:tabs>
         <w:rPr>
+          <w:rFonts w:asciiTheme="minorHAnsi" w:hAnsiTheme="minorHAnsi"/>
           <w:noProof/>
+          <w:kern w:val="2"/>
+          <w:sz w:val="24"/>
+          <w:szCs w:val="24"/>
+          <w:lang w:val="uk-UA" w:eastAsia="uk-UA"/>
+          <w14:ligatures w14:val="standardContextual"/>
         </w:rPr>
       </w:pPr>
-      <w:hyperlink w:anchor="_Toc240387172" w:history="1">
+      <w:hyperlink w:anchor="_Toc240726266" w:history="1">
         <w:r>
           <w:rPr>
             <w:rStyle w:val="affa"/>
@@ -1638,7 +1740,7 @@
             <w:noProof/>
             <w:webHidden/>
           </w:rPr>
-          <w:instrText xml:space="preserve"> PAGEREF _Toc240387172 \h </w:instrText>
+          <w:instrText xml:space="preserve"> PAGEREF _Toc240726266 \h </w:instrText>
         </w:r>
         <w:r>
           <w:rPr>
@@ -1676,10 +1778,16 @@
           <w:tab w:val="right" w:leader="dot" w:pos="10076"/>
         </w:tabs>
         <w:rPr>
+          <w:rFonts w:asciiTheme="minorHAnsi" w:hAnsiTheme="minorHAnsi"/>
           <w:noProof/>
+          <w:kern w:val="2"/>
+          <w:sz w:val="24"/>
+          <w:szCs w:val="24"/>
+          <w:lang w:val="uk-UA" w:eastAsia="uk-UA"/>
+          <w14:ligatures w14:val="standardContextual"/>
         </w:rPr>
       </w:pPr>
-      <w:hyperlink w:anchor="_Toc240387173" w:history="1">
+      <w:hyperlink w:anchor="_Toc240726267" w:history="1">
         <w:r>
           <w:rPr>
             <w:rStyle w:val="affa"/>
@@ -1706,7 +1814,7 @@
             <w:noProof/>
             <w:webHidden/>
           </w:rPr>
-          <w:instrText xml:space="preserve"> PAGEREF _Toc240387173 \h </w:instrText>
+          <w:instrText xml:space="preserve"> PAGEREF _Toc240726267 \h </w:instrText>
         </w:r>
         <w:r>
           <w:rPr>
@@ -1744,10 +1852,16 @@
           <w:tab w:val="right" w:leader="dot" w:pos="10076"/>
         </w:tabs>
         <w:rPr>
+          <w:rFonts w:asciiTheme="minorHAnsi" w:hAnsiTheme="minorHAnsi"/>
           <w:noProof/>
+          <w:kern w:val="2"/>
+          <w:sz w:val="24"/>
+          <w:szCs w:val="24"/>
+          <w:lang w:val="uk-UA" w:eastAsia="uk-UA"/>
+          <w14:ligatures w14:val="standardContextual"/>
         </w:rPr>
       </w:pPr>
-      <w:hyperlink w:anchor="_Toc240387174" w:history="1">
+      <w:hyperlink w:anchor="_Toc240726268" w:history="1">
         <w:r>
           <w:rPr>
             <w:rStyle w:val="affa"/>
@@ -1774,7 +1888,7 @@
             <w:noProof/>
             <w:webHidden/>
           </w:rPr>
-          <w:instrText xml:space="preserve"> PAGEREF _Toc240387174 \h </w:instrText>
+          <w:instrText xml:space="preserve"> PAGEREF _Toc240726268 \h </w:instrText>
         </w:r>
         <w:r>
           <w:rPr>
@@ -1812,10 +1926,16 @@
           <w:tab w:val="right" w:leader="dot" w:pos="10076"/>
         </w:tabs>
         <w:rPr>
+          <w:rFonts w:asciiTheme="minorHAnsi" w:hAnsiTheme="minorHAnsi"/>
           <w:noProof/>
+          <w:kern w:val="2"/>
+          <w:sz w:val="24"/>
+          <w:szCs w:val="24"/>
+          <w:lang w:val="uk-UA" w:eastAsia="uk-UA"/>
+          <w14:ligatures w14:val="standardContextual"/>
         </w:rPr>
       </w:pPr>
-      <w:hyperlink w:anchor="_Toc240387175" w:history="1">
+      <w:hyperlink w:anchor="_Toc240726269" w:history="1">
         <w:r>
           <w:rPr>
             <w:rStyle w:val="affa"/>
@@ -1842,7 +1962,7 @@
             <w:noProof/>
             <w:webHidden/>
           </w:rPr>
-          <w:instrText xml:space="preserve"> PAGEREF _Toc240387175 \h </w:instrText>
+          <w:instrText xml:space="preserve"> PAGEREF _Toc240726269 \h </w:instrText>
         </w:r>
         <w:r>
           <w:rPr>
@@ -1880,10 +2000,16 @@
           <w:tab w:val="right" w:leader="dot" w:pos="10076"/>
         </w:tabs>
         <w:rPr>
+          <w:rFonts w:asciiTheme="minorHAnsi" w:hAnsiTheme="minorHAnsi"/>
           <w:noProof/>
+          <w:kern w:val="2"/>
+          <w:sz w:val="24"/>
+          <w:szCs w:val="24"/>
+          <w:lang w:val="uk-UA" w:eastAsia="uk-UA"/>
+          <w14:ligatures w14:val="standardContextual"/>
         </w:rPr>
       </w:pPr>
-      <w:hyperlink w:anchor="_Toc240387176" w:history="1">
+      <w:hyperlink w:anchor="_Toc240726270" w:history="1">
         <w:r>
           <w:rPr>
             <w:rStyle w:val="affa"/>
@@ -1910,7 +2036,7 @@
             <w:noProof/>
             <w:webHidden/>
           </w:rPr>
-          <w:instrText xml:space="preserve"> PAGEREF _Toc240387176 \h </w:instrText>
+          <w:instrText xml:space="preserve"> PAGEREF _Toc240726270 \h </w:instrText>
         </w:r>
         <w:r>
           <w:rPr>
@@ -1948,10 +2074,16 @@
           <w:tab w:val="right" w:leader="dot" w:pos="10076"/>
         </w:tabs>
         <w:rPr>
+          <w:rFonts w:asciiTheme="minorHAnsi" w:hAnsiTheme="minorHAnsi"/>
           <w:noProof/>
+          <w:kern w:val="2"/>
+          <w:sz w:val="24"/>
+          <w:szCs w:val="24"/>
+          <w:lang w:val="uk-UA" w:eastAsia="uk-UA"/>
+          <w14:ligatures w14:val="standardContextual"/>
         </w:rPr>
       </w:pPr>
-      <w:hyperlink w:anchor="_Toc240387177" w:history="1">
+      <w:hyperlink w:anchor="_Toc240726271" w:history="1">
         <w:r>
           <w:rPr>
             <w:rStyle w:val="affa"/>
@@ -1978,7 +2110,7 @@
             <w:noProof/>
             <w:webHidden/>
           </w:rPr>
-          <w:instrText xml:space="preserve"> PAGEREF _Toc240387177 \h </w:instrText>
+          <w:instrText xml:space="preserve"> PAGEREF _Toc240726271 \h </w:instrText>
         </w:r>
         <w:r>
           <w:rPr>
@@ -2016,10 +2148,16 @@
           <w:tab w:val="right" w:leader="dot" w:pos="10076"/>
         </w:tabs>
         <w:rPr>
+          <w:rFonts w:asciiTheme="minorHAnsi" w:hAnsiTheme="minorHAnsi"/>
           <w:noProof/>
+          <w:kern w:val="2"/>
+          <w:sz w:val="24"/>
+          <w:szCs w:val="24"/>
+          <w:lang w:val="uk-UA" w:eastAsia="uk-UA"/>
+          <w14:ligatures w14:val="standardContextual"/>
         </w:rPr>
       </w:pPr>
-      <w:hyperlink w:anchor="_Toc240387178" w:history="1">
+      <w:hyperlink w:anchor="_Toc240726272" w:history="1">
         <w:r>
           <w:rPr>
             <w:rStyle w:val="affa"/>
@@ -2046,7 +2184,7 @@
             <w:noProof/>
             <w:webHidden/>
           </w:rPr>
-          <w:instrText xml:space="preserve"> PAGEREF _Toc240387178 \h </w:instrText>
+          <w:instrText xml:space="preserve"> PAGEREF _Toc240726272 \h </w:instrText>
         </w:r>
         <w:r>
           <w:rPr>
@@ -2084,16 +2222,22 @@
           <w:tab w:val="right" w:leader="dot" w:pos="10076"/>
         </w:tabs>
         <w:rPr>
+          <w:rFonts w:asciiTheme="minorHAnsi" w:hAnsiTheme="minorHAnsi"/>
           <w:noProof/>
+          <w:kern w:val="2"/>
+          <w:sz w:val="24"/>
+          <w:szCs w:val="24"/>
+          <w:lang w:val="uk-UA" w:eastAsia="uk-UA"/>
+          <w14:ligatures w14:val="standardContextual"/>
         </w:rPr>
       </w:pPr>
-      <w:hyperlink w:anchor="_Toc240387179" w:history="1">
+      <w:hyperlink w:anchor="_Toc240726273" w:history="1">
         <w:r>
           <w:rPr>
             <w:rStyle w:val="affa"/>
             <w:noProof/>
           </w:rPr>
-          <w:t>US-014 Змінити статус картки малою командою</w:t>
+          <w:t>US-013A Групувати і впорядковувати завдання скоупу</w:t>
         </w:r>
         <w:r>
           <w:rPr>
@@ -2114,7 +2258,7 @@
             <w:noProof/>
             <w:webHidden/>
           </w:rPr>
-          <w:instrText xml:space="preserve"> PAGEREF _Toc240387179 \h </w:instrText>
+          <w:instrText xml:space="preserve"> PAGEREF _Toc240726273 \h </w:instrText>
         </w:r>
         <w:r>
           <w:rPr>
@@ -2152,16 +2296,22 @@
           <w:tab w:val="right" w:leader="dot" w:pos="10076"/>
         </w:tabs>
         <w:rPr>
+          <w:rFonts w:asciiTheme="minorHAnsi" w:hAnsiTheme="minorHAnsi"/>
           <w:noProof/>
+          <w:kern w:val="2"/>
+          <w:sz w:val="24"/>
+          <w:szCs w:val="24"/>
+          <w:lang w:val="uk-UA" w:eastAsia="uk-UA"/>
+          <w14:ligatures w14:val="standardContextual"/>
         </w:rPr>
       </w:pPr>
-      <w:hyperlink w:anchor="_Toc240387180" w:history="1">
+      <w:hyperlink w:anchor="_Toc240726274" w:history="1">
         <w:r>
           <w:rPr>
             <w:rStyle w:val="affa"/>
             <w:noProof/>
           </w:rPr>
-          <w:t>US-015 Перенести картку в порожній період</w:t>
+          <w:t>US-014 Змінити статус картки малою командою</w:t>
         </w:r>
         <w:r>
           <w:rPr>
@@ -2182,7 +2332,7 @@
             <w:noProof/>
             <w:webHidden/>
           </w:rPr>
-          <w:instrText xml:space="preserve"> PAGEREF _Toc240387180 \h </w:instrText>
+          <w:instrText xml:space="preserve"> PAGEREF _Toc240726274 \h </w:instrText>
         </w:r>
         <w:r>
           <w:rPr>
@@ -2220,10 +2370,90 @@
           <w:tab w:val="right" w:leader="dot" w:pos="10076"/>
         </w:tabs>
         <w:rPr>
+          <w:rFonts w:asciiTheme="minorHAnsi" w:hAnsiTheme="minorHAnsi"/>
           <w:noProof/>
+          <w:kern w:val="2"/>
+          <w:sz w:val="24"/>
+          <w:szCs w:val="24"/>
+          <w:lang w:val="uk-UA" w:eastAsia="uk-UA"/>
+          <w14:ligatures w14:val="standardContextual"/>
         </w:rPr>
       </w:pPr>
-      <w:hyperlink w:anchor="_Toc240387181" w:history="1">
+      <w:hyperlink w:anchor="_Toc240726275" w:history="1">
+        <w:r>
+          <w:rPr>
+            <w:rStyle w:val="affa"/>
+            <w:noProof/>
+          </w:rPr>
+          <w:t>US-015 Перенести картку в порожній період</w:t>
+        </w:r>
+        <w:r>
+          <w:rPr>
+            <w:noProof/>
+            <w:webHidden/>
+          </w:rPr>
+          <w:tab/>
+        </w:r>
+        <w:r>
+          <w:rPr>
+            <w:noProof/>
+            <w:webHidden/>
+          </w:rPr>
+          <w:fldChar w:fldCharType="begin"/>
+        </w:r>
+        <w:r>
+          <w:rPr>
+            <w:noProof/>
+            <w:webHidden/>
+          </w:rPr>
+          <w:instrText xml:space="preserve"> PAGEREF _Toc240726275 \h </w:instrText>
+        </w:r>
+        <w:r>
+          <w:rPr>
+            <w:noProof/>
+            <w:webHidden/>
+          </w:rPr>
+        </w:r>
+        <w:r>
+          <w:rPr>
+            <w:noProof/>
+            <w:webHidden/>
+          </w:rPr>
+          <w:fldChar w:fldCharType="separate"/>
+        </w:r>
+        <w:r>
+          <w:rPr>
+            <w:noProof/>
+            <w:webHidden/>
+          </w:rPr>
+          <w:t>24</w:t>
+        </w:r>
+        <w:r>
+          <w:rPr>
+            <w:noProof/>
+            <w:webHidden/>
+          </w:rPr>
+          <w:fldChar w:fldCharType="end"/>
+        </w:r>
+      </w:hyperlink>
+    </w:p>
+    <w:p>
+      <w:pPr>
+        <w:pStyle w:val="2f1"/>
+        <w:tabs>
+          <w:tab w:val="right" w:leader="dot" w:pos="10076"/>
+        </w:tabs>
+        <w:rPr>
+          <w:rFonts w:asciiTheme="minorHAnsi" w:hAnsiTheme="minorHAnsi"/>
+          <w:noProof/>
+          <w:kern w:val="2"/>
+          <w:sz w:val="24"/>
+          <w:szCs w:val="24"/>
+          <w:lang w:val="uk-UA" w:eastAsia="uk-UA"/>
+          <w14:ligatures w14:val="standardContextual"/>
+        </w:rPr>
+      </w:pPr>
+      <w:hyperlink w:anchor="_Toc240726276" w:history="1">
         <w:r>
           <w:rPr>
             <w:rStyle w:val="affa"/>
@@ -2250,7 +2480,7 @@
             <w:noProof/>
             <w:webHidden/>
           </w:rPr>
-          <w:instrText xml:space="preserve"> PAGEREF _Toc240387181 \h </w:instrText>
+          <w:instrText xml:space="preserve"> PAGEREF _Toc240726276 \h </w:instrText>
         </w:r>
         <w:r>
           <w:rPr>
@@ -2288,10 +2518,16 @@
           <w:tab w:val="right" w:leader="dot" w:pos="10076"/>
         </w:tabs>
         <w:rPr>
+          <w:rFonts w:asciiTheme="minorHAnsi" w:hAnsiTheme="minorHAnsi"/>
           <w:noProof/>
+          <w:kern w:val="2"/>
+          <w:sz w:val="24"/>
+          <w:szCs w:val="24"/>
+          <w:lang w:val="uk-UA" w:eastAsia="uk-UA"/>
+          <w14:ligatures w14:val="standardContextual"/>
         </w:rPr>
       </w:pPr>
-      <w:hyperlink w:anchor="_Toc240387182" w:history="1">
+      <w:hyperlink w:anchor="_Toc240726277" w:history="1">
         <w:r>
           <w:rPr>
             <w:rStyle w:val="affa"/>
@@ -2318,7 +2554,7 @@
             <w:noProof/>
             <w:webHidden/>
           </w:rPr>
-          <w:instrText xml:space="preserve"> PAGEREF _Toc240387182 \h </w:instrText>
+          <w:instrText xml:space="preserve"> PAGEREF _Toc240726277 \h </w:instrText>
         </w:r>
         <w:r>
           <w:rPr>
@@ -2356,10 +2592,16 @@
           <w:tab w:val="right" w:leader="dot" w:pos="10076"/>
         </w:tabs>
         <w:rPr>
+          <w:rFonts w:asciiTheme="minorHAnsi" w:hAnsiTheme="minorHAnsi"/>
           <w:noProof/>
+          <w:kern w:val="2"/>
+          <w:sz w:val="24"/>
+          <w:szCs w:val="24"/>
+          <w:lang w:val="uk-UA" w:eastAsia="uk-UA"/>
+          <w14:ligatures w14:val="standardContextual"/>
         </w:rPr>
       </w:pPr>
-      <w:hyperlink w:anchor="_Toc240387183" w:history="1">
+      <w:hyperlink w:anchor="_Toc240726278" w:history="1">
         <w:r>
           <w:rPr>
             <w:rStyle w:val="affa"/>
@@ -2386,7 +2628,7 @@
             <w:noProof/>
             <w:webHidden/>
           </w:rPr>
-          <w:instrText xml:space="preserve"> PAGEREF _Toc240387183 \h </w:instrText>
+          <w:instrText xml:space="preserve"> PAGEREF _Toc240726278 \h </w:instrText>
         </w:r>
         <w:r>
           <w:rPr>
@@ -2424,10 +2666,16 @@
           <w:tab w:val="right" w:leader="dot" w:pos="10076"/>
         </w:tabs>
         <w:rPr>
+          <w:rFonts w:asciiTheme="minorHAnsi" w:hAnsiTheme="minorHAnsi"/>
           <w:noProof/>
+          <w:kern w:val="2"/>
+          <w:sz w:val="24"/>
+          <w:szCs w:val="24"/>
+          <w:lang w:val="uk-UA" w:eastAsia="uk-UA"/>
+          <w14:ligatures w14:val="standardContextual"/>
         </w:rPr>
       </w:pPr>
-      <w:hyperlink w:anchor="_Toc240387184" w:history="1">
+      <w:hyperlink w:anchor="_Toc240726279" w:history="1">
         <w:r>
           <w:rPr>
             <w:rStyle w:val="affa"/>
@@ -2454,7 +2702,7 @@
             <w:noProof/>
             <w:webHidden/>
           </w:rPr>
-          <w:instrText xml:space="preserve"> PAGEREF _Toc240387184 \h </w:instrText>
+          <w:instrText xml:space="preserve"> PAGEREF _Toc240726279 \h </w:instrText>
         </w:r>
         <w:r>
           <w:rPr>
@@ -2492,10 +2740,16 @@
           <w:tab w:val="right" w:leader="dot" w:pos="10076"/>
         </w:tabs>
         <w:rPr>
+          <w:rFonts w:asciiTheme="minorHAnsi" w:hAnsiTheme="minorHAnsi"/>
           <w:noProof/>
+          <w:kern w:val="2"/>
+          <w:sz w:val="24"/>
+          <w:szCs w:val="24"/>
+          <w:lang w:val="uk-UA" w:eastAsia="uk-UA"/>
+          <w14:ligatures w14:val="standardContextual"/>
         </w:rPr>
       </w:pPr>
-      <w:hyperlink w:anchor="_Toc240387185" w:history="1">
+      <w:hyperlink w:anchor="_Toc240726280" w:history="1">
         <w:r>
           <w:rPr>
             <w:rStyle w:val="affa"/>
@@ -2522,75 +2776,7 @@
             <w:noProof/>
             <w:webHidden/>
           </w:rPr>
-          <w:instrText xml:space="preserve"> PAGEREF _Toc240387185 \h </w:instrText>
-        </w:r>
-        <w:r>
-          <w:rPr>
-            <w:noProof/>
-            <w:webHidden/>
-          </w:rPr>
-        </w:r>
-        <w:r>
-          <w:rPr>
-            <w:noProof/>
-            <w:webHidden/>
-          </w:rPr>
-          <w:fldChar w:fldCharType="separate"/>
-        </w:r>
-        <w:r>
-          <w:rPr>
-            <w:noProof/>
-            <w:webHidden/>
-          </w:rPr>
-          <w:t>27</w:t>
-        </w:r>
-        <w:r>
-          <w:rPr>
-            <w:noProof/>
-            <w:webHidden/>
-          </w:rPr>
-          <w:fldChar w:fldCharType="end"/>
-        </w:r>
-      </w:hyperlink>
-    </w:p>
-    <w:p>
-      <w:pPr>
-        <w:pStyle w:val="2f1"/>
-        <w:tabs>
-          <w:tab w:val="right" w:leader="dot" w:pos="10076"/>
-        </w:tabs>
-        <w:rPr>
-          <w:noProof/>
-        </w:rPr>
-      </w:pPr>
-      <w:hyperlink w:anchor="_Toc240387186" w:history="1">
-        <w:r>
-          <w:rPr>
-            <w:rStyle w:val="affa"/>
-            <w:noProof/>
-          </w:rPr>
-          <w:t>US-021 Бачити пояснення блокування завершеного scope або архіву</w:t>
-        </w:r>
-        <w:r>
-          <w:rPr>
-            <w:noProof/>
-            <w:webHidden/>
-          </w:rPr>
-          <w:tab/>
-        </w:r>
-        <w:r>
-          <w:rPr>
-            <w:noProof/>
-            <w:webHidden/>
-          </w:rPr>
-          <w:fldChar w:fldCharType="begin"/>
-        </w:r>
-        <w:r>
-          <w:rPr>
-            <w:noProof/>
-            <w:webHidden/>
-          </w:rPr>
-          <w:instrText xml:space="preserve"> PAGEREF _Toc240387186 \h </w:instrText>
+          <w:instrText xml:space="preserve"> PAGEREF _Toc240726280 \h </w:instrText>
         </w:r>
         <w:r>
           <w:rPr>
@@ -2628,10 +2814,90 @@
           <w:tab w:val="right" w:leader="dot" w:pos="10076"/>
         </w:tabs>
         <w:rPr>
+          <w:rFonts w:asciiTheme="minorHAnsi" w:hAnsiTheme="minorHAnsi"/>
           <w:noProof/>
+          <w:kern w:val="2"/>
+          <w:sz w:val="24"/>
+          <w:szCs w:val="24"/>
+          <w:lang w:val="uk-UA" w:eastAsia="uk-UA"/>
+          <w14:ligatures w14:val="standardContextual"/>
         </w:rPr>
       </w:pPr>
-      <w:hyperlink w:anchor="_Toc240387187" w:history="1">
+      <w:hyperlink w:anchor="_Toc240726281" w:history="1">
+        <w:r>
+          <w:rPr>
+            <w:rStyle w:val="affa"/>
+            <w:noProof/>
+          </w:rPr>
+          <w:t>US-021 Бачити пояснення блокування завершеного scope або архіву</w:t>
+        </w:r>
+        <w:r>
+          <w:rPr>
+            <w:noProof/>
+            <w:webHidden/>
+          </w:rPr>
+          <w:tab/>
+        </w:r>
+        <w:r>
+          <w:rPr>
+            <w:noProof/>
+            <w:webHidden/>
+          </w:rPr>
+          <w:fldChar w:fldCharType="begin"/>
+        </w:r>
+        <w:r>
+          <w:rPr>
+            <w:noProof/>
+            <w:webHidden/>
+          </w:rPr>
+          <w:instrText xml:space="preserve"> PAGEREF _Toc240726281 \h </w:instrText>
+        </w:r>
+        <w:r>
+          <w:rPr>
+            <w:noProof/>
+            <w:webHidden/>
+          </w:rPr>
+        </w:r>
+        <w:r>
+          <w:rPr>
+            <w:noProof/>
+            <w:webHidden/>
+          </w:rPr>
+          <w:fldChar w:fldCharType="separate"/>
+        </w:r>
+        <w:r>
+          <w:rPr>
+            <w:noProof/>
+            <w:webHidden/>
+          </w:rPr>
+          <w:t>28</w:t>
+        </w:r>
+        <w:r>
+          <w:rPr>
+            <w:noProof/>
+            <w:webHidden/>
+          </w:rPr>
+          <w:fldChar w:fldCharType="end"/>
+        </w:r>
+      </w:hyperlink>
+    </w:p>
+    <w:p>
+      <w:pPr>
+        <w:pStyle w:val="2f1"/>
+        <w:tabs>
+          <w:tab w:val="right" w:leader="dot" w:pos="10076"/>
+        </w:tabs>
+        <w:rPr>
+          <w:rFonts w:asciiTheme="minorHAnsi" w:hAnsiTheme="minorHAnsi"/>
+          <w:noProof/>
+          <w:kern w:val="2"/>
+          <w:sz w:val="24"/>
+          <w:szCs w:val="24"/>
+          <w:lang w:val="uk-UA" w:eastAsia="uk-UA"/>
+          <w14:ligatures w14:val="standardContextual"/>
+        </w:rPr>
+      </w:pPr>
+      <w:hyperlink w:anchor="_Toc240726282" w:history="1">
         <w:r>
           <w:rPr>
             <w:rStyle w:val="affa"/>
@@ -2658,7 +2924,7 @@
             <w:noProof/>
             <w:webHidden/>
           </w:rPr>
-          <w:instrText xml:space="preserve"> PAGEREF _Toc240387187 \h </w:instrText>
+          <w:instrText xml:space="preserve"> PAGEREF _Toc240726282 \h </w:instrText>
         </w:r>
         <w:r>
           <w:rPr>
@@ -2696,10 +2962,16 @@
           <w:tab w:val="right" w:leader="dot" w:pos="10076"/>
         </w:tabs>
         <w:rPr>
+          <w:rFonts w:asciiTheme="minorHAnsi" w:hAnsiTheme="minorHAnsi"/>
           <w:noProof/>
+          <w:kern w:val="2"/>
+          <w:sz w:val="24"/>
+          <w:szCs w:val="24"/>
+          <w:lang w:val="uk-UA" w:eastAsia="uk-UA"/>
+          <w14:ligatures w14:val="standardContextual"/>
         </w:rPr>
       </w:pPr>
-      <w:hyperlink w:anchor="_Toc240387188" w:history="1">
+      <w:hyperlink w:anchor="_Toc240726283" w:history="1">
         <w:r>
           <w:rPr>
             <w:rStyle w:val="affa"/>
@@ -2726,7 +2998,7 @@
             <w:noProof/>
             <w:webHidden/>
           </w:rPr>
-          <w:instrText xml:space="preserve"> PAGEREF _Toc240387188 \h </w:instrText>
+          <w:instrText xml:space="preserve"> PAGEREF _Toc240726283 \h </w:instrText>
         </w:r>
         <w:r>
           <w:rPr>
@@ -2764,10 +3036,16 @@
           <w:tab w:val="right" w:leader="dot" w:pos="10076"/>
         </w:tabs>
         <w:rPr>
+          <w:rFonts w:asciiTheme="minorHAnsi" w:hAnsiTheme="minorHAnsi"/>
           <w:noProof/>
+          <w:kern w:val="2"/>
+          <w:sz w:val="24"/>
+          <w:szCs w:val="24"/>
+          <w:lang w:val="uk-UA" w:eastAsia="uk-UA"/>
+          <w14:ligatures w14:val="standardContextual"/>
         </w:rPr>
       </w:pPr>
-      <w:hyperlink w:anchor="_Toc240387189" w:history="1">
+      <w:hyperlink w:anchor="_Toc240726284" w:history="1">
         <w:r>
           <w:rPr>
             <w:rStyle w:val="affa"/>
@@ -2794,7 +3072,7 @@
             <w:noProof/>
             <w:webHidden/>
           </w:rPr>
-          <w:instrText xml:space="preserve"> PAGEREF _Toc240387189 \h </w:instrText>
+          <w:instrText xml:space="preserve"> PAGEREF _Toc240726284 \h </w:instrText>
         </w:r>
         <w:r>
           <w:rPr>
@@ -2832,10 +3110,16 @@
           <w:tab w:val="right" w:leader="dot" w:pos="10076"/>
         </w:tabs>
         <w:rPr>
+          <w:rFonts w:asciiTheme="minorHAnsi" w:hAnsiTheme="minorHAnsi"/>
           <w:noProof/>
+          <w:kern w:val="2"/>
+          <w:sz w:val="24"/>
+          <w:szCs w:val="24"/>
+          <w:lang w:val="uk-UA" w:eastAsia="uk-UA"/>
+          <w14:ligatures w14:val="standardContextual"/>
         </w:rPr>
       </w:pPr>
-      <w:hyperlink w:anchor="_Toc240387190" w:history="1">
+      <w:hyperlink w:anchor="_Toc240726285" w:history="1">
         <w:r>
           <w:rPr>
             <w:rStyle w:val="affa"/>
@@ -2862,75 +3146,7 @@
             <w:noProof/>
             <w:webHidden/>
           </w:rPr>
-          <w:instrText xml:space="preserve"> PAGEREF _Toc240387190 \h </w:instrText>
-        </w:r>
-        <w:r>
-          <w:rPr>
-            <w:noProof/>
-            <w:webHidden/>
-          </w:rPr>
-        </w:r>
-        <w:r>
-          <w:rPr>
-            <w:noProof/>
-            <w:webHidden/>
-          </w:rPr>
-          <w:fldChar w:fldCharType="separate"/>
-        </w:r>
-        <w:r>
-          <w:rPr>
-            <w:noProof/>
-            <w:webHidden/>
-          </w:rPr>
-          <w:t>30</w:t>
-        </w:r>
-        <w:r>
-          <w:rPr>
-            <w:noProof/>
-            <w:webHidden/>
-          </w:rPr>
-          <w:fldChar w:fldCharType="end"/>
-        </w:r>
-      </w:hyperlink>
-    </w:p>
-    <w:p>
-      <w:pPr>
-        <w:pStyle w:val="2f1"/>
-        <w:tabs>
-          <w:tab w:val="right" w:leader="dot" w:pos="10076"/>
-        </w:tabs>
-        <w:rPr>
-          <w:noProof/>
-        </w:rPr>
-      </w:pPr>
-      <w:hyperlink w:anchor="_Toc240387191" w:history="1">
-        <w:r>
-          <w:rPr>
-            <w:rStyle w:val="affa"/>
-            <w:noProof/>
-          </w:rPr>
-          <w:t>US-026 Керувати підрозділами й capacity</w:t>
-        </w:r>
-        <w:r>
-          <w:rPr>
-            <w:noProof/>
-            <w:webHidden/>
-          </w:rPr>
-          <w:tab/>
-        </w:r>
-        <w:r>
-          <w:rPr>
-            <w:noProof/>
-            <w:webHidden/>
-          </w:rPr>
-          <w:fldChar w:fldCharType="begin"/>
-        </w:r>
-        <w:r>
-          <w:rPr>
-            <w:noProof/>
-            <w:webHidden/>
-          </w:rPr>
-          <w:instrText xml:space="preserve"> PAGEREF _Toc240387191 \h </w:instrText>
+          <w:instrText xml:space="preserve"> PAGEREF _Toc240726285 \h </w:instrText>
         </w:r>
         <w:r>
           <w:rPr>
@@ -2968,10 +3184,90 @@
           <w:tab w:val="right" w:leader="dot" w:pos="10076"/>
         </w:tabs>
         <w:rPr>
+          <w:rFonts w:asciiTheme="minorHAnsi" w:hAnsiTheme="minorHAnsi"/>
           <w:noProof/>
+          <w:kern w:val="2"/>
+          <w:sz w:val="24"/>
+          <w:szCs w:val="24"/>
+          <w:lang w:val="uk-UA" w:eastAsia="uk-UA"/>
+          <w14:ligatures w14:val="standardContextual"/>
         </w:rPr>
       </w:pPr>
-      <w:hyperlink w:anchor="_Toc240387192" w:history="1">
+      <w:hyperlink w:anchor="_Toc240726286" w:history="1">
+        <w:r>
+          <w:rPr>
+            <w:rStyle w:val="affa"/>
+            <w:noProof/>
+          </w:rPr>
+          <w:t>US-026 Керувати підрозділами й capacity</w:t>
+        </w:r>
+        <w:r>
+          <w:rPr>
+            <w:noProof/>
+            <w:webHidden/>
+          </w:rPr>
+          <w:tab/>
+        </w:r>
+        <w:r>
+          <w:rPr>
+            <w:noProof/>
+            <w:webHidden/>
+          </w:rPr>
+          <w:fldChar w:fldCharType="begin"/>
+        </w:r>
+        <w:r>
+          <w:rPr>
+            <w:noProof/>
+            <w:webHidden/>
+          </w:rPr>
+          <w:instrText xml:space="preserve"> PAGEREF _Toc240726286 \h </w:instrText>
+        </w:r>
+        <w:r>
+          <w:rPr>
+            <w:noProof/>
+            <w:webHidden/>
+          </w:rPr>
+        </w:r>
+        <w:r>
+          <w:rPr>
+            <w:noProof/>
+            <w:webHidden/>
+          </w:rPr>
+          <w:fldChar w:fldCharType="separate"/>
+        </w:r>
+        <w:r>
+          <w:rPr>
+            <w:noProof/>
+            <w:webHidden/>
+          </w:rPr>
+          <w:t>31</w:t>
+        </w:r>
+        <w:r>
+          <w:rPr>
+            <w:noProof/>
+            <w:webHidden/>
+          </w:rPr>
+          <w:fldChar w:fldCharType="end"/>
+        </w:r>
+      </w:hyperlink>
+    </w:p>
+    <w:p>
+      <w:pPr>
+        <w:pStyle w:val="2f1"/>
+        <w:tabs>
+          <w:tab w:val="right" w:leader="dot" w:pos="10076"/>
+        </w:tabs>
+        <w:rPr>
+          <w:rFonts w:asciiTheme="minorHAnsi" w:hAnsiTheme="minorHAnsi"/>
+          <w:noProof/>
+          <w:kern w:val="2"/>
+          <w:sz w:val="24"/>
+          <w:szCs w:val="24"/>
+          <w:lang w:val="uk-UA" w:eastAsia="uk-UA"/>
+          <w14:ligatures w14:val="standardContextual"/>
+        </w:rPr>
+      </w:pPr>
+      <w:hyperlink w:anchor="_Toc240726287" w:history="1">
         <w:r>
           <w:rPr>
             <w:rStyle w:val="affa"/>
@@ -2998,7 +3294,7 @@
             <w:noProof/>
             <w:webHidden/>
           </w:rPr>
-          <w:instrText xml:space="preserve"> PAGEREF _Toc240387192 \h </w:instrText>
+          <w:instrText xml:space="preserve"> PAGEREF _Toc240726287 \h </w:instrText>
         </w:r>
         <w:r>
           <w:rPr>
@@ -3036,10 +3332,16 @@
           <w:tab w:val="right" w:leader="dot" w:pos="10076"/>
         </w:tabs>
         <w:rPr>
+          <w:rFonts w:asciiTheme="minorHAnsi" w:hAnsiTheme="minorHAnsi"/>
           <w:noProof/>
+          <w:kern w:val="2"/>
+          <w:sz w:val="24"/>
+          <w:szCs w:val="24"/>
+          <w:lang w:val="uk-UA" w:eastAsia="uk-UA"/>
+          <w14:ligatures w14:val="standardContextual"/>
         </w:rPr>
       </w:pPr>
-      <w:hyperlink w:anchor="_Toc240387193" w:history="1">
+      <w:hyperlink w:anchor="_Toc240726288" w:history="1">
         <w:r>
           <w:rPr>
             <w:rStyle w:val="affa"/>
@@ -3066,7 +3368,7 @@
             <w:noProof/>
             <w:webHidden/>
           </w:rPr>
-          <w:instrText xml:space="preserve"> PAGEREF _Toc240387193 \h </w:instrText>
+          <w:instrText xml:space="preserve"> PAGEREF _Toc240726288 \h </w:instrText>
         </w:r>
         <w:r>
           <w:rPr>
@@ -3104,10 +3406,16 @@
           <w:tab w:val="right" w:leader="dot" w:pos="10076"/>
         </w:tabs>
         <w:rPr>
+          <w:rFonts w:asciiTheme="minorHAnsi" w:hAnsiTheme="minorHAnsi"/>
           <w:noProof/>
+          <w:kern w:val="2"/>
+          <w:sz w:val="24"/>
+          <w:szCs w:val="24"/>
+          <w:lang w:val="uk-UA" w:eastAsia="uk-UA"/>
+          <w14:ligatures w14:val="standardContextual"/>
         </w:rPr>
       </w:pPr>
-      <w:hyperlink w:anchor="_Toc240387194" w:history="1">
+      <w:hyperlink w:anchor="_Toc240726289" w:history="1">
         <w:r>
           <w:rPr>
             <w:rStyle w:val="affa"/>
@@ -3134,7 +3442,7 @@
             <w:noProof/>
             <w:webHidden/>
           </w:rPr>
-          <w:instrText xml:space="preserve"> PAGEREF _Toc240387194 \h </w:instrText>
+          <w:instrText xml:space="preserve"> PAGEREF _Toc240726289 \h </w:instrText>
         </w:r>
         <w:r>
           <w:rPr>
@@ -3172,10 +3480,16 @@
           <w:tab w:val="right" w:leader="dot" w:pos="10076"/>
         </w:tabs>
         <w:rPr>
+          <w:rFonts w:asciiTheme="minorHAnsi" w:hAnsiTheme="minorHAnsi"/>
           <w:noProof/>
+          <w:kern w:val="2"/>
+          <w:sz w:val="24"/>
+          <w:szCs w:val="24"/>
+          <w:lang w:val="uk-UA" w:eastAsia="uk-UA"/>
+          <w14:ligatures w14:val="standardContextual"/>
         </w:rPr>
       </w:pPr>
-      <w:hyperlink w:anchor="_Toc240387195" w:history="1">
+      <w:hyperlink w:anchor="_Toc240726290" w:history="1">
         <w:r>
           <w:rPr>
             <w:rStyle w:val="affa"/>
@@ -3202,75 +3516,7 @@
             <w:noProof/>
             <w:webHidden/>
           </w:rPr>
-          <w:instrText xml:space="preserve"> PAGEREF _Toc240387195 \h </w:instrText>
-        </w:r>
-        <w:r>
-          <w:rPr>
-            <w:noProof/>
-            <w:webHidden/>
-          </w:rPr>
-        </w:r>
-        <w:r>
-          <w:rPr>
-            <w:noProof/>
-            <w:webHidden/>
-          </w:rPr>
-          <w:fldChar w:fldCharType="separate"/>
-        </w:r>
-        <w:r>
-          <w:rPr>
-            <w:noProof/>
-            <w:webHidden/>
-          </w:rPr>
-          <w:t>33</w:t>
-        </w:r>
-        <w:r>
-          <w:rPr>
-            <w:noProof/>
-            <w:webHidden/>
-          </w:rPr>
-          <w:fldChar w:fldCharType="end"/>
-        </w:r>
-      </w:hyperlink>
-    </w:p>
-    <w:p>
-      <w:pPr>
-        <w:pStyle w:val="2f1"/>
-        <w:tabs>
-          <w:tab w:val="right" w:leader="dot" w:pos="10076"/>
-        </w:tabs>
-        <w:rPr>
-          <w:noProof/>
-        </w:rPr>
-      </w:pPr>
-      <w:hyperlink w:anchor="_Toc240387196" w:history="1">
-        <w:r>
-          <w:rPr>
-            <w:rStyle w:val="affa"/>
-            <w:noProof/>
-          </w:rPr>
-          <w:t>US-031 Деактивувати використане поле або option</w:t>
-        </w:r>
-        <w:r>
-          <w:rPr>
-            <w:noProof/>
-            <w:webHidden/>
-          </w:rPr>
-          <w:tab/>
-        </w:r>
-        <w:r>
-          <w:rPr>
-            <w:noProof/>
-            <w:webHidden/>
-          </w:rPr>
-          <w:fldChar w:fldCharType="begin"/>
-        </w:r>
-        <w:r>
-          <w:rPr>
-            <w:noProof/>
-            <w:webHidden/>
-          </w:rPr>
-          <w:instrText xml:space="preserve"> PAGEREF _Toc240387196 \h </w:instrText>
+          <w:instrText xml:space="preserve"> PAGEREF _Toc240726290 \h </w:instrText>
         </w:r>
         <w:r>
           <w:rPr>
@@ -3308,10 +3554,90 @@
           <w:tab w:val="right" w:leader="dot" w:pos="10076"/>
         </w:tabs>
         <w:rPr>
+          <w:rFonts w:asciiTheme="minorHAnsi" w:hAnsiTheme="minorHAnsi"/>
           <w:noProof/>
+          <w:kern w:val="2"/>
+          <w:sz w:val="24"/>
+          <w:szCs w:val="24"/>
+          <w:lang w:val="uk-UA" w:eastAsia="uk-UA"/>
+          <w14:ligatures w14:val="standardContextual"/>
         </w:rPr>
       </w:pPr>
-      <w:hyperlink w:anchor="_Toc240387197" w:history="1">
+      <w:hyperlink w:anchor="_Toc240726291" w:history="1">
+        <w:r>
+          <w:rPr>
+            <w:rStyle w:val="affa"/>
+            <w:noProof/>
+          </w:rPr>
+          <w:t>US-031 Деактивувати використане поле або option</w:t>
+        </w:r>
+        <w:r>
+          <w:rPr>
+            <w:noProof/>
+            <w:webHidden/>
+          </w:rPr>
+          <w:tab/>
+        </w:r>
+        <w:r>
+          <w:rPr>
+            <w:noProof/>
+            <w:webHidden/>
+          </w:rPr>
+          <w:fldChar w:fldCharType="begin"/>
+        </w:r>
+        <w:r>
+          <w:rPr>
+            <w:noProof/>
+            <w:webHidden/>
+          </w:rPr>
+          <w:instrText xml:space="preserve"> PAGEREF _Toc240726291 \h </w:instrText>
+        </w:r>
+        <w:r>
+          <w:rPr>
+            <w:noProof/>
+            <w:webHidden/>
+          </w:rPr>
+        </w:r>
+        <w:r>
+          <w:rPr>
+            <w:noProof/>
+            <w:webHidden/>
+          </w:rPr>
+          <w:fldChar w:fldCharType="separate"/>
+        </w:r>
+        <w:r>
+          <w:rPr>
+            <w:noProof/>
+            <w:webHidden/>
+          </w:rPr>
+          <w:t>34</w:t>
+        </w:r>
+        <w:r>
+          <w:rPr>
+            <w:noProof/>
+            <w:webHidden/>
+          </w:rPr>
+          <w:fldChar w:fldCharType="end"/>
+        </w:r>
+      </w:hyperlink>
+    </w:p>
+    <w:p>
+      <w:pPr>
+        <w:pStyle w:val="2f1"/>
+        <w:tabs>
+          <w:tab w:val="right" w:leader="dot" w:pos="10076"/>
+        </w:tabs>
+        <w:rPr>
+          <w:rFonts w:asciiTheme="minorHAnsi" w:hAnsiTheme="minorHAnsi"/>
+          <w:noProof/>
+          <w:kern w:val="2"/>
+          <w:sz w:val="24"/>
+          <w:szCs w:val="24"/>
+          <w:lang w:val="uk-UA" w:eastAsia="uk-UA"/>
+          <w14:ligatures w14:val="standardContextual"/>
+        </w:rPr>
+      </w:pPr>
+      <w:hyperlink w:anchor="_Toc240726292" w:history="1">
         <w:r>
           <w:rPr>
             <w:rStyle w:val="affa"/>
@@ -3338,7 +3664,7 @@
             <w:noProof/>
             <w:webHidden/>
           </w:rPr>
-          <w:instrText xml:space="preserve"> PAGEREF _Toc240387197 \h </w:instrText>
+          <w:instrText xml:space="preserve"> PAGEREF _Toc240726292 \h </w:instrText>
         </w:r>
         <w:r>
           <w:rPr>
@@ -3376,10 +3702,16 @@
           <w:tab w:val="right" w:leader="dot" w:pos="10076"/>
         </w:tabs>
         <w:rPr>
+          <w:rFonts w:asciiTheme="minorHAnsi" w:hAnsiTheme="minorHAnsi"/>
           <w:noProof/>
+          <w:kern w:val="2"/>
+          <w:sz w:val="24"/>
+          <w:szCs w:val="24"/>
+          <w:lang w:val="uk-UA" w:eastAsia="uk-UA"/>
+          <w14:ligatures w14:val="standardContextual"/>
         </w:rPr>
       </w:pPr>
-      <w:hyperlink w:anchor="_Toc240387198" w:history="1">
+      <w:hyperlink w:anchor="_Toc240726293" w:history="1">
         <w:r>
           <w:rPr>
             <w:rStyle w:val="affa"/>
@@ -3406,7 +3738,7 @@
             <w:noProof/>
             <w:webHidden/>
           </w:rPr>
-          <w:instrText xml:space="preserve"> PAGEREF _Toc240387198 \h </w:instrText>
+          <w:instrText xml:space="preserve"> PAGEREF _Toc240726293 \h </w:instrText>
         </w:r>
         <w:r>
           <w:rPr>
@@ -3444,10 +3776,16 @@
           <w:tab w:val="right" w:leader="dot" w:pos="10076"/>
         </w:tabs>
         <w:rPr>
+          <w:rFonts w:asciiTheme="minorHAnsi" w:hAnsiTheme="minorHAnsi"/>
           <w:noProof/>
+          <w:kern w:val="2"/>
+          <w:sz w:val="24"/>
+          <w:szCs w:val="24"/>
+          <w:lang w:val="uk-UA" w:eastAsia="uk-UA"/>
+          <w14:ligatures w14:val="standardContextual"/>
         </w:rPr>
       </w:pPr>
-      <w:hyperlink w:anchor="_Toc240387199" w:history="1">
+      <w:hyperlink w:anchor="_Toc240726294" w:history="1">
         <w:r>
           <w:rPr>
             <w:rStyle w:val="affa"/>
@@ -3474,7 +3812,7 @@
             <w:noProof/>
             <w:webHidden/>
           </w:rPr>
-          <w:instrText xml:space="preserve"> PAGEREF _Toc240387199 \h </w:instrText>
+          <w:instrText xml:space="preserve"> PAGEREF _Toc240726294 \h </w:instrText>
         </w:r>
         <w:r>
           <w:rPr>
@@ -3512,10 +3850,16 @@
           <w:tab w:val="right" w:leader="dot" w:pos="10076"/>
         </w:tabs>
         <w:rPr>
+          <w:rFonts w:asciiTheme="minorHAnsi" w:hAnsiTheme="minorHAnsi"/>
           <w:noProof/>
+          <w:kern w:val="2"/>
+          <w:sz w:val="24"/>
+          <w:szCs w:val="24"/>
+          <w:lang w:val="uk-UA" w:eastAsia="uk-UA"/>
+          <w14:ligatures w14:val="standardContextual"/>
         </w:rPr>
       </w:pPr>
-      <w:hyperlink w:anchor="_Toc240387200" w:history="1">
+      <w:hyperlink w:anchor="_Toc240726295" w:history="1">
         <w:r>
           <w:rPr>
             <w:rStyle w:val="affa"/>
@@ -3542,75 +3886,7 @@
             <w:noProof/>
             <w:webHidden/>
           </w:rPr>
-          <w:instrText xml:space="preserve"> PAGEREF _Toc240387200 \h </w:instrText>
-        </w:r>
-        <w:r>
-          <w:rPr>
-            <w:noProof/>
-            <w:webHidden/>
-          </w:rPr>
-        </w:r>
-        <w:r>
-          <w:rPr>
-            <w:noProof/>
-            <w:webHidden/>
-          </w:rPr>
-          <w:fldChar w:fldCharType="separate"/>
-        </w:r>
-        <w:r>
-          <w:rPr>
-            <w:noProof/>
-            <w:webHidden/>
-          </w:rPr>
-          <w:t>36</w:t>
-        </w:r>
-        <w:r>
-          <w:rPr>
-            <w:noProof/>
-            <w:webHidden/>
-          </w:rPr>
-          <w:fldChar w:fldCharType="end"/>
-        </w:r>
-      </w:hyperlink>
-    </w:p>
-    <w:p>
-      <w:pPr>
-        <w:pStyle w:val="2f1"/>
-        <w:tabs>
-          <w:tab w:val="right" w:leader="dot" w:pos="10076"/>
-        </w:tabs>
-        <w:rPr>
-          <w:noProof/>
-        </w:rPr>
-      </w:pPr>
-      <w:hyperlink w:anchor="_Toc240387201" w:history="1">
-        <w:r>
-          <w:rPr>
-            <w:rStyle w:val="affa"/>
-            <w:noProof/>
-          </w:rPr>
-          <w:t>US-036 Відкрити audit history агрегату</w:t>
-        </w:r>
-        <w:r>
-          <w:rPr>
-            <w:noProof/>
-            <w:webHidden/>
-          </w:rPr>
-          <w:tab/>
-        </w:r>
-        <w:r>
-          <w:rPr>
-            <w:noProof/>
-            <w:webHidden/>
-          </w:rPr>
-          <w:fldChar w:fldCharType="begin"/>
-        </w:r>
-        <w:r>
-          <w:rPr>
-            <w:noProof/>
-            <w:webHidden/>
-          </w:rPr>
-          <w:instrText xml:space="preserve"> PAGEREF _Toc240387201 \h </w:instrText>
+          <w:instrText xml:space="preserve"> PAGEREF _Toc240726295 \h </w:instrText>
         </w:r>
         <w:r>
           <w:rPr>
@@ -3648,10 +3924,90 @@
           <w:tab w:val="right" w:leader="dot" w:pos="10076"/>
         </w:tabs>
         <w:rPr>
+          <w:rFonts w:asciiTheme="minorHAnsi" w:hAnsiTheme="minorHAnsi"/>
           <w:noProof/>
+          <w:kern w:val="2"/>
+          <w:sz w:val="24"/>
+          <w:szCs w:val="24"/>
+          <w:lang w:val="uk-UA" w:eastAsia="uk-UA"/>
+          <w14:ligatures w14:val="standardContextual"/>
         </w:rPr>
       </w:pPr>
-      <w:hyperlink w:anchor="_Toc240387202" w:history="1">
+      <w:hyperlink w:anchor="_Toc240726296" w:history="1">
+        <w:r>
+          <w:rPr>
+            <w:rStyle w:val="affa"/>
+            <w:noProof/>
+          </w:rPr>
+          <w:t>US-036 Відкрити audit history агрегату</w:t>
+        </w:r>
+        <w:r>
+          <w:rPr>
+            <w:noProof/>
+            <w:webHidden/>
+          </w:rPr>
+          <w:tab/>
+        </w:r>
+        <w:r>
+          <w:rPr>
+            <w:noProof/>
+            <w:webHidden/>
+          </w:rPr>
+          <w:fldChar w:fldCharType="begin"/>
+        </w:r>
+        <w:r>
+          <w:rPr>
+            <w:noProof/>
+            <w:webHidden/>
+          </w:rPr>
+          <w:instrText xml:space="preserve"> PAGEREF _Toc240726296 \h </w:instrText>
+        </w:r>
+        <w:r>
+          <w:rPr>
+            <w:noProof/>
+            <w:webHidden/>
+          </w:rPr>
+        </w:r>
+        <w:r>
+          <w:rPr>
+            <w:noProof/>
+            <w:webHidden/>
+          </w:rPr>
+          <w:fldChar w:fldCharType="separate"/>
+        </w:r>
+        <w:r>
+          <w:rPr>
+            <w:noProof/>
+            <w:webHidden/>
+          </w:rPr>
+          <w:t>37</w:t>
+        </w:r>
+        <w:r>
+          <w:rPr>
+            <w:noProof/>
+            <w:webHidden/>
+          </w:rPr>
+          <w:fldChar w:fldCharType="end"/>
+        </w:r>
+      </w:hyperlink>
+    </w:p>
+    <w:p>
+      <w:pPr>
+        <w:pStyle w:val="2f1"/>
+        <w:tabs>
+          <w:tab w:val="right" w:leader="dot" w:pos="10076"/>
+        </w:tabs>
+        <w:rPr>
+          <w:rFonts w:asciiTheme="minorHAnsi" w:hAnsiTheme="minorHAnsi"/>
+          <w:noProof/>
+          <w:kern w:val="2"/>
+          <w:sz w:val="24"/>
+          <w:szCs w:val="24"/>
+          <w:lang w:val="uk-UA" w:eastAsia="uk-UA"/>
+          <w14:ligatures w14:val="standardContextual"/>
+        </w:rPr>
+      </w:pPr>
+      <w:hyperlink w:anchor="_Toc240726297" w:history="1">
         <w:r>
           <w:rPr>
             <w:rStyle w:val="affa"/>
@@ -3678,7 +4034,7 @@
             <w:noProof/>
             <w:webHidden/>
           </w:rPr>
-          <w:instrText xml:space="preserve"> PAGEREF _Toc240387202 \h </w:instrText>
+          <w:instrText xml:space="preserve"> PAGEREF _Toc240726297 \h </w:instrText>
         </w:r>
         <w:r>
           <w:rPr>
@@ -3716,10 +4072,16 @@
           <w:tab w:val="right" w:leader="dot" w:pos="10076"/>
         </w:tabs>
         <w:rPr>
+          <w:rFonts w:asciiTheme="minorHAnsi" w:hAnsiTheme="minorHAnsi"/>
           <w:noProof/>
+          <w:kern w:val="2"/>
+          <w:sz w:val="24"/>
+          <w:szCs w:val="24"/>
+          <w:lang w:val="uk-UA" w:eastAsia="uk-UA"/>
+          <w14:ligatures w14:val="standardContextual"/>
         </w:rPr>
       </w:pPr>
-      <w:hyperlink w:anchor="_Toc240387203" w:history="1">
+      <w:hyperlink w:anchor="_Toc240726298" w:history="1">
         <w:r>
           <w:rPr>
             <w:rStyle w:val="affa"/>
@@ -3746,7 +4108,7 @@
             <w:noProof/>
             <w:webHidden/>
           </w:rPr>
-          <w:instrText xml:space="preserve"> PAGEREF _Toc240387203 \h </w:instrText>
+          <w:instrText xml:space="preserve"> PAGEREF _Toc240726298 \h </w:instrText>
         </w:r>
         <w:r>
           <w:rPr>
@@ -3791,7 +4153,7 @@
       <w:pPr>
         <w:pStyle w:val="1"/>
       </w:pPr>
-      <w:bookmarkStart w:id="1" w:name="_Toc240387157"/>
+      <w:bookmarkStart w:id="1" w:name="_Toc240726251"/>
       <w:r>
         <w:lastRenderedPageBreak/>
         <w:t>1 Правила інтерпретації</w:t>
@@ -3807,7 +4169,7 @@
       <w:pPr>
         <w:pStyle w:val="1"/>
       </w:pPr>
-      <w:bookmarkStart w:id="2" w:name="_Toc240387158"/>
+      <w:bookmarkStart w:id="2" w:name="_Toc240726252"/>
       <w:r>
         <w:t>2 Бізнес вимоги</w:t>
       </w:r>
@@ -7077,7 +7439,7 @@
       <w:pPr>
         <w:pStyle w:val="1"/>
       </w:pPr>
-      <w:bookmarkStart w:id="3" w:name="_Toc240387159"/>
+      <w:bookmarkStart w:id="3" w:name="_Toc240726253"/>
       <w:r>
         <w:t>3 Функціональні вимоги</w:t>
       </w:r>
@@ -14214,7 +14576,7 @@
       <w:pPr>
         <w:pStyle w:val="1"/>
       </w:pPr>
-      <w:bookmarkStart w:id="4" w:name="_Toc240387160"/>
+      <w:bookmarkStart w:id="4" w:name="_Toc240726254"/>
       <w:r>
         <w:t>4 Нефункціональні безпекові та експлуатаційні вимоги</w:t>
       </w:r>
@@ -14224,7 +14586,7 @@
       <w:pPr>
         <w:pStyle w:val="21"/>
       </w:pPr>
-      <w:bookmarkStart w:id="5" w:name="_Toc240387161"/>
+      <w:bookmarkStart w:id="5" w:name="_Toc240726255"/>
       <w:r>
         <w:t>4.1 Нефункціональні</w:t>
       </w:r>
@@ -14928,7 +15290,7 @@
       <w:pPr>
         <w:pStyle w:val="21"/>
       </w:pPr>
-      <w:bookmarkStart w:id="6" w:name="_Toc240387162"/>
+      <w:bookmarkStart w:id="6" w:name="_Toc240726256"/>
       <w:r>
         <w:t>4.2 Безпекові</w:t>
       </w:r>
@@ -15557,7 +15919,7 @@
       <w:pPr>
         <w:pStyle w:val="21"/>
       </w:pPr>
-      <w:bookmarkStart w:id="7" w:name="_Toc240387163"/>
+      <w:bookmarkStart w:id="7" w:name="_Toc240726257"/>
       <w:r>
         <w:t>4.3 Експлуатаційні</w:t>
       </w:r>
@@ -16040,9 +16402,17 @@
     </w:p>
     <w:p>
       <w:pPr>
+        <w:pStyle w:val="a0"/>
+      </w:pPr>
+      <w:r>
+        <w:t>Міграція групування є неруйнівною: наявні завдання, статуси, ваги, виконавці, lineage та revisions зберігаються, а початковий sort_order визначається стабільно за created_at та id.</w:t>
+      </w:r>
+    </w:p>
+    <w:p>
+      <w:pPr>
         <w:pStyle w:val="1"/>
       </w:pPr>
-      <w:bookmarkStart w:id="8" w:name="_Toc240387164"/>
+      <w:bookmarkStart w:id="8" w:name="_Toc240726258"/>
       <w:r>
         <w:t>5 Каталог користувацьких історій</w:t>
       </w:r>
@@ -17411,7 +17781,15 @@
                 <w:rFonts w:eastAsia="Arial"/>
                 <w:sz w:val="14"/>
               </w:rPr>
-              <w:t>ADMIN або SUPER_ADMIN</w:t>
+              <w:t xml:space="preserve">ADMIN або </w:t>
+            </w:r>
+            <w:r>
+              <w:rPr>
+                <w:rFonts w:eastAsia="Arial"/>
+                <w:sz w:val="14"/>
+              </w:rPr>
+              <w:lastRenderedPageBreak/>
+              <w:t>SUPER_ADMIN</w:t>
             </w:r>
           </w:p>
         </w:tc>
@@ -17432,7 +17810,16 @@
                 <w:rFonts w:eastAsia="Arial"/>
                 <w:sz w:val="14"/>
               </w:rPr>
-              <w:t>створити квартальну картку з коректними defaults</w:t>
+              <w:lastRenderedPageBreak/>
+              <w:t xml:space="preserve">створити квартальну картку з </w:t>
+            </w:r>
+            <w:r>
+              <w:rPr>
+                <w:rFonts w:eastAsia="Arial"/>
+                <w:sz w:val="14"/>
+              </w:rPr>
+              <w:lastRenderedPageBreak/>
+              <w:t>коректними defaults</w:t>
             </w:r>
           </w:p>
         </w:tc>
@@ -17453,7 +17840,16 @@
                 <w:rFonts w:eastAsia="Arial"/>
                 <w:sz w:val="14"/>
               </w:rPr>
-              <w:t>розпочати планування без ручного дублювання metadata</w:t>
+              <w:lastRenderedPageBreak/>
+              <w:t xml:space="preserve">розпочати планування без </w:t>
+            </w:r>
+            <w:r>
+              <w:rPr>
+                <w:rFonts w:eastAsia="Arial"/>
+                <w:sz w:val="14"/>
+              </w:rPr>
+              <w:lastRenderedPageBreak/>
+              <w:t>ручного дублювання metadata</w:t>
             </w:r>
           </w:p>
         </w:tc>
@@ -17474,6 +17870,7 @@
                 <w:rFonts w:eastAsia="Arial"/>
                 <w:sz w:val="14"/>
               </w:rPr>
+              <w:lastRenderedPageBreak/>
               <w:t>BR-006</w:t>
             </w:r>
           </w:p>
@@ -17504,7 +17901,6 @@
                 <w:rFonts w:eastAsia="Arial"/>
                 <w:sz w:val="14"/>
               </w:rPr>
-              <w:lastRenderedPageBreak/>
               <w:t>US-012</w:t>
             </w:r>
           </w:p>
@@ -19606,7 +20002,15 @@
                 <w:rFonts w:eastAsia="Arial"/>
                 <w:sz w:val="14"/>
               </w:rPr>
-              <w:t>ADMIN або SUPER_ADMIN</w:t>
+              <w:t xml:space="preserve">ADMIN або </w:t>
+            </w:r>
+            <w:r>
+              <w:rPr>
+                <w:rFonts w:eastAsia="Arial"/>
+                <w:sz w:val="14"/>
+              </w:rPr>
+              <w:lastRenderedPageBreak/>
+              <w:t>SUPER_ADMIN</w:t>
             </w:r>
           </w:p>
         </w:tc>
@@ -19628,7 +20032,16 @@
                 <w:rFonts w:eastAsia="Arial"/>
                 <w:sz w:val="14"/>
               </w:rPr>
-              <w:t>створити custom field для конкретного kind</w:t>
+              <w:lastRenderedPageBreak/>
+              <w:t xml:space="preserve">створити custom field для конкретного </w:t>
+            </w:r>
+            <w:r>
+              <w:rPr>
+                <w:rFonts w:eastAsia="Arial"/>
+                <w:sz w:val="14"/>
+              </w:rPr>
+              <w:lastRenderedPageBreak/>
+              <w:t>kind</w:t>
             </w:r>
           </w:p>
         </w:tc>
@@ -19650,7 +20063,16 @@
                 <w:rFonts w:eastAsia="Arial"/>
                 <w:sz w:val="14"/>
               </w:rPr>
-              <w:t>розширити картку без зміни схеми БД</w:t>
+              <w:lastRenderedPageBreak/>
+              <w:t xml:space="preserve">розширити картку без зміни </w:t>
+            </w:r>
+            <w:r>
+              <w:rPr>
+                <w:rFonts w:eastAsia="Arial"/>
+                <w:sz w:val="14"/>
+              </w:rPr>
+              <w:lastRenderedPageBreak/>
+              <w:t>схеми БД</w:t>
             </w:r>
           </w:p>
         </w:tc>
@@ -19672,6 +20094,7 @@
                 <w:rFonts w:eastAsia="Arial"/>
                 <w:sz w:val="14"/>
               </w:rPr>
+              <w:lastRenderedPageBreak/>
               <w:t>BR-021</w:t>
             </w:r>
           </w:p>
@@ -19701,7 +20124,6 @@
                 <w:rFonts w:eastAsia="Arial"/>
                 <w:sz w:val="14"/>
               </w:rPr>
-              <w:lastRenderedPageBreak/>
               <w:t>US-031</w:t>
             </w:r>
           </w:p>
@@ -20494,7 +20916,7 @@
       <w:pPr>
         <w:pStyle w:val="1"/>
       </w:pPr>
-      <w:bookmarkStart w:id="9" w:name="_Toc240387165"/>
+      <w:bookmarkStart w:id="9" w:name="_Toc240726259"/>
       <w:r>
         <w:t>6 Детальні сценарії і Given When Then</w:t>
       </w:r>
@@ -20504,7 +20926,7 @@
       <w:pPr>
         <w:pStyle w:val="21"/>
       </w:pPr>
-      <w:bookmarkStart w:id="10" w:name="_Toc240387166"/>
+      <w:bookmarkStart w:id="10" w:name="_Toc240726260"/>
       <w:r>
         <w:t>US-001 Увійти за email і паролем</w:t>
       </w:r>
@@ -21005,16 +21427,19 @@
         <w:t xml:space="preserve">Then </w:t>
       </w:r>
       <w:r>
-        <w:t>система зберігає або показує підтверджений результат, щоб отримати дозволений робочий простір, і повертає контрольовану помилку без часткових змін для невалідного сценарію.</w:t>
+        <w:t xml:space="preserve">система зберігає або показує підтверджений </w:t>
+      </w:r>
+      <w:r>
+        <w:lastRenderedPageBreak/>
+        <w:t>результат, щоб отримати дозволений робочий простір, і повертає контрольовану помилку без часткових змін для невалідного сценарію.</w:t>
       </w:r>
     </w:p>
     <w:p>
       <w:pPr>
         <w:pStyle w:val="21"/>
       </w:pPr>
-      <w:bookmarkStart w:id="11" w:name="_Toc240387167"/>
+      <w:bookmarkStart w:id="11" w:name="_Toc240726261"/>
       <w:r>
-        <w:lastRenderedPageBreak/>
         <w:t>US-002 Замінити тимчасовий пароль без повторного введення старого</w:t>
       </w:r>
       <w:bookmarkEnd w:id="11"/>
@@ -21521,7 +21946,7 @@
       <w:pPr>
         <w:pStyle w:val="21"/>
       </w:pPr>
-      <w:bookmarkStart w:id="12" w:name="_Toc240387168"/>
+      <w:bookmarkStart w:id="12" w:name="_Toc240726262"/>
       <w:r>
         <w:t>US-003 Вийти із системи</w:t>
       </w:r>
@@ -21915,6 +22340,7 @@
                 <w:rFonts w:eastAsia="Arial"/>
                 <w:sz w:val="16"/>
               </w:rPr>
+              <w:lastRenderedPageBreak/>
               <w:t>Пов’язані вимоги</w:t>
             </w:r>
           </w:p>
@@ -21963,7 +22389,6 @@
                 <w:rFonts w:eastAsia="Arial"/>
                 <w:sz w:val="16"/>
               </w:rPr>
-              <w:lastRenderedPageBreak/>
               <w:t>Тест</w:t>
             </w:r>
           </w:p>
@@ -22030,7 +22455,7 @@
       <w:pPr>
         <w:pStyle w:val="21"/>
       </w:pPr>
-      <w:bookmarkStart w:id="13" w:name="_Toc240387169"/>
+      <w:bookmarkStart w:id="13" w:name="_Toc240726263"/>
       <w:r>
         <w:t>US-004 Відкрити вкладку за стабільною url</w:t>
       </w:r>
@@ -22538,7 +22963,7 @@
       <w:pPr>
         <w:pStyle w:val="21"/>
       </w:pPr>
-      <w:bookmarkStart w:id="14" w:name="_Toc240387170"/>
+      <w:bookmarkStart w:id="14" w:name="_Toc240726264"/>
       <w:r>
         <w:t>US-005 Фільтрувати квартальну або річну аналітику</w:t>
       </w:r>
@@ -22761,7 +23186,15 @@
                 <w:rFonts w:eastAsia="Arial"/>
                 <w:sz w:val="16"/>
               </w:rPr>
-              <w:t>Обліковий запис активний; роль активна; потрібні permissions увімкнені; дані та період доступні для операції.</w:t>
+              <w:t xml:space="preserve">Обліковий запис активний; роль активна; потрібні permissions увімкнені; дані та період </w:t>
+            </w:r>
+            <w:r>
+              <w:rPr>
+                <w:rFonts w:eastAsia="Arial"/>
+                <w:sz w:val="16"/>
+              </w:rPr>
+              <w:lastRenderedPageBreak/>
+              <w:t>доступні для операції.</w:t>
             </w:r>
           </w:p>
         </w:tc>
@@ -23047,7 +23480,7 @@
       <w:pPr>
         <w:pStyle w:val="21"/>
       </w:pPr>
-      <w:bookmarkStart w:id="15" w:name="_Toc240387171"/>
+      <w:bookmarkStart w:id="15" w:name="_Toc240726265"/>
       <w:r>
         <w:t>US-006 Відкрити деталі kpi або графіка</w:t>
       </w:r>
@@ -23555,7 +23988,7 @@
       <w:pPr>
         <w:pStyle w:val="21"/>
       </w:pPr>
-      <w:bookmarkStart w:id="16" w:name="_Toc240387172"/>
+      <w:bookmarkStart w:id="16" w:name="_Toc240726266"/>
       <w:r>
         <w:lastRenderedPageBreak/>
         <w:t>US-007 Переглядати проєкти картками або таблицею</w:t>
@@ -24064,7 +24497,7 @@
       <w:pPr>
         <w:pStyle w:val="21"/>
       </w:pPr>
-      <w:bookmarkStart w:id="17" w:name="_Toc240387173"/>
+      <w:bookmarkStart w:id="17" w:name="_Toc240726267"/>
       <w:r>
         <w:t>US-008 Переглядати операційні задачі окремо</w:t>
       </w:r>
@@ -24573,7 +25006,7 @@
       <w:pPr>
         <w:pStyle w:val="21"/>
       </w:pPr>
-      <w:bookmarkStart w:id="18" w:name="_Toc240387174"/>
+      <w:bookmarkStart w:id="18" w:name="_Toc240726268"/>
       <w:r>
         <w:t>US-009 Створити initiative, initiativeyear і preparationstage однією дією</w:t>
       </w:r>
@@ -25081,7 +25514,7 @@
       <w:pPr>
         <w:pStyle w:val="21"/>
       </w:pPr>
-      <w:bookmarkStart w:id="19" w:name="_Toc240387175"/>
+      <w:bookmarkStart w:id="19" w:name="_Toc240726269"/>
       <w:r>
         <w:t>US-010 Редагувати глобальну назву і стратегічну ціль року</w:t>
       </w:r>
@@ -25590,7 +26023,7 @@
       <w:pPr>
         <w:pStyle w:val="21"/>
       </w:pPr>
-      <w:bookmarkStart w:id="20" w:name="_Toc240387176"/>
+      <w:bookmarkStart w:id="20" w:name="_Toc240726270"/>
       <w:r>
         <w:t>US-011 Створити квартальну картку з коректними defaults</w:t>
       </w:r>
@@ -26098,7 +26531,7 @@
       <w:pPr>
         <w:pStyle w:val="21"/>
       </w:pPr>
-      <w:bookmarkStart w:id="21" w:name="_Toc240387177"/>
+      <w:bookmarkStart w:id="21" w:name="_Toc240726271"/>
       <w:r>
         <w:lastRenderedPageBreak/>
         <w:t>US-012 Редагувати metadata, notes, custom fields і scope картки</w:t>
@@ -26607,7 +27040,7 @@
       <w:pPr>
         <w:pStyle w:val="21"/>
       </w:pPr>
-      <w:bookmarkStart w:id="22" w:name="_Toc240387178"/>
+      <w:bookmarkStart w:id="22" w:name="_Toc240726272"/>
       <w:r>
         <w:t>US-013 Додати scope з вагою і виконавцями</w:t>
       </w:r>
@@ -27116,11 +27549,27 @@
       <w:pPr>
         <w:pStyle w:val="21"/>
       </w:pPr>
-      <w:bookmarkStart w:id="23" w:name="_Toc240387179"/>
+      <w:bookmarkStart w:id="23" w:name="_Toc240726273"/>
+      <w:r>
+        <w:t>US-013A Групувати і впорядковувати завдання скоупу</w:t>
+      </w:r>
+      <w:bookmarkEnd w:id="23"/>
+    </w:p>
+    <w:p/>
+    <w:p>
+      <w:r>
+        <w:t>Given користувач редагує доступну квартальну картку; When він через меню «…» вибирає «Змінити групу», призначає наявну групу, «Без групи» або створює групу, перейменовує, розформовує чи змінює порядок стрілками; Then групи й завдання зберігаються разом із карткою, завдання групи залишаються неперервним блоком, а порожні групи не зберігаються.</w:t>
+      </w:r>
+    </w:p>
+    <w:p>
+      <w:pPr>
+        <w:pStyle w:val="21"/>
+      </w:pPr>
+      <w:bookmarkStart w:id="24" w:name="_Toc240726274"/>
       <w:r>
         <w:t>US-014 Змінити статус картки малою командою</w:t>
       </w:r>
-      <w:bookmarkEnd w:id="23"/>
+      <w:bookmarkEnd w:id="24"/>
     </w:p>
     <w:tbl>
       <w:tblPr>
@@ -27624,11 +28073,11 @@
       <w:pPr>
         <w:pStyle w:val="21"/>
       </w:pPr>
-      <w:bookmarkStart w:id="24" w:name="_Toc240387180"/>
+      <w:bookmarkStart w:id="25" w:name="_Toc240726275"/>
       <w:r>
         <w:t>US-015 Перенести картку в порожній період</w:t>
       </w:r>
-      <w:bookmarkEnd w:id="24"/>
+      <w:bookmarkEnd w:id="25"/>
     </w:p>
     <w:tbl>
       <w:tblPr>
@@ -27730,6 +28179,7 @@
                 <w:rFonts w:eastAsia="Arial"/>
                 <w:sz w:val="16"/>
               </w:rPr>
+              <w:lastRenderedPageBreak/>
               <w:t>Актор</w:t>
             </w:r>
           </w:p>
@@ -27896,15 +28346,7 @@
                 <w:rFonts w:eastAsia="Arial"/>
                 <w:sz w:val="16"/>
               </w:rPr>
-              <w:t xml:space="preserve">Користувач відкриває відповідний розділ, задає параметри, перевіряє введені дані, </w:t>
-            </w:r>
-            <w:r>
-              <w:rPr>
-                <w:rFonts w:eastAsia="Arial"/>
-                <w:sz w:val="16"/>
-              </w:rPr>
-              <w:lastRenderedPageBreak/>
-              <w:t>виконує дію та отримує канонічний результат сервера.</w:t>
+              <w:t>Користувач відкриває відповідний розділ, задає параметри, перевіряє введені дані, виконує дію та отримує канонічний результат сервера.</w:t>
             </w:r>
           </w:p>
         </w:tc>
@@ -27930,7 +28372,6 @@
                 <w:rFonts w:eastAsia="Arial"/>
                 <w:sz w:val="16"/>
               </w:rPr>
-              <w:lastRenderedPageBreak/>
               <w:t>Альтернатива</w:t>
             </w:r>
           </w:p>
@@ -28141,11 +28582,11 @@
       <w:pPr>
         <w:pStyle w:val="21"/>
       </w:pPr>
-      <w:bookmarkStart w:id="25" w:name="_Toc240387181"/>
+      <w:bookmarkStart w:id="26" w:name="_Toc240726276"/>
       <w:r>
         <w:t>US-016 Продовжити картку в пізніший період</w:t>
       </w:r>
-      <w:bookmarkEnd w:id="25"/>
+      <w:bookmarkEnd w:id="26"/>
     </w:p>
     <w:tbl>
       <w:tblPr>
@@ -28621,6 +29062,7 @@
         <w:rPr>
           <w:b/>
         </w:rPr>
+        <w:lastRenderedPageBreak/>
         <w:t xml:space="preserve">Given </w:t>
       </w:r>
       <w:r>
@@ -28649,12 +29091,11 @@
       <w:pPr>
         <w:pStyle w:val="21"/>
       </w:pPr>
-      <w:bookmarkStart w:id="26" w:name="_Toc240387182"/>
+      <w:bookmarkStart w:id="27" w:name="_Toc240726277"/>
       <w:r>
-        <w:lastRenderedPageBreak/>
         <w:t>US-017 Перенести незавершений scope item</w:t>
       </w:r>
-      <w:bookmarkEnd w:id="26"/>
+      <w:bookmarkEnd w:id="27"/>
     </w:p>
     <w:tbl>
       <w:tblPr>
@@ -29155,14 +29596,19 @@
       </w:r>
     </w:p>
     <w:p>
+      <w:r>
+        <w:t>Для згрупованого завдання система знаходить або створює в цільовій картці групу з тим самим lineage_id, додає завдання до кінця її блоку та видаляє порожню вихідну групу. Незгруповане завдання додається наприкінці цільового списку.</w:t>
+      </w:r>
+    </w:p>
+    <w:p>
       <w:pPr>
         <w:pStyle w:val="21"/>
       </w:pPr>
-      <w:bookmarkStart w:id="27" w:name="_Toc240387183"/>
+      <w:bookmarkStart w:id="28" w:name="_Toc240726278"/>
       <w:r>
         <w:t>US-018 Скопіювати незавершений scope item</w:t>
       </w:r>
-      <w:bookmarkEnd w:id="27"/>
+      <w:bookmarkEnd w:id="28"/>
     </w:p>
     <w:tbl>
       <w:tblPr>
@@ -29456,6 +29902,7 @@
                 <w:rFonts w:eastAsia="Arial"/>
                 <w:sz w:val="16"/>
               </w:rPr>
+              <w:lastRenderedPageBreak/>
               <w:t>Альтернатива</w:t>
             </w:r>
           </w:p>
@@ -29600,7 +30047,6 @@
                 <w:rFonts w:eastAsia="Arial"/>
                 <w:sz w:val="16"/>
               </w:rPr>
-              <w:lastRenderedPageBreak/>
               <w:t>Тест</w:t>
             </w:r>
           </w:p>
@@ -29664,14 +30110,19 @@
       </w:r>
     </w:p>
     <w:p>
+      <w:r>
+        <w:t>Для згрупованого завдання система знаходить або створює в цільовій картці групу з тим самим lineage_id і додає копію до кінця її блоку. Незгрупована копія додається наприкінці цільового списку.</w:t>
+      </w:r>
+    </w:p>
+    <w:p>
       <w:pPr>
         <w:pStyle w:val="21"/>
       </w:pPr>
-      <w:bookmarkStart w:id="28" w:name="_Toc240387184"/>
+      <w:bookmarkStart w:id="29" w:name="_Toc240726279"/>
       <w:r>
         <w:t>US-019 Продовжити вибрані backlog records на наступний рік</w:t>
       </w:r>
-      <w:bookmarkEnd w:id="28"/>
+      <w:bookmarkEnd w:id="29"/>
     </w:p>
     <w:tbl>
       <w:tblPr>
@@ -30175,11 +30626,12 @@
       <w:pPr>
         <w:pStyle w:val="21"/>
       </w:pPr>
-      <w:bookmarkStart w:id="29" w:name="_Toc240387185"/>
+      <w:bookmarkStart w:id="30" w:name="_Toc240726280"/>
       <w:r>
+        <w:lastRenderedPageBreak/>
         <w:t>US-020 Видалити порожній backlog year або допустиму картку</w:t>
       </w:r>
-      <w:bookmarkEnd w:id="29"/>
+      <w:bookmarkEnd w:id="30"/>
     </w:p>
     <w:tbl>
       <w:tblPr>
@@ -30425,7 +30877,6 @@
                 <w:rFonts w:eastAsia="Arial"/>
                 <w:sz w:val="16"/>
               </w:rPr>
-              <w:lastRenderedPageBreak/>
               <w:t>Основний сценарій</w:t>
             </w:r>
           </w:p>
@@ -30684,11 +31135,11 @@
       <w:pPr>
         <w:pStyle w:val="21"/>
       </w:pPr>
-      <w:bookmarkStart w:id="30" w:name="_Toc240387186"/>
+      <w:bookmarkStart w:id="31" w:name="_Toc240726281"/>
       <w:r>
         <w:t>US-021 Бачити пояснення блокування завершеного scope або архіву</w:t>
       </w:r>
-      <w:bookmarkEnd w:id="30"/>
+      <w:bookmarkEnd w:id="31"/>
     </w:p>
     <w:tbl>
       <w:tblPr>
@@ -31126,6 +31577,7 @@
                 <w:rFonts w:eastAsia="Arial"/>
                 <w:sz w:val="16"/>
               </w:rPr>
+              <w:lastRenderedPageBreak/>
               <w:t>Тест</w:t>
             </w:r>
           </w:p>
@@ -31192,12 +31644,11 @@
       <w:pPr>
         <w:pStyle w:val="21"/>
       </w:pPr>
-      <w:bookmarkStart w:id="31" w:name="_Toc240387187"/>
+      <w:bookmarkStart w:id="32" w:name="_Toc240726282"/>
       <w:r>
-        <w:lastRenderedPageBreak/>
         <w:t>US-022 Внести контрольовану корекцію статусів і notes</w:t>
       </w:r>
-      <w:bookmarkEnd w:id="31"/>
+      <w:bookmarkEnd w:id="32"/>
     </w:p>
     <w:tbl>
       <w:tblPr>
@@ -31701,11 +32152,11 @@
       <w:pPr>
         <w:pStyle w:val="21"/>
       </w:pPr>
-      <w:bookmarkStart w:id="32" w:name="_Toc240387188"/>
+      <w:bookmarkStart w:id="33" w:name="_Toc240726283"/>
       <w:r>
         <w:t>US-023 Створювати й редагувати користувачів</w:t>
       </w:r>
-      <w:bookmarkEnd w:id="32"/>
+      <w:bookmarkEnd w:id="33"/>
     </w:p>
     <w:tbl>
       <w:tblPr>
@@ -31951,6 +32402,7 @@
                 <w:rFonts w:eastAsia="Arial"/>
                 <w:sz w:val="16"/>
               </w:rPr>
+              <w:lastRenderedPageBreak/>
               <w:t>Основний сценарій</w:t>
             </w:r>
           </w:p>
@@ -32143,7 +32595,6 @@
                 <w:rFonts w:eastAsia="Arial"/>
                 <w:sz w:val="16"/>
               </w:rPr>
-              <w:lastRenderedPageBreak/>
               <w:t>Тест</w:t>
             </w:r>
           </w:p>
@@ -32210,11 +32661,11 @@
       <w:pPr>
         <w:pStyle w:val="21"/>
       </w:pPr>
-      <w:bookmarkStart w:id="33" w:name="_Toc240387189"/>
+      <w:bookmarkStart w:id="34" w:name="_Toc240726284"/>
       <w:r>
         <w:t>US-024 Видати іншому користувачу тимчасовий пароль</w:t>
       </w:r>
-      <w:bookmarkEnd w:id="33"/>
+      <w:bookmarkEnd w:id="34"/>
     </w:p>
     <w:tbl>
       <w:tblPr>
@@ -32718,11 +33169,12 @@
       <w:pPr>
         <w:pStyle w:val="21"/>
       </w:pPr>
-      <w:bookmarkStart w:id="34" w:name="_Toc240387190"/>
+      <w:bookmarkStart w:id="35" w:name="_Toc240726285"/>
       <w:r>
+        <w:lastRenderedPageBreak/>
         <w:t>US-025 Налаштувати permissions ролей</w:t>
       </w:r>
-      <w:bookmarkEnd w:id="34"/>
+      <w:bookmarkEnd w:id="35"/>
     </w:p>
     <w:tbl>
       <w:tblPr>
@@ -32968,7 +33420,6 @@
                 <w:rFonts w:eastAsia="Arial"/>
                 <w:sz w:val="16"/>
               </w:rPr>
-              <w:lastRenderedPageBreak/>
               <w:t>Основний сценарій</w:t>
             </w:r>
           </w:p>
@@ -33227,11 +33678,11 @@
       <w:pPr>
         <w:pStyle w:val="21"/>
       </w:pPr>
-      <w:bookmarkStart w:id="35" w:name="_Toc240387191"/>
+      <w:bookmarkStart w:id="36" w:name="_Toc240726286"/>
       <w:r>
         <w:t>US-026 Керувати підрозділами й capacity</w:t>
       </w:r>
-      <w:bookmarkEnd w:id="35"/>
+      <w:bookmarkEnd w:id="36"/>
     </w:p>
     <w:tbl>
       <w:tblPr>
@@ -33669,6 +34120,7 @@
                 <w:rFonts w:eastAsia="Arial"/>
                 <w:sz w:val="16"/>
               </w:rPr>
+              <w:lastRenderedPageBreak/>
               <w:t>Тест</w:t>
             </w:r>
           </w:p>
@@ -33735,12 +34187,11 @@
       <w:pPr>
         <w:pStyle w:val="21"/>
       </w:pPr>
-      <w:bookmarkStart w:id="36" w:name="_Toc240387192"/>
+      <w:bookmarkStart w:id="37" w:name="_Toc240726287"/>
       <w:r>
-        <w:lastRenderedPageBreak/>
         <w:t>US-027 Керувати менеджерами, пріоритетами й статусами</w:t>
       </w:r>
-      <w:bookmarkEnd w:id="36"/>
+      <w:bookmarkEnd w:id="37"/>
     </w:p>
     <w:tbl>
       <w:tblPr>
@@ -34244,11 +34695,11 @@
       <w:pPr>
         <w:pStyle w:val="21"/>
       </w:pPr>
-      <w:bookmarkStart w:id="37" w:name="_Toc240387193"/>
+      <w:bookmarkStart w:id="38" w:name="_Toc240726288"/>
       <w:r>
         <w:t>US-028 Оновити вагу відкритих карток</w:t>
       </w:r>
-      <w:bookmarkEnd w:id="37"/>
+      <w:bookmarkEnd w:id="38"/>
     </w:p>
     <w:tbl>
       <w:tblPr>
@@ -34494,6 +34945,7 @@
                 <w:rFonts w:eastAsia="Arial"/>
                 <w:sz w:val="16"/>
               </w:rPr>
+              <w:lastRenderedPageBreak/>
               <w:t>Основний сценарій</w:t>
             </w:r>
           </w:p>
@@ -34686,7 +35138,6 @@
                 <w:rFonts w:eastAsia="Arial"/>
                 <w:sz w:val="16"/>
               </w:rPr>
-              <w:lastRenderedPageBreak/>
               <w:t>Тест</w:t>
             </w:r>
           </w:p>
@@ -34753,11 +35204,11 @@
       <w:pPr>
         <w:pStyle w:val="21"/>
       </w:pPr>
-      <w:bookmarkStart w:id="38" w:name="_Toc240387194"/>
+      <w:bookmarkStart w:id="39" w:name="_Toc240726289"/>
       <w:r>
         <w:t>US-029 Перерахувати розміри відкритих карток</w:t>
       </w:r>
-      <w:bookmarkEnd w:id="38"/>
+      <w:bookmarkEnd w:id="39"/>
     </w:p>
     <w:tbl>
       <w:tblPr>
@@ -35261,11 +35712,12 @@
       <w:pPr>
         <w:pStyle w:val="21"/>
       </w:pPr>
-      <w:bookmarkStart w:id="39" w:name="_Toc240387195"/>
+      <w:bookmarkStart w:id="40" w:name="_Toc240726290"/>
       <w:r>
+        <w:lastRenderedPageBreak/>
         <w:t>US-030 Створити custom field для конкретного kind</w:t>
       </w:r>
-      <w:bookmarkEnd w:id="39"/>
+      <w:bookmarkEnd w:id="40"/>
     </w:p>
     <w:tbl>
       <w:tblPr>
@@ -35511,7 +35963,6 @@
                 <w:rFonts w:eastAsia="Arial"/>
                 <w:sz w:val="16"/>
               </w:rPr>
-              <w:lastRenderedPageBreak/>
               <w:t>Основний сценарій</w:t>
             </w:r>
           </w:p>
@@ -35770,11 +36221,11 @@
       <w:pPr>
         <w:pStyle w:val="21"/>
       </w:pPr>
-      <w:bookmarkStart w:id="40" w:name="_Toc240387196"/>
+      <w:bookmarkStart w:id="41" w:name="_Toc240726291"/>
       <w:r>
         <w:t>US-031 Деактивувати використане поле або option</w:t>
       </w:r>
-      <w:bookmarkEnd w:id="40"/>
+      <w:bookmarkEnd w:id="41"/>
     </w:p>
     <w:tbl>
       <w:tblPr>
@@ -36212,6 +36663,7 @@
                 <w:rFonts w:eastAsia="Arial"/>
                 <w:sz w:val="16"/>
               </w:rPr>
+              <w:lastRenderedPageBreak/>
               <w:t>Тест</w:t>
             </w:r>
           </w:p>
@@ -36278,12 +36730,11 @@
       <w:pPr>
         <w:pStyle w:val="21"/>
       </w:pPr>
-      <w:bookmarkStart w:id="41" w:name="_Toc240387197"/>
+      <w:bookmarkStart w:id="42" w:name="_Toc240726292"/>
       <w:r>
-        <w:lastRenderedPageBreak/>
         <w:t>US-032 Налаштувати active_only або all для фільтрів</w:t>
       </w:r>
-      <w:bookmarkEnd w:id="41"/>
+      <w:bookmarkEnd w:id="42"/>
     </w:p>
     <w:tbl>
       <w:tblPr>
@@ -36787,11 +37238,11 @@
       <w:pPr>
         <w:pStyle w:val="21"/>
       </w:pPr>
-      <w:bookmarkStart w:id="42" w:name="_Toc240387198"/>
+      <w:bookmarkStart w:id="43" w:name="_Toc240726293"/>
       <w:r>
         <w:t>US-033 Попередньо переглянути й завантажити excel</w:t>
       </w:r>
-      <w:bookmarkEnd w:id="42"/>
+      <w:bookmarkEnd w:id="43"/>
     </w:p>
     <w:tbl>
       <w:tblPr>
@@ -37037,6 +37488,7 @@
                 <w:rFonts w:eastAsia="Arial"/>
                 <w:sz w:val="16"/>
               </w:rPr>
+              <w:lastRenderedPageBreak/>
               <w:t>Основний сценарій</w:t>
             </w:r>
           </w:p>
@@ -37229,7 +37681,6 @@
                 <w:rFonts w:eastAsia="Arial"/>
                 <w:sz w:val="16"/>
               </w:rPr>
-              <w:lastRenderedPageBreak/>
               <w:t>Тест</w:t>
             </w:r>
           </w:p>
@@ -37296,11 +37747,11 @@
       <w:pPr>
         <w:pStyle w:val="21"/>
       </w:pPr>
-      <w:bookmarkStart w:id="43" w:name="_Toc240387199"/>
+      <w:bookmarkStart w:id="44" w:name="_Toc240726294"/>
       <w:r>
         <w:t>US-034 Налаштувати privacy і завантажити ai json</w:t>
       </w:r>
-      <w:bookmarkEnd w:id="43"/>
+      <w:bookmarkEnd w:id="44"/>
     </w:p>
     <w:tbl>
       <w:tblPr>
@@ -37804,11 +38255,12 @@
       <w:pPr>
         <w:pStyle w:val="21"/>
       </w:pPr>
-      <w:bookmarkStart w:id="44" w:name="_Toc240387200"/>
+      <w:bookmarkStart w:id="45" w:name="_Toc240726295"/>
       <w:r>
+        <w:lastRenderedPageBreak/>
         <w:t>US-035 Підтвердити й завантажити full snapshot</w:t>
       </w:r>
-      <w:bookmarkEnd w:id="44"/>
+      <w:bookmarkEnd w:id="45"/>
     </w:p>
     <w:tbl>
       <w:tblPr>
@@ -38054,7 +38506,6 @@
                 <w:rFonts w:eastAsia="Arial"/>
                 <w:sz w:val="16"/>
               </w:rPr>
-              <w:lastRenderedPageBreak/>
               <w:t>Основний сценарій</w:t>
             </w:r>
           </w:p>
@@ -38313,11 +38764,11 @@
       <w:pPr>
         <w:pStyle w:val="21"/>
       </w:pPr>
-      <w:bookmarkStart w:id="45" w:name="_Toc240387201"/>
+      <w:bookmarkStart w:id="46" w:name="_Toc240726296"/>
       <w:r>
         <w:t>US-036 Відкрити audit history агрегату</w:t>
       </w:r>
-      <w:bookmarkEnd w:id="45"/>
+      <w:bookmarkEnd w:id="46"/>
     </w:p>
     <w:tbl>
       <w:tblPr>
@@ -38755,6 +39206,7 @@
                 <w:rFonts w:eastAsia="Arial"/>
                 <w:sz w:val="16"/>
               </w:rPr>
+              <w:lastRenderedPageBreak/>
               <w:t>Тест</w:t>
             </w:r>
           </w:p>
@@ -38821,12 +39273,11 @@
       <w:pPr>
         <w:pStyle w:val="21"/>
       </w:pPr>
-      <w:bookmarkStart w:id="46" w:name="_Toc240387202"/>
+      <w:bookmarkStart w:id="47" w:name="_Toc240726297"/>
       <w:r>
-        <w:lastRenderedPageBreak/>
         <w:t>US-037 Отримати revision_conflict без втрати форми</w:t>
       </w:r>
-      <w:bookmarkEnd w:id="46"/>
+      <w:bookmarkEnd w:id="47"/>
     </w:p>
     <w:tbl>
       <w:tblPr>
@@ -39330,11 +39781,11 @@
       <w:pPr>
         <w:pStyle w:val="1"/>
       </w:pPr>
-      <w:bookmarkStart w:id="47" w:name="_Toc240387203"/>
+      <w:bookmarkStart w:id="48" w:name="_Toc240726298"/>
       <w:r>
         <w:t>7 Загальні правила помилок</w:t>
       </w:r>
-      <w:bookmarkEnd w:id="47"/>
+      <w:bookmarkEnd w:id="48"/>
     </w:p>
     <w:tbl>
       <w:tblPr>
@@ -39633,7 +40084,15 @@
                 <w:rFonts w:eastAsia="Arial"/>
                 <w:sz w:val="17"/>
               </w:rPr>
-              <w:t>Роль або permissions не дозволяють дію.</w:t>
+              <w:t xml:space="preserve">Роль або permissions не </w:t>
+            </w:r>
+            <w:r>
+              <w:rPr>
+                <w:rFonts w:eastAsia="Arial"/>
+                <w:sz w:val="17"/>
+              </w:rPr>
+              <w:lastRenderedPageBreak/>
+              <w:t>дозволяють дію.</w:t>
             </w:r>
           </w:p>
         </w:tc>
@@ -39654,7 +40113,16 @@
                 <w:rFonts w:eastAsia="Arial"/>
                 <w:sz w:val="17"/>
               </w:rPr>
-              <w:t>Не виконувати операцію навіть при прямому API-запиті.</w:t>
+              <w:lastRenderedPageBreak/>
+              <w:t xml:space="preserve">Не виконувати операцію навіть при прямому </w:t>
+            </w:r>
+            <w:r>
+              <w:rPr>
+                <w:rFonts w:eastAsia="Arial"/>
+                <w:sz w:val="17"/>
+              </w:rPr>
+              <w:lastRenderedPageBreak/>
+              <w:t>API-запиті.</w:t>
             </w:r>
           </w:p>
         </w:tc>
@@ -39684,6 +40152,7 @@
                 <w:rFonts w:eastAsia="Arial"/>
                 <w:sz w:val="17"/>
               </w:rPr>
+              <w:lastRenderedPageBreak/>
               <w:t>404</w:t>
             </w:r>
           </w:p>
@@ -39883,53 +40352,6 @@
       <w:pPr>
         <w:spacing w:after="40"/>
       </w:pPr>
-    </w:p>
-    <w:p>
-      <w:pPr>
-        <w:pStyle w:val="1"/>
-      </w:pPr>
-      <w:r>
-        <w:t>Сценарії групування і впорядкування скоупу</w:t>
-      </w:r>
-    </w:p>
-    <w:p>
-      <w:pPr>
-        <w:pStyle w:val="21"/>
-      </w:pPr>
-      <w:r>
-        <w:t>Основні сценарії</w:t>
-      </w:r>
-    </w:p>
-    <w:p>
-      <w:r>
-        <w:t>Користувач може створити групу з поточного завдання, призначити завдання наявній групі, повернути його до «Без групи», перейменувати або розформувати групу та змінити порядок стрілками. Зміни застосовуються разом зі збереженням квартальної картки.</w:t>
-      </w:r>
-    </w:p>
-    <w:p>
-      <w:pPr>
-        <w:pStyle w:val="21"/>
-      </w:pPr>
-      <w:r>
-        <w:t>Перенесення і копіювання</w:t>
-      </w:r>
-    </w:p>
-    <w:p>
-      <w:r>
-        <w:t>Завдання без групи додається в кінець цільового скоупу. Для згрупованого завдання система знаходить групу з тим самим lineage_id або створює її, додає завдання в кінець блоку та видаляє порожню вихідну групу після перенесення. Обмеження для виконаних завдань не обходяться груповими діями.</w:t>
-      </w:r>
-    </w:p>
-    <w:p>
-      <w:pPr>
-        <w:pStyle w:val="21"/>
-      </w:pPr>
-      <w:r>
-        <w:t>Збереження наявних даних</w:t>
-      </w:r>
-    </w:p>
-    <w:p>
-      <w:r>
-        <w:t>Міграція не видаляє і не змінює тексти, статуси, ваги, виконавців, lineage та revisions наявних завдань. Вони залишаються без груп і отримують порядок за created_at та id.</w:t>
-      </w:r>
     </w:p>
     <w:sectPr>
       <w:headerReference w:type="default" r:id="rId8"/>
@@ -39944,7 +40366,7 @@
 </file>
 
 <file path=word/endnotes.xml><?xml version="1.0" encoding="utf-8"?>
-<w:endnotes xmlns:wpc="http://schemas.microsoft.com/office/word/2010/wordprocessingCanvas" xmlns:cx="http://schemas.microsoft.com/office/drawing/2014/chartex" xmlns:cx1="http://schemas.microsoft.com/office/drawing/2015/9/8/chartex" xmlns:cx2="http://schemas.microsoft.com/office/drawing/2015/10/21/chartex" xmlns:cx3="http://schemas.microsoft.com/office/drawing/2016/5/9/chartex" xmlns:cx4="http://schemas.microsoft.com/office/drawing/2016/5/10/chartex" xmlns:cx5="http://schemas.microsoft.com/office/drawing/2016/5/11/chartex" xmlns:cx6="http://schemas.microsoft.com/office/drawing/2016/5/12/chartex" xmlns:cx7="http://schemas.microsoft.com/office/drawing/2016/5/13/chartex" xmlns:cx8="http://schemas.microsoft.com/office/drawing/2016/5/14/chartex" xmlns:mc="http://schemas.openxmlformats.org/markup-compatibility/2006" xmlns:aink="http://schemas.microsoft.com/office/drawing/2016/ink" xmlns:am3d="http://schemas.microsoft.com/office/drawing/2017/model3d" xmlns:o="urn:schemas-microsoft-com:office:office" xmlns:oel="http://schemas.microsoft.com/office/2019/extlst" xmlns:r="http://schemas.openxmlformats.org/officeDocument/2006/relationships" xmlns:m="http://schemas.openxmlformats.org/officeDocument/2006/math" xmlns:v="urn:schemas-microsoft-com:vml" xmlns:wp14="http://schemas.microsoft.com/office/word/2010/wordprocessingDrawing" xmlns:wp="http://schemas.openxmlformats.org/drawingml/2006/wordprocessingDrawing" xmlns:w10="urn:schemas-microsoft-com:office:word" xmlns:w="http://schemas.openxmlformats.org/wordprocessingml/2006/main" xmlns:w14="http://schemas.microsoft.com/office/word/2010/wordml" xmlns:w15="http://schemas.microsoft.com/office/word/2012/wordml" xmlns:w16cei="http://schemas.microsoft.com/office/word/2026/wordml/cei" xmlns:w16cex="http://schemas.microsoft.com/office/word/2018/wordml/cex" xmlns:w16cid="http://schemas.microsoft.com/office/word/2016/wordml/cid" xmlns:w16="http://schemas.microsoft.com/office/word/2018/wordml" xmlns:w16du="http://schemas.microsoft.com/office/word/2023/wordml/word16du" xmlns:w16sdtdh="http://schemas.microsoft.com/office/word/2020/wordml/sdtdatahash" xmlns:w16sdtfl="http://schemas.microsoft.com/office/word/2024/wordml/sdtformatlock" xmlns:w16se="http://schemas.microsoft.com/office/word/2015/wordml/symex" xmlns:wpg="http://schemas.microsoft.com/office/word/2010/wordprocessingGroup" xmlns:wpi="http://schemas.microsoft.com/office/word/2010/wordprocessingInk" xmlns:wne="http://schemas.microsoft.com/office/word/2006/wordml" xmlns:wps="http://schemas.microsoft.com/office/word/2010/wordprocessingShape" mc:Ignorable="w14 w15 w16se w16cid w16 w16cex w16sdtdh w16sdtfl w16du wp14">
+<w:endnotes xmlns:wpc="http://schemas.microsoft.com/office/word/2010/wordprocessingCanvas" xmlns:cx="http://schemas.microsoft.com/office/drawing/2014/chartex" xmlns:cx1="http://schemas.microsoft.com/office/drawing/2015/9/8/chartex" xmlns:cx2="http://schemas.microsoft.com/office/drawing/2015/10/21/chartex" xmlns:cx3="http://schemas.microsoft.com/office/drawing/2016/5/9/chartex" xmlns:cx4="http://schemas.microsoft.com/office/drawing/2016/5/10/chartex" xmlns:cx5="http://schemas.microsoft.com/office/drawing/2016/5/11/chartex" xmlns:cx6="http://schemas.microsoft.com/office/drawing/2016/5/12/chartex" xmlns:cx7="http://schemas.microsoft.com/office/drawing/2016/5/13/chartex" xmlns:cx8="http://schemas.microsoft.com/office/drawing/2016/5/14/chartex" xmlns:mc="http://schemas.openxmlformats.org/markup-compatibility/2006" xmlns:aink="http://schemas.microsoft.com/office/drawing/2016/ink" xmlns:am3d="http://schemas.microsoft.com/office/drawing/2017/model3d" xmlns:o="urn:schemas-microsoft-com:office:office" xmlns:oel="http://schemas.microsoft.com/office/2019/extlst" xmlns:r="http://schemas.openxmlformats.org/officeDocument/2006/relationships" xmlns:m="http://schemas.openxmlformats.org/officeDocument/2006/math" xmlns:v="urn:schemas-microsoft-com:vml" xmlns:wp14="http://schemas.microsoft.com/office/word/2010/wordprocessingDrawing" xmlns:wp="http://schemas.openxmlformats.org/drawingml/2006/wordprocessingDrawing" xmlns:w10="urn:schemas-microsoft-com:office:word" xmlns:w="http://schemas.openxmlformats.org/wordprocessingml/2006/main" xmlns:w14="http://schemas.microsoft.com/office/word/2010/wordml" xmlns:w15="http://schemas.microsoft.com/office/word/2012/wordml" xmlns:w16cex="http://schemas.microsoft.com/office/word/2018/wordml/cex" xmlns:w16cid="http://schemas.microsoft.com/office/word/2016/wordml/cid" xmlns:w16="http://schemas.microsoft.com/office/word/2018/wordml" xmlns:w16du="http://schemas.microsoft.com/office/word/2023/wordml/word16du" xmlns:w16sdtdh="http://schemas.microsoft.com/office/word/2020/wordml/sdtdatahash" xmlns:w16sdtfl="http://schemas.microsoft.com/office/word/2024/wordml/sdtformatlock" xmlns:w16se="http://schemas.microsoft.com/office/word/2015/wordml/symex" xmlns:wpg="http://schemas.microsoft.com/office/word/2010/wordprocessingGroup" xmlns:wpi="http://schemas.microsoft.com/office/word/2010/wordprocessingInk" xmlns:wne="http://schemas.microsoft.com/office/word/2006/wordml" xmlns:wps="http://schemas.microsoft.com/office/word/2010/wordprocessingShape" mc:Ignorable="w14 w15 w16se w16cid w16 w16cex w16sdtdh w16sdtfl w16du wp14">
   <w:endnote w:type="separator" w:id="-1">
     <w:p>
       <w:pPr>
@@ -39969,7 +40391,7 @@
 </file>
 
 <file path=word/footer1.xml><?xml version="1.0" encoding="utf-8"?>
-<w:ftr xmlns:wpc="http://schemas.microsoft.com/office/word/2010/wordprocessingCanvas" xmlns:cx="http://schemas.microsoft.com/office/drawing/2014/chartex" xmlns:cx1="http://schemas.microsoft.com/office/drawing/2015/9/8/chartex" xmlns:cx2="http://schemas.microsoft.com/office/drawing/2015/10/21/chartex" xmlns:cx3="http://schemas.microsoft.com/office/drawing/2016/5/9/chartex" xmlns:cx4="http://schemas.microsoft.com/office/drawing/2016/5/10/chartex" xmlns:cx5="http://schemas.microsoft.com/office/drawing/2016/5/11/chartex" xmlns:cx6="http://schemas.microsoft.com/office/drawing/2016/5/12/chartex" xmlns:cx7="http://schemas.microsoft.com/office/drawing/2016/5/13/chartex" xmlns:cx8="http://schemas.microsoft.com/office/drawing/2016/5/14/chartex" xmlns:mc="http://schemas.openxmlformats.org/markup-compatibility/2006" xmlns:aink="http://schemas.microsoft.com/office/drawing/2016/ink" xmlns:am3d="http://schemas.microsoft.com/office/drawing/2017/model3d" xmlns:o="urn:schemas-microsoft-com:office:office" xmlns:oel="http://schemas.microsoft.com/office/2019/extlst" xmlns:r="http://schemas.openxmlformats.org/officeDocument/2006/relationships" xmlns:m="http://schemas.openxmlformats.org/officeDocument/2006/math" xmlns:v="urn:schemas-microsoft-com:vml" xmlns:wp14="http://schemas.microsoft.com/office/word/2010/wordprocessingDrawing" xmlns:wp="http://schemas.openxmlformats.org/drawingml/2006/wordprocessingDrawing" xmlns:w10="urn:schemas-microsoft-com:office:word" xmlns:w="http://schemas.openxmlformats.org/wordprocessingml/2006/main" xmlns:w14="http://schemas.microsoft.com/office/word/2010/wordml" xmlns:w15="http://schemas.microsoft.com/office/word/2012/wordml" xmlns:w16cei="http://schemas.microsoft.com/office/word/2026/wordml/cei" xmlns:w16cex="http://schemas.microsoft.com/office/word/2018/wordml/cex" xmlns:w16cid="http://schemas.microsoft.com/office/word/2016/wordml/cid" xmlns:w16="http://schemas.microsoft.com/office/word/2018/wordml" xmlns:w16du="http://schemas.microsoft.com/office/word/2023/wordml/word16du" xmlns:w16sdtdh="http://schemas.microsoft.com/office/word/2020/wordml/sdtdatahash" xmlns:w16sdtfl="http://schemas.microsoft.com/office/word/2024/wordml/sdtformatlock" xmlns:w16se="http://schemas.microsoft.com/office/word/2015/wordml/symex" xmlns:wpg="http://schemas.microsoft.com/office/word/2010/wordprocessingGroup" xmlns:wpi="http://schemas.microsoft.com/office/word/2010/wordprocessingInk" xmlns:wne="http://schemas.microsoft.com/office/word/2006/wordml" xmlns:wps="http://schemas.microsoft.com/office/word/2010/wordprocessingShape" mc:Ignorable="w14 w15 w16se w16cid w16 w16cex w16sdtdh w16sdtfl w16du wp14">
+<w:ftr xmlns:wpc="http://schemas.microsoft.com/office/word/2010/wordprocessingCanvas" xmlns:cx="http://schemas.microsoft.com/office/drawing/2014/chartex" xmlns:cx1="http://schemas.microsoft.com/office/drawing/2015/9/8/chartex" xmlns:cx2="http://schemas.microsoft.com/office/drawing/2015/10/21/chartex" xmlns:cx3="http://schemas.microsoft.com/office/drawing/2016/5/9/chartex" xmlns:cx4="http://schemas.microsoft.com/office/drawing/2016/5/10/chartex" xmlns:cx5="http://schemas.microsoft.com/office/drawing/2016/5/11/chartex" xmlns:cx6="http://schemas.microsoft.com/office/drawing/2016/5/12/chartex" xmlns:cx7="http://schemas.microsoft.com/office/drawing/2016/5/13/chartex" xmlns:cx8="http://schemas.microsoft.com/office/drawing/2016/5/14/chartex" xmlns:mc="http://schemas.openxmlformats.org/markup-compatibility/2006" xmlns:aink="http://schemas.microsoft.com/office/drawing/2016/ink" xmlns:am3d="http://schemas.microsoft.com/office/drawing/2017/model3d" xmlns:o="urn:schemas-microsoft-com:office:office" xmlns:oel="http://schemas.microsoft.com/office/2019/extlst" xmlns:r="http://schemas.openxmlformats.org/officeDocument/2006/relationships" xmlns:m="http://schemas.openxmlformats.org/officeDocument/2006/math" xmlns:v="urn:schemas-microsoft-com:vml" xmlns:wp14="http://schemas.microsoft.com/office/word/2010/wordprocessingDrawing" xmlns:wp="http://schemas.openxmlformats.org/drawingml/2006/wordprocessingDrawing" xmlns:w10="urn:schemas-microsoft-com:office:word" xmlns:w="http://schemas.openxmlformats.org/wordprocessingml/2006/main" xmlns:w14="http://schemas.microsoft.com/office/word/2010/wordml" xmlns:w15="http://schemas.microsoft.com/office/word/2012/wordml" xmlns:w16cex="http://schemas.microsoft.com/office/word/2018/wordml/cex" xmlns:w16cid="http://schemas.microsoft.com/office/word/2016/wordml/cid" xmlns:w16="http://schemas.microsoft.com/office/word/2018/wordml" xmlns:w16du="http://schemas.microsoft.com/office/word/2023/wordml/word16du" xmlns:w16sdtdh="http://schemas.microsoft.com/office/word/2020/wordml/sdtdatahash" xmlns:w16sdtfl="http://schemas.microsoft.com/office/word/2024/wordml/sdtformatlock" xmlns:w16se="http://schemas.microsoft.com/office/word/2015/wordml/symex" xmlns:wpg="http://schemas.microsoft.com/office/word/2010/wordprocessingGroup" xmlns:wpi="http://schemas.microsoft.com/office/word/2010/wordprocessingInk" xmlns:wne="http://schemas.microsoft.com/office/word/2006/wordml" xmlns:wps="http://schemas.microsoft.com/office/word/2010/wordprocessingShape" mc:Ignorable="w14 w15 w16se w16cid w16 w16cex w16sdtdh w16sdtfl w16du wp14">
   <w:p>
     <w:pPr>
       <w:pStyle w:val="a7"/>
@@ -40028,7 +40450,7 @@
 </file>
 
 <file path=word/footnotes.xml><?xml version="1.0" encoding="utf-8"?>
-<w:footnotes xmlns:wpc="http://schemas.microsoft.com/office/word/2010/wordprocessingCanvas" xmlns:cx="http://schemas.microsoft.com/office/drawing/2014/chartex" xmlns:cx1="http://schemas.microsoft.com/office/drawing/2015/9/8/chartex" xmlns:cx2="http://schemas.microsoft.com/office/drawing/2015/10/21/chartex" xmlns:cx3="http://schemas.microsoft.com/office/drawing/2016/5/9/chartex" xmlns:cx4="http://schemas.microsoft.com/office/drawing/2016/5/10/chartex" xmlns:cx5="http://schemas.microsoft.com/office/drawing/2016/5/11/chartex" xmlns:cx6="http://schemas.microsoft.com/office/drawing/2016/5/12/chartex" xmlns:cx7="http://schemas.microsoft.com/office/drawing/2016/5/13/chartex" xmlns:cx8="http://schemas.microsoft.com/office/drawing/2016/5/14/chartex" xmlns:mc="http://schemas.openxmlformats.org/markup-compatibility/2006" xmlns:aink="http://schemas.microsoft.com/office/drawing/2016/ink" xmlns:am3d="http://schemas.microsoft.com/office/drawing/2017/model3d" xmlns:o="urn:schemas-microsoft-com:office:office" xmlns:oel="http://schemas.microsoft.com/office/2019/extlst" xmlns:r="http://schemas.openxmlformats.org/officeDocument/2006/relationships" xmlns:m="http://schemas.openxmlformats.org/officeDocument/2006/math" xmlns:v="urn:schemas-microsoft-com:vml" xmlns:wp14="http://schemas.microsoft.com/office/word/2010/wordprocessingDrawing" xmlns:wp="http://schemas.openxmlformats.org/drawingml/2006/wordprocessingDrawing" xmlns:w10="urn:schemas-microsoft-com:office:word" xmlns:w="http://schemas.openxmlformats.org/wordprocessingml/2006/main" xmlns:w14="http://schemas.microsoft.com/office/word/2010/wordml" xmlns:w15="http://schemas.microsoft.com/office/word/2012/wordml" xmlns:w16cei="http://schemas.microsoft.com/office/word/2026/wordml/cei" xmlns:w16cex="http://schemas.microsoft.com/office/word/2018/wordml/cex" xmlns:w16cid="http://schemas.microsoft.com/office/word/2016/wordml/cid" xmlns:w16="http://schemas.microsoft.com/office/word/2018/wordml" xmlns:w16du="http://schemas.microsoft.com/office/word/2023/wordml/word16du" xmlns:w16sdtdh="http://schemas.microsoft.com/office/word/2020/wordml/sdtdatahash" xmlns:w16sdtfl="http://schemas.microsoft.com/office/word/2024/wordml/sdtformatlock" xmlns:w16se="http://schemas.microsoft.com/office/word/2015/wordml/symex" xmlns:wpg="http://schemas.microsoft.com/office/word/2010/wordprocessingGroup" xmlns:wpi="http://schemas.microsoft.com/office/word/2010/wordprocessingInk" xmlns:wne="http://schemas.microsoft.com/office/word/2006/wordml" xmlns:wps="http://schemas.microsoft.com/office/word/2010/wordprocessingShape" mc:Ignorable="w14 w15 w16se w16cid w16 w16cex w16sdtdh w16sdtfl w16du wp14">
+<w:footnotes xmlns:wpc="http://schemas.microsoft.com/office/word/2010/wordprocessingCanvas" xmlns:cx="http://schemas.microsoft.com/office/drawing/2014/chartex" xmlns:cx1="http://schemas.microsoft.com/office/drawing/2015/9/8/chartex" xmlns:cx2="http://schemas.microsoft.com/office/drawing/2015/10/21/chartex" xmlns:cx3="http://schemas.microsoft.com/office/drawing/2016/5/9/chartex" xmlns:cx4="http://schemas.microsoft.com/office/drawing/2016/5/10/chartex" xmlns:cx5="http://schemas.microsoft.com/office/drawing/2016/5/11/chartex" xmlns:cx6="http://schemas.microsoft.com/office/drawing/2016/5/12/chartex" xmlns:cx7="http://schemas.microsoft.com/office/drawing/2016/5/13/chartex" xmlns:cx8="http://schemas.microsoft.com/office/drawing/2016/5/14/chartex" xmlns:mc="http://schemas.openxmlformats.org/markup-compatibility/2006" xmlns:aink="http://schemas.microsoft.com/office/drawing/2016/ink" xmlns:am3d="http://schemas.microsoft.com/office/drawing/2017/model3d" xmlns:o="urn:schemas-microsoft-com:office:office" xmlns:oel="http://schemas.microsoft.com/office/2019/extlst" xmlns:r="http://schemas.openxmlformats.org/officeDocument/2006/relationships" xmlns:m="http://schemas.openxmlformats.org/officeDocument/2006/math" xmlns:v="urn:schemas-microsoft-com:vml" xmlns:wp14="http://schemas.microsoft.com/office/word/2010/wordprocessingDrawing" xmlns:wp="http://schemas.openxmlformats.org/drawingml/2006/wordprocessingDrawing" xmlns:w10="urn:schemas-microsoft-com:office:word" xmlns:w="http://schemas.openxmlformats.org/wordprocessingml/2006/main" xmlns:w14="http://schemas.microsoft.com/office/word/2010/wordml" xmlns:w15="http://schemas.microsoft.com/office/word/2012/wordml" xmlns:w16cex="http://schemas.microsoft.com/office/word/2018/wordml/cex" xmlns:w16cid="http://schemas.microsoft.com/office/word/2016/wordml/cid" xmlns:w16="http://schemas.microsoft.com/office/word/2018/wordml" xmlns:w16du="http://schemas.microsoft.com/office/word/2023/wordml/word16du" xmlns:w16sdtdh="http://schemas.microsoft.com/office/word/2020/wordml/sdtdatahash" xmlns:w16sdtfl="http://schemas.microsoft.com/office/word/2024/wordml/sdtformatlock" xmlns:w16se="http://schemas.microsoft.com/office/word/2015/wordml/symex" xmlns:wpg="http://schemas.microsoft.com/office/word/2010/wordprocessingGroup" xmlns:wpi="http://schemas.microsoft.com/office/word/2010/wordprocessingInk" xmlns:wne="http://schemas.microsoft.com/office/word/2006/wordml" xmlns:wps="http://schemas.microsoft.com/office/word/2010/wordprocessingShape" mc:Ignorable="w14 w15 w16se w16cid w16 w16cex w16sdtdh w16sdtfl w16du wp14">
   <w:footnote w:type="separator" w:id="-1">
     <w:p>
       <w:pPr>
@@ -40053,7 +40475,7 @@
 </file>
 
 <file path=word/header1.xml><?xml version="1.0" encoding="utf-8"?>
-<w:hdr xmlns:wpc="http://schemas.microsoft.com/office/word/2010/wordprocessingCanvas" xmlns:cx="http://schemas.microsoft.com/office/drawing/2014/chartex" xmlns:cx1="http://schemas.microsoft.com/office/drawing/2015/9/8/chartex" xmlns:cx2="http://schemas.microsoft.com/office/drawing/2015/10/21/chartex" xmlns:cx3="http://schemas.microsoft.com/office/drawing/2016/5/9/chartex" xmlns:cx4="http://schemas.microsoft.com/office/drawing/2016/5/10/chartex" xmlns:cx5="http://schemas.microsoft.com/office/drawing/2016/5/11/chartex" xmlns:cx6="http://schemas.microsoft.com/office/drawing/2016/5/12/chartex" xmlns:cx7="http://schemas.microsoft.com/office/drawing/2016/5/13/chartex" xmlns:cx8="http://schemas.microsoft.com/office/drawing/2016/5/14/chartex" xmlns:mc="http://schemas.openxmlformats.org/markup-compatibility/2006" xmlns:aink="http://schemas.microsoft.com/office/drawing/2016/ink" xmlns:am3d="http://schemas.microsoft.com/office/drawing/2017/model3d" xmlns:o="urn:schemas-microsoft-com:office:office" xmlns:oel="http://schemas.microsoft.com/office/2019/extlst" xmlns:r="http://schemas.openxmlformats.org/officeDocument/2006/relationships" xmlns:m="http://schemas.openxmlformats.org/officeDocument/2006/math" xmlns:v="urn:schemas-microsoft-com:vml" xmlns:wp14="http://schemas.microsoft.com/office/word/2010/wordprocessingDrawing" xmlns:wp="http://schemas.openxmlformats.org/drawingml/2006/wordprocessingDrawing" xmlns:w10="urn:schemas-microsoft-com:office:word" xmlns:w="http://schemas.openxmlformats.org/wordprocessingml/2006/main" xmlns:w14="http://schemas.microsoft.com/office/word/2010/wordml" xmlns:w15="http://schemas.microsoft.com/office/word/2012/wordml" xmlns:w16cei="http://schemas.microsoft.com/office/word/2026/wordml/cei" xmlns:w16cex="http://schemas.microsoft.com/office/word/2018/wordml/cex" xmlns:w16cid="http://schemas.microsoft.com/office/word/2016/wordml/cid" xmlns:w16="http://schemas.microsoft.com/office/word/2018/wordml" xmlns:w16du="http://schemas.microsoft.com/office/word/2023/wordml/word16du" xmlns:w16sdtdh="http://schemas.microsoft.com/office/word/2020/wordml/sdtdatahash" xmlns:w16sdtfl="http://schemas.microsoft.com/office/word/2024/wordml/sdtformatlock" xmlns:w16se="http://schemas.microsoft.com/office/word/2015/wordml/symex" xmlns:wpg="http://schemas.microsoft.com/office/word/2010/wordprocessingGroup" xmlns:wpi="http://schemas.microsoft.com/office/word/2010/wordprocessingInk" xmlns:wne="http://schemas.microsoft.com/office/word/2006/wordml" xmlns:wps="http://schemas.microsoft.com/office/word/2010/wordprocessingShape" mc:Ignorable="w14 w15 w16se w16cid w16 w16cex w16sdtdh w16sdtfl w16du wp14">
+<w:hdr xmlns:wpc="http://schemas.microsoft.com/office/word/2010/wordprocessingCanvas" xmlns:cx="http://schemas.microsoft.com/office/drawing/2014/chartex" xmlns:cx1="http://schemas.microsoft.com/office/drawing/2015/9/8/chartex" xmlns:cx2="http://schemas.microsoft.com/office/drawing/2015/10/21/chartex" xmlns:cx3="http://schemas.microsoft.com/office/drawing/2016/5/9/chartex" xmlns:cx4="http://schemas.microsoft.com/office/drawing/2016/5/10/chartex" xmlns:cx5="http://schemas.microsoft.com/office/drawing/2016/5/11/chartex" xmlns:cx6="http://schemas.microsoft.com/office/drawing/2016/5/12/chartex" xmlns:cx7="http://schemas.microsoft.com/office/drawing/2016/5/13/chartex" xmlns:cx8="http://schemas.microsoft.com/office/drawing/2016/5/14/chartex" xmlns:mc="http://schemas.openxmlformats.org/markup-compatibility/2006" xmlns:aink="http://schemas.microsoft.com/office/drawing/2016/ink" xmlns:am3d="http://schemas.microsoft.com/office/drawing/2017/model3d" xmlns:o="urn:schemas-microsoft-com:office:office" xmlns:oel="http://schemas.microsoft.com/office/2019/extlst" xmlns:r="http://schemas.openxmlformats.org/officeDocument/2006/relationships" xmlns:m="http://schemas.openxmlformats.org/officeDocument/2006/math" xmlns:v="urn:schemas-microsoft-com:vml" xmlns:wp14="http://schemas.microsoft.com/office/word/2010/wordprocessingDrawing" xmlns:wp="http://schemas.openxmlformats.org/drawingml/2006/wordprocessingDrawing" xmlns:w10="urn:schemas-microsoft-com:office:word" xmlns:w="http://schemas.openxmlformats.org/wordprocessingml/2006/main" xmlns:w14="http://schemas.microsoft.com/office/word/2010/wordml" xmlns:w15="http://schemas.microsoft.com/office/word/2012/wordml" xmlns:w16cex="http://schemas.microsoft.com/office/word/2018/wordml/cex" xmlns:w16cid="http://schemas.microsoft.com/office/word/2016/wordml/cid" xmlns:w16="http://schemas.microsoft.com/office/word/2018/wordml" xmlns:w16du="http://schemas.microsoft.com/office/word/2023/wordml/word16du" xmlns:w16sdtdh="http://schemas.microsoft.com/office/word/2020/wordml/sdtdatahash" xmlns:w16sdtfl="http://schemas.microsoft.com/office/word/2024/wordml/sdtformatlock" xmlns:w16se="http://schemas.microsoft.com/office/word/2015/wordml/symex" xmlns:wpg="http://schemas.microsoft.com/office/word/2010/wordprocessingGroup" xmlns:wpi="http://schemas.microsoft.com/office/word/2010/wordprocessingInk" xmlns:wne="http://schemas.microsoft.com/office/word/2006/wordml" xmlns:wps="http://schemas.microsoft.com/office/word/2010/wordprocessingShape" mc:Ignorable="w14 w15 w16se w16cid w16 w16cex w16sdtdh w16sdtfl w16du wp14">
   <w:p>
     <w:pPr>
       <w:pStyle w:val="a5"/>
@@ -40072,7 +40494,7 @@
 </file>
 
 <file path=word/numbering.xml><?xml version="1.0" encoding="utf-8"?>
-<w:numbering xmlns:wpc="http://schemas.microsoft.com/office/word/2010/wordprocessingCanvas" xmlns:cx="http://schemas.microsoft.com/office/drawing/2014/chartex" xmlns:cx1="http://schemas.microsoft.com/office/drawing/2015/9/8/chartex" xmlns:cx2="http://schemas.microsoft.com/office/drawing/2015/10/21/chartex" xmlns:cx3="http://schemas.microsoft.com/office/drawing/2016/5/9/chartex" xmlns:cx4="http://schemas.microsoft.com/office/drawing/2016/5/10/chartex" xmlns:cx5="http://schemas.microsoft.com/office/drawing/2016/5/11/chartex" xmlns:cx6="http://schemas.microsoft.com/office/drawing/2016/5/12/chartex" xmlns:cx7="http://schemas.microsoft.com/office/drawing/2016/5/13/chartex" xmlns:cx8="http://schemas.microsoft.com/office/drawing/2016/5/14/chartex" xmlns:mc="http://schemas.openxmlformats.org/markup-compatibility/2006" xmlns:aink="http://schemas.microsoft.com/office/drawing/2016/ink" xmlns:am3d="http://schemas.microsoft.com/office/drawing/2017/model3d" xmlns:o="urn:schemas-microsoft-com:office:office" xmlns:oel="http://schemas.microsoft.com/office/2019/extlst" xmlns:r="http://schemas.openxmlformats.org/officeDocument/2006/relationships" xmlns:m="http://schemas.openxmlformats.org/officeDocument/2006/math" xmlns:v="urn:schemas-microsoft-com:vml" xmlns:wp14="http://schemas.microsoft.com/office/word/2010/wordprocessingDrawing" xmlns:wp="http://schemas.openxmlformats.org/drawingml/2006/wordprocessingDrawing" xmlns:w10="urn:schemas-microsoft-com:office:word" xmlns:w="http://schemas.openxmlformats.org/wordprocessingml/2006/main" xmlns:w14="http://schemas.microsoft.com/office/word/2010/wordml" xmlns:w15="http://schemas.microsoft.com/office/word/2012/wordml" xmlns:w16cei="http://schemas.microsoft.com/office/word/2026/wordml/cei" xmlns:w16cex="http://schemas.microsoft.com/office/word/2018/wordml/cex" xmlns:w16cid="http://schemas.microsoft.com/office/word/2016/wordml/cid" xmlns:w16="http://schemas.microsoft.com/office/word/2018/wordml" xmlns:w16du="http://schemas.microsoft.com/office/word/2023/wordml/word16du" xmlns:w16sdtdh="http://schemas.microsoft.com/office/word/2020/wordml/sdtdatahash" xmlns:w16sdtfl="http://schemas.microsoft.com/office/word/2024/wordml/sdtformatlock" xmlns:w16se="http://schemas.microsoft.com/office/word/2015/wordml/symex" xmlns:wpg="http://schemas.microsoft.com/office/word/2010/wordprocessingGroup" xmlns:wpi="http://schemas.microsoft.com/office/word/2010/wordprocessingInk" xmlns:wne="http://schemas.microsoft.com/office/word/2006/wordml" xmlns:wps="http://schemas.microsoft.com/office/word/2010/wordprocessingShape" mc:Ignorable="w14 w15 w16se w16cid w16 w16cex w16sdtdh w16sdtfl w16du wp14">
+<w:numbering xmlns:wpc="http://schemas.microsoft.com/office/word/2010/wordprocessingCanvas" xmlns:cx="http://schemas.microsoft.com/office/drawing/2014/chartex" xmlns:cx1="http://schemas.microsoft.com/office/drawing/2015/9/8/chartex" xmlns:cx2="http://schemas.microsoft.com/office/drawing/2015/10/21/chartex" xmlns:cx3="http://schemas.microsoft.com/office/drawing/2016/5/9/chartex" xmlns:cx4="http://schemas.microsoft.com/office/drawing/2016/5/10/chartex" xmlns:cx5="http://schemas.microsoft.com/office/drawing/2016/5/11/chartex" xmlns:cx6="http://schemas.microsoft.com/office/drawing/2016/5/12/chartex" xmlns:cx7="http://schemas.microsoft.com/office/drawing/2016/5/13/chartex" xmlns:cx8="http://schemas.microsoft.com/office/drawing/2016/5/14/chartex" xmlns:mc="http://schemas.openxmlformats.org/markup-compatibility/2006" xmlns:aink="http://schemas.microsoft.com/office/drawing/2016/ink" xmlns:am3d="http://schemas.microsoft.com/office/drawing/2017/model3d" xmlns:o="urn:schemas-microsoft-com:office:office" xmlns:oel="http://schemas.microsoft.com/office/2019/extlst" xmlns:r="http://schemas.openxmlformats.org/officeDocument/2006/relationships" xmlns:m="http://schemas.openxmlformats.org/officeDocument/2006/math" xmlns:v="urn:schemas-microsoft-com:vml" xmlns:wp14="http://schemas.microsoft.com/office/word/2010/wordprocessingDrawing" xmlns:wp="http://schemas.openxmlformats.org/drawingml/2006/wordprocessingDrawing" xmlns:w10="urn:schemas-microsoft-com:office:word" xmlns:w="http://schemas.openxmlformats.org/wordprocessingml/2006/main" xmlns:w14="http://schemas.microsoft.com/office/word/2010/wordml" xmlns:w15="http://schemas.microsoft.com/office/word/2012/wordml" xmlns:w16cex="http://schemas.microsoft.com/office/word/2018/wordml/cex" xmlns:w16cid="http://schemas.microsoft.com/office/word/2016/wordml/cid" xmlns:w16="http://schemas.microsoft.com/office/word/2018/wordml" xmlns:w16du="http://schemas.microsoft.com/office/word/2023/wordml/word16du" xmlns:w16sdtdh="http://schemas.microsoft.com/office/word/2020/wordml/sdtdatahash" xmlns:w16sdtfl="http://schemas.microsoft.com/office/word/2024/wordml/sdtformatlock" xmlns:w16se="http://schemas.microsoft.com/office/word/2015/wordml/symex" xmlns:wpg="http://schemas.microsoft.com/office/word/2010/wordprocessingGroup" xmlns:wpi="http://schemas.microsoft.com/office/word/2010/wordprocessingInk" xmlns:wne="http://schemas.microsoft.com/office/word/2006/wordml" xmlns:wps="http://schemas.microsoft.com/office/word/2010/wordprocessingShape" mc:Ignorable="w14 w15 w16se w16cid w16 w16cex w16sdtdh w16sdtfl w16du wp14">
   <w:abstractNum w:abstractNumId="0" w15:restartNumberingAfterBreak="0">
     <w:nsid w:val="FFFFFF7C"/>
     <w:multiLevelType w:val="singleLevel"/>

--- a/documentation/word/02_Вимоги_та_користувацькі_сценарії.docx
+++ b/documentation/word/02_Вимоги_та_користувацькі_сценарії.docx
@@ -185,7 +185,7 @@
           </w:tcPr>
           <w:p>
             <w:r>
-              <w:t>As built 02.10.2026</w:t>
+              <w:t>As built 06.10.2026</w:t>
             </w:r>
           </w:p>
         </w:tc>
@@ -228,7 +228,7 @@
           </w:tcPr>
           <w:p>
             <w:r>
-              <w:t>2.1</w:t>
+              <w:t>2.3</w:t>
             </w:r>
           </w:p>
         </w:tc>
@@ -273,7 +273,7 @@
           </w:tcPr>
           <w:p>
             <w:r>
-              <w:t>02.10.2026</w:t>
+              <w:t>06.10.2026</w:t>
             </w:r>
           </w:p>
         </w:tc>
@@ -485,7 +485,7 @@
       <w:pPr>
         <w:pStyle w:val="1"/>
       </w:pPr>
-      <w:bookmarkStart w:id="0" w:name="_Toc241864864"/>
+      <w:bookmarkStart w:id="0" w:name="_Toc242178450"/>
       <w:r>
         <w:lastRenderedPageBreak/>
         <w:t>Зміст</w:t>
@@ -517,7 +517,7 @@
       <w:r>
         <w:fldChar w:fldCharType="separate"/>
       </w:r>
-      <w:hyperlink w:anchor="_Toc241864864" w:history="1">
+      <w:hyperlink w:anchor="_Toc242178450" w:history="1">
         <w:r>
           <w:rPr>
             <w:rStyle w:val="affa"/>
@@ -544,7 +544,7 @@
             <w:noProof/>
             <w:webHidden/>
           </w:rPr>
-          <w:instrText xml:space="preserve"> PAGEREF _Toc241864864 \h </w:instrText>
+          <w:instrText xml:space="preserve"> PAGEREF _Toc242178450 \h </w:instrText>
         </w:r>
         <w:r>
           <w:rPr>
@@ -591,7 +591,7 @@
           <w14:ligatures w14:val="standardContextual"/>
         </w:rPr>
       </w:pPr>
-      <w:hyperlink w:anchor="_Toc241864865" w:history="1">
+      <w:hyperlink w:anchor="_Toc242178451" w:history="1">
         <w:r>
           <w:rPr>
             <w:rStyle w:val="affa"/>
@@ -618,7 +618,7 @@
             <w:noProof/>
             <w:webHidden/>
           </w:rPr>
-          <w:instrText xml:space="preserve"> PAGEREF _Toc241864865 \h </w:instrText>
+          <w:instrText xml:space="preserve"> PAGEREF _Toc242178451 \h </w:instrText>
         </w:r>
         <w:r>
           <w:rPr>
@@ -665,7 +665,7 @@
           <w14:ligatures w14:val="standardContextual"/>
         </w:rPr>
       </w:pPr>
-      <w:hyperlink w:anchor="_Toc241864866" w:history="1">
+      <w:hyperlink w:anchor="_Toc242178452" w:history="1">
         <w:r>
           <w:rPr>
             <w:rStyle w:val="affa"/>
@@ -692,7 +692,7 @@
             <w:noProof/>
             <w:webHidden/>
           </w:rPr>
-          <w:instrText xml:space="preserve"> PAGEREF _Toc241864866 \h </w:instrText>
+          <w:instrText xml:space="preserve"> PAGEREF _Toc242178452 \h </w:instrText>
         </w:r>
         <w:r>
           <w:rPr>
@@ -739,7 +739,7 @@
           <w14:ligatures w14:val="standardContextual"/>
         </w:rPr>
       </w:pPr>
-      <w:hyperlink w:anchor="_Toc241864867" w:history="1">
+      <w:hyperlink w:anchor="_Toc242178453" w:history="1">
         <w:r>
           <w:rPr>
             <w:rStyle w:val="affa"/>
@@ -766,7 +766,7 @@
             <w:noProof/>
             <w:webHidden/>
           </w:rPr>
-          <w:instrText xml:space="preserve"> PAGEREF _Toc241864867 \h </w:instrText>
+          <w:instrText xml:space="preserve"> PAGEREF _Toc242178453 \h </w:instrText>
         </w:r>
         <w:r>
           <w:rPr>
@@ -813,7 +813,7 @@
           <w14:ligatures w14:val="standardContextual"/>
         </w:rPr>
       </w:pPr>
-      <w:hyperlink w:anchor="_Toc241864868" w:history="1">
+      <w:hyperlink w:anchor="_Toc242178454" w:history="1">
         <w:r>
           <w:rPr>
             <w:rStyle w:val="affa"/>
@@ -840,7 +840,7 @@
             <w:noProof/>
             <w:webHidden/>
           </w:rPr>
-          <w:instrText xml:space="preserve"> PAGEREF _Toc241864868 \h </w:instrText>
+          <w:instrText xml:space="preserve"> PAGEREF _Toc242178454 \h </w:instrText>
         </w:r>
         <w:r>
           <w:rPr>
@@ -887,7 +887,7 @@
           <w14:ligatures w14:val="standardContextual"/>
         </w:rPr>
       </w:pPr>
-      <w:hyperlink w:anchor="_Toc241864869" w:history="1">
+      <w:hyperlink w:anchor="_Toc242178455" w:history="1">
         <w:r>
           <w:rPr>
             <w:rStyle w:val="affa"/>
@@ -914,7 +914,7 @@
             <w:noProof/>
             <w:webHidden/>
           </w:rPr>
-          <w:instrText xml:space="preserve"> PAGEREF _Toc241864869 \h </w:instrText>
+          <w:instrText xml:space="preserve"> PAGEREF _Toc242178455 \h </w:instrText>
         </w:r>
         <w:r>
           <w:rPr>
@@ -961,7 +961,7 @@
           <w14:ligatures w14:val="standardContextual"/>
         </w:rPr>
       </w:pPr>
-      <w:hyperlink w:anchor="_Toc241864870" w:history="1">
+      <w:hyperlink w:anchor="_Toc242178456" w:history="1">
         <w:r>
           <w:rPr>
             <w:rStyle w:val="affa"/>
@@ -988,7 +988,7 @@
             <w:noProof/>
             <w:webHidden/>
           </w:rPr>
-          <w:instrText xml:space="preserve"> PAGEREF _Toc241864870 \h </w:instrText>
+          <w:instrText xml:space="preserve"> PAGEREF _Toc242178456 \h </w:instrText>
         </w:r>
         <w:r>
           <w:rPr>
@@ -1008,7 +1008,7 @@
             <w:noProof/>
             <w:webHidden/>
           </w:rPr>
-          <w:t>13</w:t>
+          <w:t>14</w:t>
         </w:r>
         <w:r>
           <w:rPr>
@@ -1035,7 +1035,7 @@
           <w14:ligatures w14:val="standardContextual"/>
         </w:rPr>
       </w:pPr>
-      <w:hyperlink w:anchor="_Toc241864871" w:history="1">
+      <w:hyperlink w:anchor="_Toc242178457" w:history="1">
         <w:r>
           <w:rPr>
             <w:rStyle w:val="affa"/>
@@ -1062,7 +1062,7 @@
             <w:noProof/>
             <w:webHidden/>
           </w:rPr>
-          <w:instrText xml:space="preserve"> PAGEREF _Toc241864871 \h </w:instrText>
+          <w:instrText xml:space="preserve"> PAGEREF _Toc242178457 \h </w:instrText>
         </w:r>
         <w:r>
           <w:rPr>
@@ -1109,7 +1109,7 @@
           <w14:ligatures w14:val="standardContextual"/>
         </w:rPr>
       </w:pPr>
-      <w:hyperlink w:anchor="_Toc241864872" w:history="1">
+      <w:hyperlink w:anchor="_Toc242178458" w:history="1">
         <w:r>
           <w:rPr>
             <w:rStyle w:val="affa"/>
@@ -1136,7 +1136,7 @@
             <w:noProof/>
             <w:webHidden/>
           </w:rPr>
-          <w:instrText xml:space="preserve"> PAGEREF _Toc241864872 \h </w:instrText>
+          <w:instrText xml:space="preserve"> PAGEREF _Toc242178458 \h </w:instrText>
         </w:r>
         <w:r>
           <w:rPr>
@@ -1156,7 +1156,7 @@
             <w:noProof/>
             <w:webHidden/>
           </w:rPr>
-          <w:t>14</w:t>
+          <w:t>15</w:t>
         </w:r>
         <w:r>
           <w:rPr>
@@ -1183,7 +1183,7 @@
           <w14:ligatures w14:val="standardContextual"/>
         </w:rPr>
       </w:pPr>
-      <w:hyperlink w:anchor="_Toc241864873" w:history="1">
+      <w:hyperlink w:anchor="_Toc242178459" w:history="1">
         <w:r>
           <w:rPr>
             <w:rStyle w:val="affa"/>
@@ -1210,7 +1210,7 @@
             <w:noProof/>
             <w:webHidden/>
           </w:rPr>
-          <w:instrText xml:space="preserve"> PAGEREF _Toc241864873 \h </w:instrText>
+          <w:instrText xml:space="preserve"> PAGEREF _Toc242178459 \h </w:instrText>
         </w:r>
         <w:r>
           <w:rPr>
@@ -1257,7 +1257,7 @@
           <w14:ligatures w14:val="standardContextual"/>
         </w:rPr>
       </w:pPr>
-      <w:hyperlink w:anchor="_Toc241864874" w:history="1">
+      <w:hyperlink w:anchor="_Toc242178460" w:history="1">
         <w:r>
           <w:rPr>
             <w:rStyle w:val="affa"/>
@@ -1284,7 +1284,7 @@
             <w:noProof/>
             <w:webHidden/>
           </w:rPr>
-          <w:instrText xml:space="preserve"> PAGEREF _Toc241864874 \h </w:instrText>
+          <w:instrText xml:space="preserve"> PAGEREF _Toc242178460 \h </w:instrText>
         </w:r>
         <w:r>
           <w:rPr>
@@ -1331,7 +1331,7 @@
           <w14:ligatures w14:val="standardContextual"/>
         </w:rPr>
       </w:pPr>
-      <w:hyperlink w:anchor="_Toc241864875" w:history="1">
+      <w:hyperlink w:anchor="_Toc242178461" w:history="1">
         <w:r>
           <w:rPr>
             <w:rStyle w:val="affa"/>
@@ -1358,7 +1358,7 @@
             <w:noProof/>
             <w:webHidden/>
           </w:rPr>
-          <w:instrText xml:space="preserve"> PAGEREF _Toc241864875 \h </w:instrText>
+          <w:instrText xml:space="preserve"> PAGEREF _Toc242178461 \h </w:instrText>
         </w:r>
         <w:r>
           <w:rPr>
@@ -1405,7 +1405,7 @@
           <w14:ligatures w14:val="standardContextual"/>
         </w:rPr>
       </w:pPr>
-      <w:hyperlink w:anchor="_Toc241864876" w:history="1">
+      <w:hyperlink w:anchor="_Toc242178462" w:history="1">
         <w:r>
           <w:rPr>
             <w:rStyle w:val="affa"/>
@@ -1432,7 +1432,7 @@
             <w:noProof/>
             <w:webHidden/>
           </w:rPr>
-          <w:instrText xml:space="preserve"> PAGEREF _Toc241864876 \h </w:instrText>
+          <w:instrText xml:space="preserve"> PAGEREF _Toc242178462 \h </w:instrText>
         </w:r>
         <w:r>
           <w:rPr>
@@ -1479,7 +1479,7 @@
           <w14:ligatures w14:val="standardContextual"/>
         </w:rPr>
       </w:pPr>
-      <w:hyperlink w:anchor="_Toc241864877" w:history="1">
+      <w:hyperlink w:anchor="_Toc242178463" w:history="1">
         <w:r>
           <w:rPr>
             <w:rStyle w:val="affa"/>
@@ -1506,81 +1506,7 @@
             <w:noProof/>
             <w:webHidden/>
           </w:rPr>
-          <w:instrText xml:space="preserve"> PAGEREF _Toc241864877 \h </w:instrText>
-        </w:r>
-        <w:r>
-          <w:rPr>
-            <w:noProof/>
-            <w:webHidden/>
-          </w:rPr>
-        </w:r>
-        <w:r>
-          <w:rPr>
-            <w:noProof/>
-            <w:webHidden/>
-          </w:rPr>
-          <w:fldChar w:fldCharType="separate"/>
-        </w:r>
-        <w:r>
-          <w:rPr>
-            <w:noProof/>
-            <w:webHidden/>
-          </w:rPr>
-          <w:t>18</w:t>
-        </w:r>
-        <w:r>
-          <w:rPr>
-            <w:noProof/>
-            <w:webHidden/>
-          </w:rPr>
-          <w:fldChar w:fldCharType="end"/>
-        </w:r>
-      </w:hyperlink>
-    </w:p>
-    <w:p>
-      <w:pPr>
-        <w:pStyle w:val="2f1"/>
-        <w:tabs>
-          <w:tab w:val="right" w:leader="dot" w:pos="10076"/>
-        </w:tabs>
-        <w:rPr>
-          <w:rFonts w:asciiTheme="minorHAnsi" w:hAnsiTheme="minorHAnsi"/>
-          <w:noProof/>
-          <w:kern w:val="2"/>
-          <w:sz w:val="24"/>
-          <w:szCs w:val="24"/>
-          <w:lang w:val="uk-UA" w:eastAsia="uk-UA"/>
-          <w14:ligatures w14:val="standardContextual"/>
-        </w:rPr>
-      </w:pPr>
-      <w:hyperlink w:anchor="_Toc241864878" w:history="1">
-        <w:r>
-          <w:rPr>
-            <w:rStyle w:val="affa"/>
-            <w:noProof/>
-          </w:rPr>
-          <w:t>US-005 Фільтрувати квартальну або річну аналітику</w:t>
-        </w:r>
-        <w:r>
-          <w:rPr>
-            <w:noProof/>
-            <w:webHidden/>
-          </w:rPr>
-          <w:tab/>
-        </w:r>
-        <w:r>
-          <w:rPr>
-            <w:noProof/>
-            <w:webHidden/>
-          </w:rPr>
-          <w:fldChar w:fldCharType="begin"/>
-        </w:r>
-        <w:r>
-          <w:rPr>
-            <w:noProof/>
-            <w:webHidden/>
-          </w:rPr>
-          <w:instrText xml:space="preserve"> PAGEREF _Toc241864878 \h </w:instrText>
+          <w:instrText xml:space="preserve"> PAGEREF _Toc242178463 \h </w:instrText>
         </w:r>
         <w:r>
           <w:rPr>
@@ -1627,7 +1553,81 @@
           <w14:ligatures w14:val="standardContextual"/>
         </w:rPr>
       </w:pPr>
-      <w:hyperlink w:anchor="_Toc241864879" w:history="1">
+      <w:hyperlink w:anchor="_Toc242178464" w:history="1">
+        <w:r>
+          <w:rPr>
+            <w:rStyle w:val="affa"/>
+            <w:noProof/>
+          </w:rPr>
+          <w:t>US-005 Фільтрувати квартальну або річну аналітику</w:t>
+        </w:r>
+        <w:r>
+          <w:rPr>
+            <w:noProof/>
+            <w:webHidden/>
+          </w:rPr>
+          <w:tab/>
+        </w:r>
+        <w:r>
+          <w:rPr>
+            <w:noProof/>
+            <w:webHidden/>
+          </w:rPr>
+          <w:fldChar w:fldCharType="begin"/>
+        </w:r>
+        <w:r>
+          <w:rPr>
+            <w:noProof/>
+            <w:webHidden/>
+          </w:rPr>
+          <w:instrText xml:space="preserve"> PAGEREF _Toc242178464 \h </w:instrText>
+        </w:r>
+        <w:r>
+          <w:rPr>
+            <w:noProof/>
+            <w:webHidden/>
+          </w:rPr>
+        </w:r>
+        <w:r>
+          <w:rPr>
+            <w:noProof/>
+            <w:webHidden/>
+          </w:rPr>
+          <w:fldChar w:fldCharType="separate"/>
+        </w:r>
+        <w:r>
+          <w:rPr>
+            <w:noProof/>
+            <w:webHidden/>
+          </w:rPr>
+          <w:t>19</w:t>
+        </w:r>
+        <w:r>
+          <w:rPr>
+            <w:noProof/>
+            <w:webHidden/>
+          </w:rPr>
+          <w:fldChar w:fldCharType="end"/>
+        </w:r>
+      </w:hyperlink>
+    </w:p>
+    <w:p>
+      <w:pPr>
+        <w:pStyle w:val="2f1"/>
+        <w:tabs>
+          <w:tab w:val="right" w:leader="dot" w:pos="10076"/>
+        </w:tabs>
+        <w:rPr>
+          <w:rFonts w:asciiTheme="minorHAnsi" w:hAnsiTheme="minorHAnsi"/>
+          <w:noProof/>
+          <w:kern w:val="2"/>
+          <w:sz w:val="24"/>
+          <w:szCs w:val="24"/>
+          <w:lang w:val="uk-UA" w:eastAsia="uk-UA"/>
+          <w14:ligatures w14:val="standardContextual"/>
+        </w:rPr>
+      </w:pPr>
+      <w:hyperlink w:anchor="_Toc242178465" w:history="1">
         <w:r>
           <w:rPr>
             <w:rStyle w:val="affa"/>
@@ -1654,7 +1654,7 @@
             <w:noProof/>
             <w:webHidden/>
           </w:rPr>
-          <w:instrText xml:space="preserve"> PAGEREF _Toc241864879 \h </w:instrText>
+          <w:instrText xml:space="preserve"> PAGEREF _Toc242178465 \h </w:instrText>
         </w:r>
         <w:r>
           <w:rPr>
@@ -1701,7 +1701,7 @@
           <w14:ligatures w14:val="standardContextual"/>
         </w:rPr>
       </w:pPr>
-      <w:hyperlink w:anchor="_Toc241864880" w:history="1">
+      <w:hyperlink w:anchor="_Toc242178466" w:history="1">
         <w:r>
           <w:rPr>
             <w:rStyle w:val="affa"/>
@@ -1728,7 +1728,7 @@
             <w:noProof/>
             <w:webHidden/>
           </w:rPr>
-          <w:instrText xml:space="preserve"> PAGEREF _Toc241864880 \h </w:instrText>
+          <w:instrText xml:space="preserve"> PAGEREF _Toc242178466 \h </w:instrText>
         </w:r>
         <w:r>
           <w:rPr>
@@ -1775,7 +1775,7 @@
           <w14:ligatures w14:val="standardContextual"/>
         </w:rPr>
       </w:pPr>
-      <w:hyperlink w:anchor="_Toc241864881" w:history="1">
+      <w:hyperlink w:anchor="_Toc242178467" w:history="1">
         <w:r>
           <w:rPr>
             <w:rStyle w:val="affa"/>
@@ -1802,7 +1802,7 @@
             <w:noProof/>
             <w:webHidden/>
           </w:rPr>
-          <w:instrText xml:space="preserve"> PAGEREF _Toc241864881 \h </w:instrText>
+          <w:instrText xml:space="preserve"> PAGEREF _Toc242178467 \h </w:instrText>
         </w:r>
         <w:r>
           <w:rPr>
@@ -1849,7 +1849,7 @@
           <w14:ligatures w14:val="standardContextual"/>
         </w:rPr>
       </w:pPr>
-      <w:hyperlink w:anchor="_Toc241864882" w:history="1">
+      <w:hyperlink w:anchor="_Toc242178468" w:history="1">
         <w:r>
           <w:rPr>
             <w:rStyle w:val="affa"/>
@@ -1876,81 +1876,7 @@
             <w:noProof/>
             <w:webHidden/>
           </w:rPr>
-          <w:instrText xml:space="preserve"> PAGEREF _Toc241864882 \h </w:instrText>
-        </w:r>
-        <w:r>
-          <w:rPr>
-            <w:noProof/>
-            <w:webHidden/>
-          </w:rPr>
-        </w:r>
-        <w:r>
-          <w:rPr>
-            <w:noProof/>
-            <w:webHidden/>
-          </w:rPr>
-          <w:fldChar w:fldCharType="separate"/>
-        </w:r>
-        <w:r>
-          <w:rPr>
-            <w:noProof/>
-            <w:webHidden/>
-          </w:rPr>
-          <w:t>21</w:t>
-        </w:r>
-        <w:r>
-          <w:rPr>
-            <w:noProof/>
-            <w:webHidden/>
-          </w:rPr>
-          <w:fldChar w:fldCharType="end"/>
-        </w:r>
-      </w:hyperlink>
-    </w:p>
-    <w:p>
-      <w:pPr>
-        <w:pStyle w:val="2f1"/>
-        <w:tabs>
-          <w:tab w:val="right" w:leader="dot" w:pos="10076"/>
-        </w:tabs>
-        <w:rPr>
-          <w:rFonts w:asciiTheme="minorHAnsi" w:hAnsiTheme="minorHAnsi"/>
-          <w:noProof/>
-          <w:kern w:val="2"/>
-          <w:sz w:val="24"/>
-          <w:szCs w:val="24"/>
-          <w:lang w:val="uk-UA" w:eastAsia="uk-UA"/>
-          <w14:ligatures w14:val="standardContextual"/>
-        </w:rPr>
-      </w:pPr>
-      <w:hyperlink w:anchor="_Toc241864883" w:history="1">
-        <w:r>
-          <w:rPr>
-            <w:rStyle w:val="affa"/>
-            <w:noProof/>
-          </w:rPr>
-          <w:t>US-010 Редагувати глобальну назву і стратегічну ціль року</w:t>
-        </w:r>
-        <w:r>
-          <w:rPr>
-            <w:noProof/>
-            <w:webHidden/>
-          </w:rPr>
-          <w:tab/>
-        </w:r>
-        <w:r>
-          <w:rPr>
-            <w:noProof/>
-            <w:webHidden/>
-          </w:rPr>
-          <w:fldChar w:fldCharType="begin"/>
-        </w:r>
-        <w:r>
-          <w:rPr>
-            <w:noProof/>
-            <w:webHidden/>
-          </w:rPr>
-          <w:instrText xml:space="preserve"> PAGEREF _Toc241864883 \h </w:instrText>
+          <w:instrText xml:space="preserve"> PAGEREF _Toc242178468 \h </w:instrText>
         </w:r>
         <w:r>
           <w:rPr>
@@ -1997,13 +1923,13 @@
           <w14:ligatures w14:val="standardContextual"/>
         </w:rPr>
       </w:pPr>
-      <w:hyperlink w:anchor="_Toc241864884" w:history="1">
+      <w:hyperlink w:anchor="_Toc242178469" w:history="1">
         <w:r>
           <w:rPr>
             <w:rStyle w:val="affa"/>
             <w:noProof/>
           </w:rPr>
-          <w:t>US-011 Створити квартальну картку з коректними defaults</w:t>
+          <w:t>US-010 Редагувати глобальну назву і стратегічну ціль року</w:t>
         </w:r>
         <w:r>
           <w:rPr>
@@ -2024,7 +1950,81 @@
             <w:noProof/>
             <w:webHidden/>
           </w:rPr>
-          <w:instrText xml:space="preserve"> PAGEREF _Toc241864884 \h </w:instrText>
+          <w:instrText xml:space="preserve"> PAGEREF _Toc242178469 \h </w:instrText>
+        </w:r>
+        <w:r>
+          <w:rPr>
+            <w:noProof/>
+            <w:webHidden/>
+          </w:rPr>
+        </w:r>
+        <w:r>
+          <w:rPr>
+            <w:noProof/>
+            <w:webHidden/>
+          </w:rPr>
+          <w:fldChar w:fldCharType="separate"/>
+        </w:r>
+        <w:r>
+          <w:rPr>
+            <w:noProof/>
+            <w:webHidden/>
+          </w:rPr>
+          <w:t>22</w:t>
+        </w:r>
+        <w:r>
+          <w:rPr>
+            <w:noProof/>
+            <w:webHidden/>
+          </w:rPr>
+          <w:fldChar w:fldCharType="end"/>
+        </w:r>
+      </w:hyperlink>
+    </w:p>
+    <w:p>
+      <w:pPr>
+        <w:pStyle w:val="2f1"/>
+        <w:tabs>
+          <w:tab w:val="right" w:leader="dot" w:pos="10076"/>
+        </w:tabs>
+        <w:rPr>
+          <w:rFonts w:asciiTheme="minorHAnsi" w:hAnsiTheme="minorHAnsi"/>
+          <w:noProof/>
+          <w:kern w:val="2"/>
+          <w:sz w:val="24"/>
+          <w:szCs w:val="24"/>
+          <w:lang w:val="uk-UA" w:eastAsia="uk-UA"/>
+          <w14:ligatures w14:val="standardContextual"/>
+        </w:rPr>
+      </w:pPr>
+      <w:hyperlink w:anchor="_Toc242178470" w:history="1">
+        <w:r>
+          <w:rPr>
+            <w:rStyle w:val="affa"/>
+            <w:noProof/>
+          </w:rPr>
+          <w:t>US-010A Пов’язати ініціативи й перейти до пов’язаного запису</w:t>
+        </w:r>
+        <w:r>
+          <w:rPr>
+            <w:noProof/>
+            <w:webHidden/>
+          </w:rPr>
+          <w:tab/>
+        </w:r>
+        <w:r>
+          <w:rPr>
+            <w:noProof/>
+            <w:webHidden/>
+          </w:rPr>
+          <w:fldChar w:fldCharType="begin"/>
+        </w:r>
+        <w:r>
+          <w:rPr>
+            <w:noProof/>
+            <w:webHidden/>
+          </w:rPr>
+          <w:instrText xml:space="preserve"> PAGEREF _Toc242178470 \h </w:instrText>
         </w:r>
         <w:r>
           <w:rPr>
@@ -2071,13 +2071,13 @@
           <w14:ligatures w14:val="standardContextual"/>
         </w:rPr>
       </w:pPr>
-      <w:hyperlink w:anchor="_Toc241864885" w:history="1">
+      <w:hyperlink w:anchor="_Toc242178471" w:history="1">
         <w:r>
           <w:rPr>
             <w:rStyle w:val="affa"/>
             <w:noProof/>
           </w:rPr>
-          <w:t>US-012 Редагувати metadata, notes, custom fields і scope картки</w:t>
+          <w:t>US-011 Створити квартальну картку з коректними defaults</w:t>
         </w:r>
         <w:r>
           <w:rPr>
@@ -2098,81 +2098,7 @@
             <w:noProof/>
             <w:webHidden/>
           </w:rPr>
-          <w:instrText xml:space="preserve"> PAGEREF _Toc241864885 \h </w:instrText>
-        </w:r>
-        <w:r>
-          <w:rPr>
-            <w:noProof/>
-            <w:webHidden/>
-          </w:rPr>
-        </w:r>
-        <w:r>
-          <w:rPr>
-            <w:noProof/>
-            <w:webHidden/>
-          </w:rPr>
-          <w:fldChar w:fldCharType="separate"/>
-        </w:r>
-        <w:r>
-          <w:rPr>
-            <w:noProof/>
-            <w:webHidden/>
-          </w:rPr>
-          <w:t>23</w:t>
-        </w:r>
-        <w:r>
-          <w:rPr>
-            <w:noProof/>
-            <w:webHidden/>
-          </w:rPr>
-          <w:fldChar w:fldCharType="end"/>
-        </w:r>
-      </w:hyperlink>
-    </w:p>
-    <w:p>
-      <w:pPr>
-        <w:pStyle w:val="2f1"/>
-        <w:tabs>
-          <w:tab w:val="right" w:leader="dot" w:pos="10076"/>
-        </w:tabs>
-        <w:rPr>
-          <w:rFonts w:asciiTheme="minorHAnsi" w:hAnsiTheme="minorHAnsi"/>
-          <w:noProof/>
-          <w:kern w:val="2"/>
-          <w:sz w:val="24"/>
-          <w:szCs w:val="24"/>
-          <w:lang w:val="uk-UA" w:eastAsia="uk-UA"/>
-          <w14:ligatures w14:val="standardContextual"/>
-        </w:rPr>
-      </w:pPr>
-      <w:hyperlink w:anchor="_Toc241864886" w:history="1">
-        <w:r>
-          <w:rPr>
-            <w:rStyle w:val="affa"/>
-            <w:noProof/>
-          </w:rPr>
-          <w:t>US-013 Додати scope з вагою і виконавцями</w:t>
-        </w:r>
-        <w:r>
-          <w:rPr>
-            <w:noProof/>
-            <w:webHidden/>
-          </w:rPr>
-          <w:tab/>
-        </w:r>
-        <w:r>
-          <w:rPr>
-            <w:noProof/>
-            <w:webHidden/>
-          </w:rPr>
-          <w:fldChar w:fldCharType="begin"/>
-        </w:r>
-        <w:r>
-          <w:rPr>
-            <w:noProof/>
-            <w:webHidden/>
-          </w:rPr>
-          <w:instrText xml:space="preserve"> PAGEREF _Toc241864886 \h </w:instrText>
+          <w:instrText xml:space="preserve"> PAGEREF _Toc242178471 \h </w:instrText>
         </w:r>
         <w:r>
           <w:rPr>
@@ -2219,13 +2145,13 @@
           <w14:ligatures w14:val="standardContextual"/>
         </w:rPr>
       </w:pPr>
-      <w:hyperlink w:anchor="_Toc241864887" w:history="1">
+      <w:hyperlink w:anchor="_Toc242178472" w:history="1">
         <w:r>
           <w:rPr>
             <w:rStyle w:val="affa"/>
             <w:noProof/>
           </w:rPr>
-          <w:t>US-013A Групувати і впорядковувати завдання скоупу</w:t>
+          <w:t>US-012 Редагувати metadata, notes, custom fields і scope картки</w:t>
         </w:r>
         <w:r>
           <w:rPr>
@@ -2246,7 +2172,7 @@
             <w:noProof/>
             <w:webHidden/>
           </w:rPr>
-          <w:instrText xml:space="preserve"> PAGEREF _Toc241864887 \h </w:instrText>
+          <w:instrText xml:space="preserve"> PAGEREF _Toc242178472 \h </w:instrText>
         </w:r>
         <w:r>
           <w:rPr>
@@ -2293,13 +2219,13 @@
           <w14:ligatures w14:val="standardContextual"/>
         </w:rPr>
       </w:pPr>
-      <w:hyperlink w:anchor="_Toc241864888" w:history="1">
+      <w:hyperlink w:anchor="_Toc242178473" w:history="1">
         <w:r>
           <w:rPr>
             <w:rStyle w:val="affa"/>
             <w:noProof/>
           </w:rPr>
-          <w:t>US-014 Змінити статус картки малою командою</w:t>
+          <w:t>US-013 Додати scope з вагою і виконавцями</w:t>
         </w:r>
         <w:r>
           <w:rPr>
@@ -2320,81 +2246,7 @@
             <w:noProof/>
             <w:webHidden/>
           </w:rPr>
-          <w:instrText xml:space="preserve"> PAGEREF _Toc241864888 \h </w:instrText>
-        </w:r>
-        <w:r>
-          <w:rPr>
-            <w:noProof/>
-            <w:webHidden/>
-          </w:rPr>
-        </w:r>
-        <w:r>
-          <w:rPr>
-            <w:noProof/>
-            <w:webHidden/>
-          </w:rPr>
-          <w:fldChar w:fldCharType="separate"/>
-        </w:r>
-        <w:r>
-          <w:rPr>
-            <w:noProof/>
-            <w:webHidden/>
-          </w:rPr>
-          <w:t>24</w:t>
-        </w:r>
-        <w:r>
-          <w:rPr>
-            <w:noProof/>
-            <w:webHidden/>
-          </w:rPr>
-          <w:fldChar w:fldCharType="end"/>
-        </w:r>
-      </w:hyperlink>
-    </w:p>
-    <w:p>
-      <w:pPr>
-        <w:pStyle w:val="2f1"/>
-        <w:tabs>
-          <w:tab w:val="right" w:leader="dot" w:pos="10076"/>
-        </w:tabs>
-        <w:rPr>
-          <w:rFonts w:asciiTheme="minorHAnsi" w:hAnsiTheme="minorHAnsi"/>
-          <w:noProof/>
-          <w:kern w:val="2"/>
-          <w:sz w:val="24"/>
-          <w:szCs w:val="24"/>
-          <w:lang w:val="uk-UA" w:eastAsia="uk-UA"/>
-          <w14:ligatures w14:val="standardContextual"/>
-        </w:rPr>
-      </w:pPr>
-      <w:hyperlink w:anchor="_Toc241864889" w:history="1">
-        <w:r>
-          <w:rPr>
-            <w:rStyle w:val="affa"/>
-            <w:noProof/>
-          </w:rPr>
-          <w:t>US-015 Перенести картку в порожній період</w:t>
-        </w:r>
-        <w:r>
-          <w:rPr>
-            <w:noProof/>
-            <w:webHidden/>
-          </w:rPr>
-          <w:tab/>
-        </w:r>
-        <w:r>
-          <w:rPr>
-            <w:noProof/>
-            <w:webHidden/>
-          </w:rPr>
-          <w:fldChar w:fldCharType="begin"/>
-        </w:r>
-        <w:r>
-          <w:rPr>
-            <w:noProof/>
-            <w:webHidden/>
-          </w:rPr>
-          <w:instrText xml:space="preserve"> PAGEREF _Toc241864889 \h </w:instrText>
+          <w:instrText xml:space="preserve"> PAGEREF _Toc242178473 \h </w:instrText>
         </w:r>
         <w:r>
           <w:rPr>
@@ -2441,13 +2293,13 @@
           <w14:ligatures w14:val="standardContextual"/>
         </w:rPr>
       </w:pPr>
-      <w:hyperlink w:anchor="_Toc241864890" w:history="1">
+      <w:hyperlink w:anchor="_Toc242178474" w:history="1">
         <w:r>
           <w:rPr>
             <w:rStyle w:val="affa"/>
             <w:noProof/>
           </w:rPr>
-          <w:t>US-016 Продовжити картку в пізніший період</w:t>
+          <w:t>US-013A Групувати і впорядковувати завдання скоупу</w:t>
         </w:r>
         <w:r>
           <w:rPr>
@@ -2468,7 +2320,81 @@
             <w:noProof/>
             <w:webHidden/>
           </w:rPr>
-          <w:instrText xml:space="preserve"> PAGEREF _Toc241864890 \h </w:instrText>
+          <w:instrText xml:space="preserve"> PAGEREF _Toc242178474 \h </w:instrText>
+        </w:r>
+        <w:r>
+          <w:rPr>
+            <w:noProof/>
+            <w:webHidden/>
+          </w:rPr>
+        </w:r>
+        <w:r>
+          <w:rPr>
+            <w:noProof/>
+            <w:webHidden/>
+          </w:rPr>
+          <w:fldChar w:fldCharType="separate"/>
+        </w:r>
+        <w:r>
+          <w:rPr>
+            <w:noProof/>
+            <w:webHidden/>
+          </w:rPr>
+          <w:t>25</w:t>
+        </w:r>
+        <w:r>
+          <w:rPr>
+            <w:noProof/>
+            <w:webHidden/>
+          </w:rPr>
+          <w:fldChar w:fldCharType="end"/>
+        </w:r>
+      </w:hyperlink>
+    </w:p>
+    <w:p>
+      <w:pPr>
+        <w:pStyle w:val="2f1"/>
+        <w:tabs>
+          <w:tab w:val="right" w:leader="dot" w:pos="10076"/>
+        </w:tabs>
+        <w:rPr>
+          <w:rFonts w:asciiTheme="minorHAnsi" w:hAnsiTheme="minorHAnsi"/>
+          <w:noProof/>
+          <w:kern w:val="2"/>
+          <w:sz w:val="24"/>
+          <w:szCs w:val="24"/>
+          <w:lang w:val="uk-UA" w:eastAsia="uk-UA"/>
+          <w14:ligatures w14:val="standardContextual"/>
+        </w:rPr>
+      </w:pPr>
+      <w:hyperlink w:anchor="_Toc242178475" w:history="1">
+        <w:r>
+          <w:rPr>
+            <w:rStyle w:val="affa"/>
+            <w:noProof/>
+          </w:rPr>
+          <w:t>US-014 Змінити статус картки малою командою</w:t>
+        </w:r>
+        <w:r>
+          <w:rPr>
+            <w:noProof/>
+            <w:webHidden/>
+          </w:rPr>
+          <w:tab/>
+        </w:r>
+        <w:r>
+          <w:rPr>
+            <w:noProof/>
+            <w:webHidden/>
+          </w:rPr>
+          <w:fldChar w:fldCharType="begin"/>
+        </w:r>
+        <w:r>
+          <w:rPr>
+            <w:noProof/>
+            <w:webHidden/>
+          </w:rPr>
+          <w:instrText xml:space="preserve"> PAGEREF _Toc242178475 \h </w:instrText>
         </w:r>
         <w:r>
           <w:rPr>
@@ -2515,13 +2441,13 @@
           <w14:ligatures w14:val="standardContextual"/>
         </w:rPr>
       </w:pPr>
-      <w:hyperlink w:anchor="_Toc241864891" w:history="1">
+      <w:hyperlink w:anchor="_Toc242178476" w:history="1">
         <w:r>
           <w:rPr>
             <w:rStyle w:val="affa"/>
             <w:noProof/>
           </w:rPr>
-          <w:t>US-017 Перенести незавершений scope item</w:t>
+          <w:t>US-015 Перенести картку в порожній період</w:t>
         </w:r>
         <w:r>
           <w:rPr>
@@ -2542,7 +2468,7 @@
             <w:noProof/>
             <w:webHidden/>
           </w:rPr>
-          <w:instrText xml:space="preserve"> PAGEREF _Toc241864891 \h </w:instrText>
+          <w:instrText xml:space="preserve"> PAGEREF _Toc242178476 \h </w:instrText>
         </w:r>
         <w:r>
           <w:rPr>
@@ -2589,13 +2515,13 @@
           <w14:ligatures w14:val="standardContextual"/>
         </w:rPr>
       </w:pPr>
-      <w:hyperlink w:anchor="_Toc241864892" w:history="1">
+      <w:hyperlink w:anchor="_Toc242178477" w:history="1">
         <w:r>
           <w:rPr>
             <w:rStyle w:val="affa"/>
             <w:noProof/>
           </w:rPr>
-          <w:t>US-018 Скопіювати незавершений scope item</w:t>
+          <w:t>US-016 Продовжити картку в пізніший період</w:t>
         </w:r>
         <w:r>
           <w:rPr>
@@ -2616,7 +2542,7 @@
             <w:noProof/>
             <w:webHidden/>
           </w:rPr>
-          <w:instrText xml:space="preserve"> PAGEREF _Toc241864892 \h </w:instrText>
+          <w:instrText xml:space="preserve"> PAGEREF _Toc242178477 \h </w:instrText>
         </w:r>
         <w:r>
           <w:rPr>
@@ -2663,13 +2589,13 @@
           <w14:ligatures w14:val="standardContextual"/>
         </w:rPr>
       </w:pPr>
-      <w:hyperlink w:anchor="_Toc241864893" w:history="1">
+      <w:hyperlink w:anchor="_Toc242178478" w:history="1">
         <w:r>
           <w:rPr>
             <w:rStyle w:val="affa"/>
             <w:noProof/>
           </w:rPr>
-          <w:t>US-019 Продовжити або відновити річний запис у беклозі</w:t>
+          <w:t>US-017 Перенести вибрані незавершені завдання скоупу</w:t>
         </w:r>
         <w:r>
           <w:rPr>
@@ -2690,7 +2616,81 @@
             <w:noProof/>
             <w:webHidden/>
           </w:rPr>
-          <w:instrText xml:space="preserve"> PAGEREF _Toc241864893 \h </w:instrText>
+          <w:instrText xml:space="preserve"> PAGEREF _Toc242178478 \h </w:instrText>
+        </w:r>
+        <w:r>
+          <w:rPr>
+            <w:noProof/>
+            <w:webHidden/>
+          </w:rPr>
+        </w:r>
+        <w:r>
+          <w:rPr>
+            <w:noProof/>
+            <w:webHidden/>
+          </w:rPr>
+          <w:fldChar w:fldCharType="separate"/>
+        </w:r>
+        <w:r>
+          <w:rPr>
+            <w:noProof/>
+            <w:webHidden/>
+          </w:rPr>
+          <w:t>27</w:t>
+        </w:r>
+        <w:r>
+          <w:rPr>
+            <w:noProof/>
+            <w:webHidden/>
+          </w:rPr>
+          <w:fldChar w:fldCharType="end"/>
+        </w:r>
+      </w:hyperlink>
+    </w:p>
+    <w:p>
+      <w:pPr>
+        <w:pStyle w:val="2f1"/>
+        <w:tabs>
+          <w:tab w:val="right" w:leader="dot" w:pos="10076"/>
+        </w:tabs>
+        <w:rPr>
+          <w:rFonts w:asciiTheme="minorHAnsi" w:hAnsiTheme="minorHAnsi"/>
+          <w:noProof/>
+          <w:kern w:val="2"/>
+          <w:sz w:val="24"/>
+          <w:szCs w:val="24"/>
+          <w:lang w:val="uk-UA" w:eastAsia="uk-UA"/>
+          <w14:ligatures w14:val="standardContextual"/>
+        </w:rPr>
+      </w:pPr>
+      <w:hyperlink w:anchor="_Toc242178479" w:history="1">
+        <w:r>
+          <w:rPr>
+            <w:rStyle w:val="affa"/>
+            <w:noProof/>
+          </w:rPr>
+          <w:t>US-018 Скопіювати вибрані незавершені завдання скоупу</w:t>
+        </w:r>
+        <w:r>
+          <w:rPr>
+            <w:noProof/>
+            <w:webHidden/>
+          </w:rPr>
+          <w:tab/>
+        </w:r>
+        <w:r>
+          <w:rPr>
+            <w:noProof/>
+            <w:webHidden/>
+          </w:rPr>
+          <w:fldChar w:fldCharType="begin"/>
+        </w:r>
+        <w:r>
+          <w:rPr>
+            <w:noProof/>
+            <w:webHidden/>
+          </w:rPr>
+          <w:instrText xml:space="preserve"> PAGEREF _Toc242178479 \h </w:instrText>
         </w:r>
         <w:r>
           <w:rPr>
@@ -2737,13 +2737,13 @@
           <w14:ligatures w14:val="standardContextual"/>
         </w:rPr>
       </w:pPr>
-      <w:hyperlink w:anchor="_Toc241864894" w:history="1">
+      <w:hyperlink w:anchor="_Toc242178480" w:history="1">
         <w:r>
           <w:rPr>
             <w:rStyle w:val="affa"/>
             <w:noProof/>
           </w:rPr>
-          <w:t>US-020 Видалити порожній backlog year або допустиму картку</w:t>
+          <w:t>US-019 Продовжити або відновити річний запис у беклозі</w:t>
         </w:r>
         <w:r>
           <w:rPr>
@@ -2764,81 +2764,7 @@
             <w:noProof/>
             <w:webHidden/>
           </w:rPr>
-          <w:instrText xml:space="preserve"> PAGEREF _Toc241864894 \h </w:instrText>
-        </w:r>
-        <w:r>
-          <w:rPr>
-            <w:noProof/>
-            <w:webHidden/>
-          </w:rPr>
-        </w:r>
-        <w:r>
-          <w:rPr>
-            <w:noProof/>
-            <w:webHidden/>
-          </w:rPr>
-          <w:fldChar w:fldCharType="separate"/>
-        </w:r>
-        <w:r>
-          <w:rPr>
-            <w:noProof/>
-            <w:webHidden/>
-          </w:rPr>
-          <w:t>28</w:t>
-        </w:r>
-        <w:r>
-          <w:rPr>
-            <w:noProof/>
-            <w:webHidden/>
-          </w:rPr>
-          <w:fldChar w:fldCharType="end"/>
-        </w:r>
-      </w:hyperlink>
-    </w:p>
-    <w:p>
-      <w:pPr>
-        <w:pStyle w:val="2f1"/>
-        <w:tabs>
-          <w:tab w:val="right" w:leader="dot" w:pos="10076"/>
-        </w:tabs>
-        <w:rPr>
-          <w:rFonts w:asciiTheme="minorHAnsi" w:hAnsiTheme="minorHAnsi"/>
-          <w:noProof/>
-          <w:kern w:val="2"/>
-          <w:sz w:val="24"/>
-          <w:szCs w:val="24"/>
-          <w:lang w:val="uk-UA" w:eastAsia="uk-UA"/>
-          <w14:ligatures w14:val="standardContextual"/>
-        </w:rPr>
-      </w:pPr>
-      <w:hyperlink w:anchor="_Toc241864895" w:history="1">
-        <w:r>
-          <w:rPr>
-            <w:rStyle w:val="affa"/>
-            <w:noProof/>
-          </w:rPr>
-          <w:t>US-021 Бачити пояснення блокування завершеного scope або архіву</w:t>
-        </w:r>
-        <w:r>
-          <w:rPr>
-            <w:noProof/>
-            <w:webHidden/>
-          </w:rPr>
-          <w:tab/>
-        </w:r>
-        <w:r>
-          <w:rPr>
-            <w:noProof/>
-            <w:webHidden/>
-          </w:rPr>
-          <w:fldChar w:fldCharType="begin"/>
-        </w:r>
-        <w:r>
-          <w:rPr>
-            <w:noProof/>
-            <w:webHidden/>
-          </w:rPr>
-          <w:instrText xml:space="preserve"> PAGEREF _Toc241864895 \h </w:instrText>
+          <w:instrText xml:space="preserve"> PAGEREF _Toc242178480 \h </w:instrText>
         </w:r>
         <w:r>
           <w:rPr>
@@ -2885,13 +2811,13 @@
           <w14:ligatures w14:val="standardContextual"/>
         </w:rPr>
       </w:pPr>
-      <w:hyperlink w:anchor="_Toc241864896" w:history="1">
+      <w:hyperlink w:anchor="_Toc242178481" w:history="1">
         <w:r>
           <w:rPr>
             <w:rStyle w:val="affa"/>
             <w:noProof/>
           </w:rPr>
-          <w:t>US-022 Внести контрольовану корекцію статусів і notes</w:t>
+          <w:t>US-020 Видалити порожній backlog year або допустиму картку</w:t>
         </w:r>
         <w:r>
           <w:rPr>
@@ -2912,7 +2838,7 @@
             <w:noProof/>
             <w:webHidden/>
           </w:rPr>
-          <w:instrText xml:space="preserve"> PAGEREF _Toc241864896 \h </w:instrText>
+          <w:instrText xml:space="preserve"> PAGEREF _Toc242178481 \h </w:instrText>
         </w:r>
         <w:r>
           <w:rPr>
@@ -2959,13 +2885,13 @@
           <w14:ligatures w14:val="standardContextual"/>
         </w:rPr>
       </w:pPr>
-      <w:hyperlink w:anchor="_Toc241864897" w:history="1">
+      <w:hyperlink w:anchor="_Toc242178482" w:history="1">
         <w:r>
           <w:rPr>
             <w:rStyle w:val="affa"/>
             <w:noProof/>
           </w:rPr>
-          <w:t>US-023 Створювати й редагувати користувачів</w:t>
+          <w:t>US-021 Бачити пояснення блокування завершеного scope або архіву</w:t>
         </w:r>
         <w:r>
           <w:rPr>
@@ -2986,7 +2912,7 @@
             <w:noProof/>
             <w:webHidden/>
           </w:rPr>
-          <w:instrText xml:space="preserve"> PAGEREF _Toc241864897 \h </w:instrText>
+          <w:instrText xml:space="preserve"> PAGEREF _Toc242178482 \h </w:instrText>
         </w:r>
         <w:r>
           <w:rPr>
@@ -3033,13 +2959,13 @@
           <w14:ligatures w14:val="standardContextual"/>
         </w:rPr>
       </w:pPr>
-      <w:hyperlink w:anchor="_Toc241864898" w:history="1">
+      <w:hyperlink w:anchor="_Toc242178483" w:history="1">
         <w:r>
           <w:rPr>
             <w:rStyle w:val="affa"/>
             <w:noProof/>
           </w:rPr>
-          <w:t>US-024 Видати іншому користувачу тимчасовий пароль</w:t>
+          <w:t>US-022 Внести контрольовану корекцію статусів і notes</w:t>
         </w:r>
         <w:r>
           <w:rPr>
@@ -3060,7 +2986,7 @@
             <w:noProof/>
             <w:webHidden/>
           </w:rPr>
-          <w:instrText xml:space="preserve"> PAGEREF _Toc241864898 \h </w:instrText>
+          <w:instrText xml:space="preserve"> PAGEREF _Toc242178483 \h </w:instrText>
         </w:r>
         <w:r>
           <w:rPr>
@@ -3107,13 +3033,13 @@
           <w14:ligatures w14:val="standardContextual"/>
         </w:rPr>
       </w:pPr>
-      <w:hyperlink w:anchor="_Toc241864899" w:history="1">
+      <w:hyperlink w:anchor="_Toc242178484" w:history="1">
         <w:r>
           <w:rPr>
             <w:rStyle w:val="affa"/>
             <w:noProof/>
           </w:rPr>
-          <w:t>US-025 Налаштувати permissions ролей</w:t>
+          <w:t>US-023 Створювати й редагувати користувачів</w:t>
         </w:r>
         <w:r>
           <w:rPr>
@@ -3134,7 +3060,7 @@
             <w:noProof/>
             <w:webHidden/>
           </w:rPr>
-          <w:instrText xml:space="preserve"> PAGEREF _Toc241864899 \h </w:instrText>
+          <w:instrText xml:space="preserve"> PAGEREF _Toc242178484 \h </w:instrText>
         </w:r>
         <w:r>
           <w:rPr>
@@ -3181,13 +3107,13 @@
           <w14:ligatures w14:val="standardContextual"/>
         </w:rPr>
       </w:pPr>
-      <w:hyperlink w:anchor="_Toc241864900" w:history="1">
+      <w:hyperlink w:anchor="_Toc242178485" w:history="1">
         <w:r>
           <w:rPr>
             <w:rStyle w:val="affa"/>
             <w:noProof/>
           </w:rPr>
-          <w:t>US-026 Керувати підрозділами й capacity</w:t>
+          <w:t>US-024 Видати іншому користувачу тимчасовий пароль</w:t>
         </w:r>
         <w:r>
           <w:rPr>
@@ -3208,7 +3134,7 @@
             <w:noProof/>
             <w:webHidden/>
           </w:rPr>
-          <w:instrText xml:space="preserve"> PAGEREF _Toc241864900 \h </w:instrText>
+          <w:instrText xml:space="preserve"> PAGEREF _Toc242178485 \h </w:instrText>
         </w:r>
         <w:r>
           <w:rPr>
@@ -3255,13 +3181,13 @@
           <w14:ligatures w14:val="standardContextual"/>
         </w:rPr>
       </w:pPr>
-      <w:hyperlink w:anchor="_Toc241864901" w:history="1">
+      <w:hyperlink w:anchor="_Toc242178486" w:history="1">
         <w:r>
           <w:rPr>
             <w:rStyle w:val="affa"/>
             <w:noProof/>
           </w:rPr>
-          <w:t>US-027 Керувати менеджерами, пріоритетами й статусами</w:t>
+          <w:t>US-025 Налаштувати permissions ролей</w:t>
         </w:r>
         <w:r>
           <w:rPr>
@@ -3282,7 +3208,7 @@
             <w:noProof/>
             <w:webHidden/>
           </w:rPr>
-          <w:instrText xml:space="preserve"> PAGEREF _Toc241864901 \h </w:instrText>
+          <w:instrText xml:space="preserve"> PAGEREF _Toc242178486 \h </w:instrText>
         </w:r>
         <w:r>
           <w:rPr>
@@ -3329,13 +3255,13 @@
           <w14:ligatures w14:val="standardContextual"/>
         </w:rPr>
       </w:pPr>
-      <w:hyperlink w:anchor="_Toc241864902" w:history="1">
+      <w:hyperlink w:anchor="_Toc242178487" w:history="1">
         <w:r>
           <w:rPr>
             <w:rStyle w:val="affa"/>
             <w:noProof/>
           </w:rPr>
-          <w:t>US-028 Оновити вагу відкритих карток</w:t>
+          <w:t>US-026 Керувати підрозділами й capacity</w:t>
         </w:r>
         <w:r>
           <w:rPr>
@@ -3356,7 +3282,7 @@
             <w:noProof/>
             <w:webHidden/>
           </w:rPr>
-          <w:instrText xml:space="preserve"> PAGEREF _Toc241864902 \h </w:instrText>
+          <w:instrText xml:space="preserve"> PAGEREF _Toc242178487 \h </w:instrText>
         </w:r>
         <w:r>
           <w:rPr>
@@ -3403,13 +3329,13 @@
           <w14:ligatures w14:val="standardContextual"/>
         </w:rPr>
       </w:pPr>
-      <w:hyperlink w:anchor="_Toc241864903" w:history="1">
+      <w:hyperlink w:anchor="_Toc242178488" w:history="1">
         <w:r>
           <w:rPr>
             <w:rStyle w:val="affa"/>
             <w:noProof/>
           </w:rPr>
-          <w:t>US-029 Перерахувати розміри відкритих карток</w:t>
+          <w:t>US-027 Керувати менеджерами, пріоритетами й статусами</w:t>
         </w:r>
         <w:r>
           <w:rPr>
@@ -3430,7 +3356,7 @@
             <w:noProof/>
             <w:webHidden/>
           </w:rPr>
-          <w:instrText xml:space="preserve"> PAGEREF _Toc241864903 \h </w:instrText>
+          <w:instrText xml:space="preserve"> PAGEREF _Toc242178488 \h </w:instrText>
         </w:r>
         <w:r>
           <w:rPr>
@@ -3477,13 +3403,13 @@
           <w14:ligatures w14:val="standardContextual"/>
         </w:rPr>
       </w:pPr>
-      <w:hyperlink w:anchor="_Toc241864904" w:history="1">
+      <w:hyperlink w:anchor="_Toc242178489" w:history="1">
         <w:r>
           <w:rPr>
             <w:rStyle w:val="affa"/>
             <w:noProof/>
           </w:rPr>
-          <w:t>US-030 Створити custom field для конкретного kind</w:t>
+          <w:t>US-028 Оновити вагу відкритих карток</w:t>
         </w:r>
         <w:r>
           <w:rPr>
@@ -3504,7 +3430,7 @@
             <w:noProof/>
             <w:webHidden/>
           </w:rPr>
-          <w:instrText xml:space="preserve"> PAGEREF _Toc241864904 \h </w:instrText>
+          <w:instrText xml:space="preserve"> PAGEREF _Toc242178489 \h </w:instrText>
         </w:r>
         <w:r>
           <w:rPr>
@@ -3551,13 +3477,13 @@
           <w14:ligatures w14:val="standardContextual"/>
         </w:rPr>
       </w:pPr>
-      <w:hyperlink w:anchor="_Toc241864905" w:history="1">
+      <w:hyperlink w:anchor="_Toc242178490" w:history="1">
         <w:r>
           <w:rPr>
             <w:rStyle w:val="affa"/>
             <w:noProof/>
           </w:rPr>
-          <w:t>US-031 Деактивувати використане поле або option</w:t>
+          <w:t>US-029 Перерахувати розміри відкритих карток</w:t>
         </w:r>
         <w:r>
           <w:rPr>
@@ -3578,7 +3504,7 @@
             <w:noProof/>
             <w:webHidden/>
           </w:rPr>
-          <w:instrText xml:space="preserve"> PAGEREF _Toc241864905 \h </w:instrText>
+          <w:instrText xml:space="preserve"> PAGEREF _Toc242178490 \h </w:instrText>
         </w:r>
         <w:r>
           <w:rPr>
@@ -3625,13 +3551,13 @@
           <w14:ligatures w14:val="standardContextual"/>
         </w:rPr>
       </w:pPr>
-      <w:hyperlink w:anchor="_Toc241864906" w:history="1">
+      <w:hyperlink w:anchor="_Toc242178491" w:history="1">
         <w:r>
           <w:rPr>
             <w:rStyle w:val="affa"/>
             <w:noProof/>
           </w:rPr>
-          <w:t>US-032 Налаштувати active_only або all для фільтрів</w:t>
+          <w:t>US-030 Створити custom field для конкретного kind</w:t>
         </w:r>
         <w:r>
           <w:rPr>
@@ -3652,7 +3578,7 @@
             <w:noProof/>
             <w:webHidden/>
           </w:rPr>
-          <w:instrText xml:space="preserve"> PAGEREF _Toc241864906 \h </w:instrText>
+          <w:instrText xml:space="preserve"> PAGEREF _Toc242178491 \h </w:instrText>
         </w:r>
         <w:r>
           <w:rPr>
@@ -3699,13 +3625,13 @@
           <w14:ligatures w14:val="standardContextual"/>
         </w:rPr>
       </w:pPr>
-      <w:hyperlink w:anchor="_Toc241864907" w:history="1">
+      <w:hyperlink w:anchor="_Toc242178492" w:history="1">
         <w:r>
           <w:rPr>
             <w:rStyle w:val="affa"/>
             <w:noProof/>
           </w:rPr>
-          <w:t>US-033 Попередньо переглянути й завантажити excel</w:t>
+          <w:t>US-031 Деактивувати використане поле або option</w:t>
         </w:r>
         <w:r>
           <w:rPr>
@@ -3726,7 +3652,7 @@
             <w:noProof/>
             <w:webHidden/>
           </w:rPr>
-          <w:instrText xml:space="preserve"> PAGEREF _Toc241864907 \h </w:instrText>
+          <w:instrText xml:space="preserve"> PAGEREF _Toc242178492 \h </w:instrText>
         </w:r>
         <w:r>
           <w:rPr>
@@ -3773,13 +3699,13 @@
           <w14:ligatures w14:val="standardContextual"/>
         </w:rPr>
       </w:pPr>
-      <w:hyperlink w:anchor="_Toc241864908" w:history="1">
+      <w:hyperlink w:anchor="_Toc242178493" w:history="1">
         <w:r>
           <w:rPr>
             <w:rStyle w:val="affa"/>
             <w:noProof/>
           </w:rPr>
-          <w:t>US-034 Налаштувати privacy і завантажити ai json</w:t>
+          <w:t>US-032 Налаштувати active_only або all для фільтрів</w:t>
         </w:r>
         <w:r>
           <w:rPr>
@@ -3800,7 +3726,7 @@
             <w:noProof/>
             <w:webHidden/>
           </w:rPr>
-          <w:instrText xml:space="preserve"> PAGEREF _Toc241864908 \h </w:instrText>
+          <w:instrText xml:space="preserve"> PAGEREF _Toc242178493 \h </w:instrText>
         </w:r>
         <w:r>
           <w:rPr>
@@ -3847,13 +3773,13 @@
           <w14:ligatures w14:val="standardContextual"/>
         </w:rPr>
       </w:pPr>
-      <w:hyperlink w:anchor="_Toc241864909" w:history="1">
+      <w:hyperlink w:anchor="_Toc242178494" w:history="1">
         <w:r>
           <w:rPr>
             <w:rStyle w:val="affa"/>
             <w:noProof/>
           </w:rPr>
-          <w:t>US-035 Підтвердити й завантажити full snapshot</w:t>
+          <w:t>US-033 Попередньо переглянути й завантажити excel</w:t>
         </w:r>
         <w:r>
           <w:rPr>
@@ -3874,7 +3800,7 @@
             <w:noProof/>
             <w:webHidden/>
           </w:rPr>
-          <w:instrText xml:space="preserve"> PAGEREF _Toc241864909 \h </w:instrText>
+          <w:instrText xml:space="preserve"> PAGEREF _Toc242178494 \h </w:instrText>
         </w:r>
         <w:r>
           <w:rPr>
@@ -3921,13 +3847,13 @@
           <w14:ligatures w14:val="standardContextual"/>
         </w:rPr>
       </w:pPr>
-      <w:hyperlink w:anchor="_Toc241864910" w:history="1">
+      <w:hyperlink w:anchor="_Toc242178495" w:history="1">
         <w:r>
           <w:rPr>
             <w:rStyle w:val="affa"/>
             <w:noProof/>
           </w:rPr>
-          <w:t>US-036 Відкрити audit history агрегату</w:t>
+          <w:t>US-034 Налаштувати privacy і завантажити ai json</w:t>
         </w:r>
         <w:r>
           <w:rPr>
@@ -3948,7 +3874,7 @@
             <w:noProof/>
             <w:webHidden/>
           </w:rPr>
-          <w:instrText xml:space="preserve"> PAGEREF _Toc241864910 \h </w:instrText>
+          <w:instrText xml:space="preserve"> PAGEREF _Toc242178495 \h </w:instrText>
         </w:r>
         <w:r>
           <w:rPr>
@@ -3995,13 +3921,13 @@
           <w14:ligatures w14:val="standardContextual"/>
         </w:rPr>
       </w:pPr>
-      <w:hyperlink w:anchor="_Toc241864911" w:history="1">
+      <w:hyperlink w:anchor="_Toc242178496" w:history="1">
         <w:r>
           <w:rPr>
             <w:rStyle w:val="affa"/>
             <w:noProof/>
           </w:rPr>
-          <w:t>US-037 Отримати revision_conflict без втрати форми</w:t>
+          <w:t>US-035 Підтвердити й завантажити full snapshot</w:t>
         </w:r>
         <w:r>
           <w:rPr>
@@ -4022,7 +3948,7 @@
             <w:noProof/>
             <w:webHidden/>
           </w:rPr>
-          <w:instrText xml:space="preserve"> PAGEREF _Toc241864911 \h </w:instrText>
+          <w:instrText xml:space="preserve"> PAGEREF _Toc242178496 \h </w:instrText>
         </w:r>
         <w:r>
           <w:rPr>
@@ -4055,7 +3981,7 @@
     </w:p>
     <w:p>
       <w:pPr>
-        <w:pStyle w:val="1d"/>
+        <w:pStyle w:val="2f1"/>
         <w:tabs>
           <w:tab w:val="right" w:leader="dot" w:pos="10076"/>
         </w:tabs>
@@ -4069,13 +3995,13 @@
           <w14:ligatures w14:val="standardContextual"/>
         </w:rPr>
       </w:pPr>
-      <w:hyperlink w:anchor="_Toc241864912" w:history="1">
+      <w:hyperlink w:anchor="_Toc242178497" w:history="1">
         <w:r>
           <w:rPr>
             <w:rStyle w:val="affa"/>
             <w:noProof/>
           </w:rPr>
-          <w:t>7 Загальні правила помилок</w:t>
+          <w:t>US-036 Відкрити audit history агрегату</w:t>
         </w:r>
         <w:r>
           <w:rPr>
@@ -4096,7 +4022,7 @@
             <w:noProof/>
             <w:webHidden/>
           </w:rPr>
-          <w:instrText xml:space="preserve"> PAGEREF _Toc241864912 \h </w:instrText>
+          <w:instrText xml:space="preserve"> PAGEREF _Toc242178497 \h </w:instrText>
         </w:r>
         <w:r>
           <w:rPr>
@@ -4128,6 +4054,154 @@
       </w:hyperlink>
     </w:p>
     <w:p>
+      <w:pPr>
+        <w:pStyle w:val="2f1"/>
+        <w:tabs>
+          <w:tab w:val="right" w:leader="dot" w:pos="10076"/>
+        </w:tabs>
+        <w:rPr>
+          <w:rFonts w:asciiTheme="minorHAnsi" w:hAnsiTheme="minorHAnsi"/>
+          <w:noProof/>
+          <w:kern w:val="2"/>
+          <w:sz w:val="24"/>
+          <w:szCs w:val="24"/>
+          <w:lang w:val="uk-UA" w:eastAsia="uk-UA"/>
+          <w14:ligatures w14:val="standardContextual"/>
+        </w:rPr>
+      </w:pPr>
+      <w:hyperlink w:anchor="_Toc242178498" w:history="1">
+        <w:r>
+          <w:rPr>
+            <w:rStyle w:val="affa"/>
+            <w:noProof/>
+          </w:rPr>
+          <w:t>US-037 Отримати revision_conflict без втрати форми</w:t>
+        </w:r>
+        <w:r>
+          <w:rPr>
+            <w:noProof/>
+            <w:webHidden/>
+          </w:rPr>
+          <w:tab/>
+        </w:r>
+        <w:r>
+          <w:rPr>
+            <w:noProof/>
+            <w:webHidden/>
+          </w:rPr>
+          <w:fldChar w:fldCharType="begin"/>
+        </w:r>
+        <w:r>
+          <w:rPr>
+            <w:noProof/>
+            <w:webHidden/>
+          </w:rPr>
+          <w:instrText xml:space="preserve"> PAGEREF _Toc242178498 \h </w:instrText>
+        </w:r>
+        <w:r>
+          <w:rPr>
+            <w:noProof/>
+            <w:webHidden/>
+          </w:rPr>
+        </w:r>
+        <w:r>
+          <w:rPr>
+            <w:noProof/>
+            <w:webHidden/>
+          </w:rPr>
+          <w:fldChar w:fldCharType="separate"/>
+        </w:r>
+        <w:r>
+          <w:rPr>
+            <w:noProof/>
+            <w:webHidden/>
+          </w:rPr>
+          <w:t>40</w:t>
+        </w:r>
+        <w:r>
+          <w:rPr>
+            <w:noProof/>
+            <w:webHidden/>
+          </w:rPr>
+          <w:fldChar w:fldCharType="end"/>
+        </w:r>
+      </w:hyperlink>
+    </w:p>
+    <w:p>
+      <w:pPr>
+        <w:pStyle w:val="1d"/>
+        <w:tabs>
+          <w:tab w:val="right" w:leader="dot" w:pos="10076"/>
+        </w:tabs>
+        <w:rPr>
+          <w:rFonts w:asciiTheme="minorHAnsi" w:hAnsiTheme="minorHAnsi"/>
+          <w:noProof/>
+          <w:kern w:val="2"/>
+          <w:sz w:val="24"/>
+          <w:szCs w:val="24"/>
+          <w:lang w:val="uk-UA" w:eastAsia="uk-UA"/>
+          <w14:ligatures w14:val="standardContextual"/>
+        </w:rPr>
+      </w:pPr>
+      <w:hyperlink w:anchor="_Toc242178499" w:history="1">
+        <w:r>
+          <w:rPr>
+            <w:rStyle w:val="affa"/>
+            <w:noProof/>
+          </w:rPr>
+          <w:t>7 Загальні правила помилок</w:t>
+        </w:r>
+        <w:r>
+          <w:rPr>
+            <w:noProof/>
+            <w:webHidden/>
+          </w:rPr>
+          <w:tab/>
+        </w:r>
+        <w:r>
+          <w:rPr>
+            <w:noProof/>
+            <w:webHidden/>
+          </w:rPr>
+          <w:fldChar w:fldCharType="begin"/>
+        </w:r>
+        <w:r>
+          <w:rPr>
+            <w:noProof/>
+            <w:webHidden/>
+          </w:rPr>
+          <w:instrText xml:space="preserve"> PAGEREF _Toc242178499 \h </w:instrText>
+        </w:r>
+        <w:r>
+          <w:rPr>
+            <w:noProof/>
+            <w:webHidden/>
+          </w:rPr>
+        </w:r>
+        <w:r>
+          <w:rPr>
+            <w:noProof/>
+            <w:webHidden/>
+          </w:rPr>
+          <w:fldChar w:fldCharType="separate"/>
+        </w:r>
+        <w:r>
+          <w:rPr>
+            <w:noProof/>
+            <w:webHidden/>
+          </w:rPr>
+          <w:t>40</w:t>
+        </w:r>
+        <w:r>
+          <w:rPr>
+            <w:noProof/>
+            <w:webHidden/>
+          </w:rPr>
+          <w:fldChar w:fldCharType="end"/>
+        </w:r>
+      </w:hyperlink>
+    </w:p>
+    <w:p>
       <w:r>
         <w:fldChar w:fldCharType="end"/>
       </w:r>
@@ -4141,9 +4215,8 @@
       <w:pPr>
         <w:pStyle w:val="1"/>
       </w:pPr>
-      <w:bookmarkStart w:id="1" w:name="_Toc241864865"/>
+      <w:bookmarkStart w:id="1" w:name="_Toc242178451"/>
       <w:r>
-        <w:lastRenderedPageBreak/>
         <w:t>1 Правила інтерпретації</w:t>
       </w:r>
       <w:bookmarkEnd w:id="1"/>
@@ -4157,7 +4230,7 @@
       <w:pPr>
         <w:pStyle w:val="1"/>
       </w:pPr>
-      <w:bookmarkStart w:id="2" w:name="_Toc241864866"/>
+      <w:bookmarkStart w:id="2" w:name="_Toc242178452"/>
       <w:r>
         <w:t>2 Бізнес вимоги</w:t>
       </w:r>
@@ -5304,15 +5377,7 @@
                 <w:rFonts w:eastAsia="Arial"/>
                 <w:sz w:val="14"/>
               </w:rPr>
-              <w:t xml:space="preserve">Вага елемента ділиться порівну між виконавцями; залучені невиконавці отримують розподілене додаткове </w:t>
-            </w:r>
-            <w:r>
-              <w:rPr>
-                <w:rFonts w:eastAsia="Arial"/>
-                <w:sz w:val="14"/>
-              </w:rPr>
-              <w:lastRenderedPageBreak/>
-              <w:t>навантаження.</w:t>
+              <w:t>Вага елемента ділиться порівну між виконавцями; залучені невиконавці отримують розподілене додаткове навантаження.</w:t>
             </w:r>
           </w:p>
         </w:tc>
@@ -5333,16 +5398,7 @@
                 <w:rFonts w:eastAsia="Arial"/>
                 <w:sz w:val="14"/>
               </w:rPr>
-              <w:lastRenderedPageBreak/>
-              <w:t xml:space="preserve">Відтворити основний і негативний сценарій; при </w:t>
-            </w:r>
-            <w:r>
-              <w:rPr>
-                <w:rFonts w:eastAsia="Arial"/>
-                <w:sz w:val="14"/>
-              </w:rPr>
-              <w:lastRenderedPageBreak/>
-              <w:t>відмові дані не змінюються частково.</w:t>
+              <w:t>Відтворити основний і негативний сценарій; при відмові дані не змінюються частково.</w:t>
             </w:r>
           </w:p>
         </w:tc>
@@ -5372,7 +5428,6 @@
                 <w:rFonts w:eastAsia="Arial"/>
                 <w:sz w:val="14"/>
               </w:rPr>
-              <w:lastRenderedPageBreak/>
               <w:t>BR-012</w:t>
             </w:r>
           </w:p>
@@ -5793,7 +5848,7 @@
                 <w:rFonts w:eastAsia="Arial"/>
                 <w:sz w:val="14"/>
               </w:rPr>
-              <w:t>Move зберігає ID та вміст, змінює період і скидає статус картки до DEFAULT; зайнята ціль заборонена.</w:t>
+              <w:t>Move зберігає ID та вміст, дозволяє будь-який інший незайнятий неархівний період, зокрема завершений квартал у межах 14-денного пільгового строку, і скидає статус картки до DEFAULT.</w:t>
             </w:r>
           </w:p>
         </w:tc>
@@ -5886,7 +5941,7 @@
                 <w:rFonts w:eastAsia="Arial"/>
                 <w:sz w:val="14"/>
               </w:rPr>
-              <w:t>Незавершений ScopeItem зберігає ID, lineage, статус, вагу й виконавців; обидві картки перераховуються.</w:t>
+              <w:t>Спільний режим переносить вибрані незавершені завдання до одного періоду зі збереженням ID, lineage, статусу, ваги, виконавців і групування; дублі пропускаються.</w:t>
             </w:r>
           </w:p>
         </w:tc>
@@ -5981,7 +6036,7 @@
                 <w:rFonts w:eastAsia="Arial"/>
                 <w:sz w:val="14"/>
               </w:rPr>
-              <w:t>Копія отримує новий ID, зберігає lineage, текст і виконавців, але бере DEFAULT status і weight; дубль lineage в цілі заборонено.</w:t>
+              <w:t>Спільний режим копіює вибрані незавершені завдання до одного періоду з новими ID та зі збереженням lineage, тексту, статусу, ваги, виконавців і групування; дублі пропускаються.</w:t>
             </w:r>
           </w:p>
         </w:tc>
@@ -6074,7 +6129,7 @@
                 <w:rFonts w:eastAsia="Arial"/>
                 <w:sz w:val="14"/>
               </w:rPr>
-              <w:t>Завершений квартал доступний для звичайного редагування до початку 15-го дня наступного місяця; далі картка блокується.</w:t>
+              <w:t>Завершений квартал доступний для звичайних дій до початку 15-го дня наступного місяця; далі картка блокується як архівна.</w:t>
             </w:r>
           </w:p>
         </w:tc>
@@ -6501,7 +6556,6 @@
                 <w:rFonts w:eastAsia="Arial"/>
                 <w:sz w:val="14"/>
               </w:rPr>
-              <w:lastRenderedPageBreak/>
               <w:t>BR-024</w:t>
             </w:r>
           </w:p>
@@ -7404,15 +7458,80 @@
                 <w:rFonts w:eastAsia="Arial"/>
                 <w:sz w:val="14"/>
               </w:rPr>
-              <w:t xml:space="preserve">Відтворити основний і негативний сценарій; при відмові дані не змінюються </w:t>
-            </w:r>
-            <w:r>
-              <w:rPr>
-                <w:rFonts w:eastAsia="Arial"/>
-                <w:sz w:val="14"/>
-              </w:rPr>
-              <w:lastRenderedPageBreak/>
-              <w:t>частково.</w:t>
+              <w:t>Відтворити основний і негативний сценарій; при відмові дані не змінюються частково.</w:t>
+            </w:r>
+          </w:p>
+        </w:tc>
+      </w:tr>
+      <w:tr>
+        <w:trPr>
+          <w:jc w:val="center"/>
+        </w:trPr>
+        <w:tc>
+          <w:tcPr>
+            <w:tcW w:w="1020" w:type="dxa"/>
+            <w:tcMar>
+              <w:top w:w="90" w:type="dxa"/>
+              <w:left w:w="110" w:type="dxa"/>
+              <w:bottom w:w="90" w:type="dxa"/>
+              <w:right w:w="110" w:type="dxa"/>
+            </w:tcMar>
+            <w:vAlign w:val="center"/>
+          </w:tcPr>
+          <w:p>
+            <w:r>
+              <w:t>BR-034</w:t>
+            </w:r>
+          </w:p>
+        </w:tc>
+        <w:tc>
+          <w:tcPr>
+            <w:tcW w:w="2268" w:type="dxa"/>
+            <w:tcMar>
+              <w:top w:w="90" w:type="dxa"/>
+              <w:left w:w="110" w:type="dxa"/>
+              <w:bottom w:w="90" w:type="dxa"/>
+              <w:right w:w="110" w:type="dxa"/>
+            </w:tcMar>
+            <w:vAlign w:val="center"/>
+          </w:tcPr>
+          <w:p>
+            <w:r>
+              <w:t>Пов’язані ініціативи</w:t>
+            </w:r>
+          </w:p>
+        </w:tc>
+        <w:tc>
+          <w:tcPr>
+            <w:tcW w:w="3969" w:type="dxa"/>
+            <w:tcMar>
+              <w:top w:w="90" w:type="dxa"/>
+              <w:left w:w="110" w:type="dxa"/>
+              <w:bottom w:w="90" w:type="dxa"/>
+              <w:right w:w="110" w:type="dxa"/>
+            </w:tcMar>
+            <w:vAlign w:val="center"/>
+          </w:tcPr>
+          <w:p>
+            <w:r>
+              <w:t>Користувач може створити двосторонні зв’язки між будь-якими різними ініціативами незалежно від kind. Кількість зв’язків не обмежується; дані ініціатив не зливаються.</w:t>
+            </w:r>
+          </w:p>
+        </w:tc>
+        <w:tc>
+          <w:tcPr>
+            <w:tcW w:w="2041" w:type="dxa"/>
+            <w:tcMar>
+              <w:top w:w="90" w:type="dxa"/>
+              <w:left w:w="110" w:type="dxa"/>
+              <w:bottom w:w="90" w:type="dxa"/>
+              <w:right w:w="110" w:type="dxa"/>
+            </w:tcMar>
+            <w:vAlign w:val="center"/>
+          </w:tcPr>
+          <w:p>
+            <w:r>
+              <w:t>Self-link і дубль пари відхиляються; перейменування не руйнує зв’язок; паралельні дельти не видаляють чужі додавання.</w:t>
             </w:r>
           </w:p>
         </w:tc>
@@ -7427,7 +7546,7 @@
       <w:pPr>
         <w:pStyle w:val="1"/>
       </w:pPr>
-      <w:bookmarkStart w:id="3" w:name="_Toc241864867"/>
+      <w:bookmarkStart w:id="3" w:name="_Toc242178453"/>
       <w:r>
         <w:t>3 Функціональні вимоги</w:t>
       </w:r>
@@ -8360,6 +8479,12 @@
             <w:vAlign w:val="center"/>
           </w:tcPr>
           <w:p>
+            <w:pPr>
+              <w:rPr>
+                <w:rFonts w:eastAsia="Arial"/>
+                <w:sz w:val="14"/>
+              </w:rPr>
+            </w:pPr>
             <w:r>
               <w:rPr>
                 <w:rFonts w:eastAsia="Arial"/>
@@ -8381,6 +8506,12 @@
             <w:vAlign w:val="center"/>
           </w:tcPr>
           <w:p>
+            <w:pPr>
+              <w:rPr>
+                <w:rFonts w:eastAsia="Arial"/>
+                <w:sz w:val="14"/>
+              </w:rPr>
+            </w:pPr>
             <w:r>
               <w:rPr>
                 <w:rFonts w:eastAsia="Arial"/>
@@ -8402,6 +8533,12 @@
             <w:vAlign w:val="center"/>
           </w:tcPr>
           <w:p>
+            <w:pPr>
+              <w:rPr>
+                <w:rFonts w:eastAsia="Arial"/>
+                <w:sz w:val="14"/>
+              </w:rPr>
+            </w:pPr>
             <w:r>
               <w:rPr>
                 <w:rFonts w:eastAsia="Arial"/>
@@ -8454,7 +8591,17 @@
             <w:vAlign w:val="center"/>
           </w:tcPr>
           <w:p>
-            <w:r>
+            <w:pPr>
+              <w:rPr>
+                <w:rFonts w:eastAsia="Arial"/>
+                <w:sz w:val="14"/>
+              </w:rPr>
+            </w:pPr>
+            <w:r>
+              <w:rPr>
+                <w:rFonts w:eastAsia="Arial"/>
+                <w:sz w:val="14"/>
+              </w:rPr>
               <w:t>Отримати річні записи з серверними фільтрами, зокрема за підрозділом у будь-якій квартальній картці</w:t>
             </w:r>
           </w:p>
@@ -8472,6 +8619,12 @@
             <w:vAlign w:val="center"/>
           </w:tcPr>
           <w:p>
+            <w:pPr>
+              <w:rPr>
+                <w:rFonts w:eastAsia="Arial"/>
+                <w:sz w:val="14"/>
+              </w:rPr>
+            </w:pPr>
             <w:r>
               <w:rPr>
                 <w:rFonts w:eastAsia="Arial"/>
@@ -8494,6 +8647,12 @@
             <w:vAlign w:val="center"/>
           </w:tcPr>
           <w:p>
+            <w:pPr>
+              <w:rPr>
+                <w:rFonts w:eastAsia="Arial"/>
+                <w:sz w:val="14"/>
+              </w:rPr>
+            </w:pPr>
             <w:r>
               <w:rPr>
                 <w:rFonts w:eastAsia="Arial"/>
@@ -8528,7 +8687,6 @@
                 <w:rFonts w:eastAsia="Arial"/>
                 <w:sz w:val="14"/>
               </w:rPr>
-              <w:lastRenderedPageBreak/>
               <w:t>FR-011</w:t>
             </w:r>
           </w:p>
@@ -8545,7 +8703,17 @@
             <w:vAlign w:val="center"/>
           </w:tcPr>
           <w:p>
-            <w:r>
+            <w:pPr>
+              <w:rPr>
+                <w:rFonts w:eastAsia="Arial"/>
+                <w:sz w:val="14"/>
+              </w:rPr>
+            </w:pPr>
+            <w:r>
+              <w:rPr>
+                <w:rFonts w:eastAsia="Arial"/>
+                <w:sz w:val="14"/>
+              </w:rPr>
               <w:t>Отримати filtered/total лічильники з урахуванням фільтра підрозділу</w:t>
             </w:r>
           </w:p>
@@ -8562,6 +8730,12 @@
             <w:vAlign w:val="center"/>
           </w:tcPr>
           <w:p>
+            <w:pPr>
+              <w:rPr>
+                <w:rFonts w:eastAsia="Arial"/>
+                <w:sz w:val="14"/>
+              </w:rPr>
+            </w:pPr>
             <w:r>
               <w:rPr>
                 <w:rFonts w:eastAsia="Arial"/>
@@ -8583,6 +8757,12 @@
             <w:vAlign w:val="center"/>
           </w:tcPr>
           <w:p>
+            <w:pPr>
+              <w:rPr>
+                <w:rFonts w:eastAsia="Arial"/>
+                <w:sz w:val="14"/>
+              </w:rPr>
+            </w:pPr>
             <w:r>
               <w:rPr>
                 <w:rFonts w:eastAsia="Arial"/>
@@ -9387,7 +9567,17 @@
             <w:vAlign w:val="center"/>
           </w:tcPr>
           <w:p>
-            <w:r>
+            <w:pPr>
+              <w:rPr>
+                <w:rFonts w:eastAsia="Arial"/>
+                <w:sz w:val="14"/>
+              </w:rPr>
+            </w:pPr>
+            <w:r>
+              <w:rPr>
+                <w:rFonts w:eastAsia="Arial"/>
+                <w:sz w:val="14"/>
+              </w:rPr>
               <w:t>Отримати квартальні картки з фільтром department_id та роллю ANY, EXECUTOR або INVOLVED</w:t>
             </w:r>
           </w:p>
@@ -9477,7 +9667,17 @@
             <w:vAlign w:val="center"/>
           </w:tcPr>
           <w:p>
-            <w:r>
+            <w:pPr>
+              <w:rPr>
+                <w:rFonts w:eastAsia="Arial"/>
+                <w:sz w:val="14"/>
+              </w:rPr>
+            </w:pPr>
+            <w:r>
+              <w:rPr>
+                <w:rFonts w:eastAsia="Arial"/>
+                <w:sz w:val="14"/>
+              </w:rPr>
               <w:t>Отримати всі summary кварталів річного запису з ознакою matches_department_filter</w:t>
             </w:r>
           </w:p>
@@ -9708,15 +9908,7 @@
                 <w:rFonts w:eastAsia="Arial"/>
                 <w:sz w:val="14"/>
               </w:rPr>
-              <w:t xml:space="preserve">Успішна відповідь відповідає OpenAPI; </w:t>
-            </w:r>
-            <w:r>
-              <w:rPr>
-                <w:rFonts w:eastAsia="Arial"/>
-                <w:sz w:val="14"/>
-              </w:rPr>
-              <w:lastRenderedPageBreak/>
-              <w:t>validation/permission/conflict не змінює committed state.</w:t>
+              <w:t>Успішна відповідь відповідає OpenAPI; validation/permission/conflict не змінює committed state.</w:t>
             </w:r>
           </w:p>
         </w:tc>
@@ -9746,7 +9938,6 @@
                 <w:rFonts w:eastAsia="Arial"/>
                 <w:sz w:val="14"/>
               </w:rPr>
-              <w:lastRenderedPageBreak/>
               <w:t>FR-024</w:t>
             </w:r>
           </w:p>
@@ -10239,7 +10430,7 @@
                 <w:rFonts w:eastAsia="Arial"/>
                 <w:sz w:val="14"/>
               </w:rPr>
-              <w:t>Створити або виконати ресурс quarter-cards/{cardId}/scope/{itemId}/move</w:t>
+              <w:t>Переносити одне або кілька вибраних незавершених завдань через спільний режим і послідовні команди scope/{itemId}/move.</w:t>
             </w:r>
           </w:p>
         </w:tc>
@@ -10281,7 +10472,7 @@
                 <w:rFonts w:eastAsia="Arial"/>
                 <w:sz w:val="14"/>
               </w:rPr>
-              <w:t>Успішна відповідь відповідає OpenAPI; validation/permission/conflict не змінює committed state.</w:t>
+              <w:t>Чекбокси підтримують вибір завдання, групи та всіх доступних завдань; список дублів дозволяє продовжити лише з відсутніми; ревізії джерела й цілі оновлюються між командами.</w:t>
             </w:r>
           </w:p>
         </w:tc>
@@ -10333,7 +10524,7 @@
                 <w:rFonts w:eastAsia="Arial"/>
                 <w:sz w:val="14"/>
               </w:rPr>
-              <w:t>Створити або виконати ресурс quarter-cards/{cardId}/scope/{itemId}/copy</w:t>
+              <w:t>Копіювати одне або кілька вибраних незавершених завдань через спільний режим і послідовні команди scope/{itemId}/copy зі збереженням статусу та ваги.</w:t>
             </w:r>
           </w:p>
         </w:tc>
@@ -10377,7 +10568,7 @@
                 <w:rFonts w:eastAsia="Arial"/>
                 <w:sz w:val="14"/>
               </w:rPr>
-              <w:t>Успішна відповідь відповідає OpenAPI; validation/permission/conflict не змінює committed state.</w:t>
+              <w:t>Кожна копія має новий ID, але той самий статус, вагу, виконавців і групу; дублі виключаються, а зміна ревізії перериває подальші команди без повторного виконання завершених.</w:t>
             </w:r>
           </w:p>
         </w:tc>
@@ -10875,7 +11066,6 @@
                 <w:rFonts w:eastAsia="Arial"/>
                 <w:sz w:val="14"/>
               </w:rPr>
-              <w:lastRenderedPageBreak/>
               <w:t>FR-036</w:t>
             </w:r>
           </w:p>
@@ -12070,15 +12260,7 @@
                 <w:rFonts w:eastAsia="Arial"/>
                 <w:sz w:val="14"/>
               </w:rPr>
-              <w:t xml:space="preserve">Успішна відповідь відповідає OpenAPI; </w:t>
-            </w:r>
-            <w:r>
-              <w:rPr>
-                <w:rFonts w:eastAsia="Arial"/>
-                <w:sz w:val="14"/>
-              </w:rPr>
-              <w:lastRenderedPageBreak/>
-              <w:t>validation/permission/conflict не змінює committed state.</w:t>
+              <w:t>Успішна відповідь відповідає OpenAPI; validation/permission/conflict не змінює committed state.</w:t>
             </w:r>
           </w:p>
         </w:tc>
@@ -12107,7 +12289,6 @@
                 <w:rFonts w:eastAsia="Arial"/>
                 <w:sz w:val="14"/>
               </w:rPr>
-              <w:lastRenderedPageBreak/>
               <w:t>FR-049</w:t>
             </w:r>
           </w:p>
@@ -13236,7 +13417,6 @@
                 <w:rFonts w:eastAsia="Arial"/>
                 <w:sz w:val="14"/>
               </w:rPr>
-              <w:lastRenderedPageBreak/>
               <w:t>FR-061</w:t>
             </w:r>
           </w:p>
@@ -13817,7 +13997,17 @@
             <w:vAlign w:val="center"/>
           </w:tcPr>
           <w:p>
-            <w:r>
+            <w:pPr>
+              <w:rPr>
+                <w:rFonts w:eastAsia="Arial"/>
+                <w:sz w:val="14"/>
+              </w:rPr>
+            </w:pPr>
+            <w:r>
+              <w:rPr>
+                <w:rFonts w:eastAsia="Arial"/>
+                <w:sz w:val="14"/>
+              </w:rPr>
               <w:t>Підтримувати картковий і табличний режими портфелів із серверними фільтрами, включно з підрозділом і його роллю</w:t>
             </w:r>
           </w:p>
@@ -13907,7 +14097,17 @@
             <w:vAlign w:val="center"/>
           </w:tcPr>
           <w:p>
-            <w:r>
+            <w:pPr>
+              <w:rPr>
+                <w:rFonts w:eastAsia="Arial"/>
+                <w:sz w:val="14"/>
+              </w:rPr>
+            </w:pPr>
+            <w:r>
+              <w:rPr>
+                <w:rFonts w:eastAsia="Arial"/>
+                <w:sz w:val="14"/>
+              </w:rPr>
               <w:t>Показувати беклог за видом і роком із filtered/total counters, фільтрувати за підрозділом у будь-якому кварталі та позначати квартали-збіги</w:t>
             </w:r>
           </w:p>
@@ -14378,15 +14578,7 @@
                 <w:rFonts w:eastAsia="Arial"/>
                 <w:sz w:val="14"/>
               </w:rPr>
-              <w:t xml:space="preserve">Надавати ADMIN/SUPER_ADMIN розділи користувачів, трьох ролей, довідників, полів, </w:t>
-            </w:r>
-            <w:r>
-              <w:rPr>
-                <w:rFonts w:eastAsia="Arial"/>
-                <w:sz w:val="14"/>
-              </w:rPr>
-              <w:lastRenderedPageBreak/>
-              <w:t>експорту й налаштувань.</w:t>
+              <w:t>Надавати ADMIN/SUPER_ADMIN розділи користувачів, трьох ролей, довідників, полів, експорту й налаштувань.</w:t>
             </w:r>
           </w:p>
         </w:tc>
@@ -14407,7 +14599,6 @@
                 <w:rFonts w:eastAsia="Arial"/>
                 <w:sz w:val="14"/>
               </w:rPr>
-              <w:lastRenderedPageBreak/>
               <w:t>Web UI</w:t>
             </w:r>
           </w:p>
@@ -14429,15 +14620,7 @@
                 <w:rFonts w:eastAsia="Arial"/>
                 <w:sz w:val="14"/>
               </w:rPr>
-              <w:t xml:space="preserve">Підтверджується компонентним або рольовим </w:t>
-            </w:r>
-            <w:r>
-              <w:rPr>
-                <w:rFonts w:eastAsia="Arial"/>
-                <w:sz w:val="14"/>
-              </w:rPr>
-              <w:lastRenderedPageBreak/>
-              <w:t>E2E walkthrough.</w:t>
+              <w:t>Підтверджується компонентним або рольовим E2E walkthrough.</w:t>
             </w:r>
           </w:p>
         </w:tc>
@@ -14467,7 +14650,6 @@
                 <w:rFonts w:eastAsia="Arial"/>
                 <w:sz w:val="14"/>
               </w:rPr>
-              <w:lastRenderedPageBreak/>
               <w:t>FR-074</w:t>
             </w:r>
           </w:p>
@@ -14535,6 +14717,176 @@
                 <w:sz w:val="14"/>
               </w:rPr>
               <w:t>Підтверджується компонентним або рольовим E2E walkthrough.</w:t>
+            </w:r>
+          </w:p>
+        </w:tc>
+      </w:tr>
+      <w:tr>
+        <w:trPr>
+          <w:jc w:val="center"/>
+        </w:trPr>
+        <w:tc>
+          <w:tcPr>
+            <w:tcW w:w="1020" w:type="dxa"/>
+          </w:tcPr>
+          <w:p>
+            <w:pPr>
+              <w:rPr>
+                <w:rFonts w:eastAsia="Arial"/>
+                <w:sz w:val="14"/>
+              </w:rPr>
+            </w:pPr>
+            <w:r>
+              <w:rPr>
+                <w:rFonts w:eastAsia="Arial"/>
+                <w:sz w:val="14"/>
+              </w:rPr>
+              <w:t>FR-075</w:t>
+            </w:r>
+          </w:p>
+        </w:tc>
+        <w:tc>
+          <w:tcPr>
+            <w:tcW w:w="3402" w:type="dxa"/>
+          </w:tcPr>
+          <w:p>
+            <w:pPr>
+              <w:rPr>
+                <w:rFonts w:eastAsia="Arial"/>
+                <w:sz w:val="14"/>
+              </w:rPr>
+            </w:pPr>
+            <w:r>
+              <w:rPr>
+                <w:rFonts w:eastAsia="Arial"/>
+                <w:sz w:val="14"/>
+              </w:rPr>
+              <w:t>Шукати ініціативи для зв’язку без урахування регістру за частиною назви</w:t>
+            </w:r>
+          </w:p>
+        </w:tc>
+        <w:tc>
+          <w:tcPr>
+            <w:tcW w:w="2608" w:type="dxa"/>
+          </w:tcPr>
+          <w:p>
+            <w:pPr>
+              <w:rPr>
+                <w:rFonts w:eastAsia="Arial"/>
+                <w:sz w:val="14"/>
+              </w:rPr>
+            </w:pPr>
+            <w:r>
+              <w:rPr>
+                <w:rFonts w:eastAsia="Arial"/>
+                <w:sz w:val="14"/>
+              </w:rPr>
+              <w:t>GET /api/v1/initiatives/relation-candidates</w:t>
+            </w:r>
+          </w:p>
+        </w:tc>
+        <w:tc>
+          <w:tcPr>
+            <w:tcW w:w="2268" w:type="dxa"/>
+          </w:tcPr>
+          <w:p>
+            <w:pPr>
+              <w:rPr>
+                <w:rFonts w:eastAsia="Arial"/>
+                <w:sz w:val="14"/>
+              </w:rPr>
+            </w:pPr>
+            <w:r>
+              <w:rPr>
+                <w:rFonts w:eastAsia="Arial"/>
+                <w:sz w:val="14"/>
+              </w:rPr>
+              <w:t>Результат ранжується за повним збігом, початком і входженням; поточний запис виключено.</w:t>
+            </w:r>
+          </w:p>
+        </w:tc>
+      </w:tr>
+      <w:tr>
+        <w:trPr>
+          <w:jc w:val="center"/>
+        </w:trPr>
+        <w:tc>
+          <w:tcPr>
+            <w:tcW w:w="1020" w:type="dxa"/>
+          </w:tcPr>
+          <w:p>
+            <w:pPr>
+              <w:rPr>
+                <w:rFonts w:eastAsia="Arial"/>
+                <w:sz w:val="14"/>
+              </w:rPr>
+            </w:pPr>
+            <w:r>
+              <w:rPr>
+                <w:rFonts w:eastAsia="Arial"/>
+                <w:sz w:val="14"/>
+              </w:rPr>
+              <w:t>FR-076</w:t>
+            </w:r>
+          </w:p>
+        </w:tc>
+        <w:tc>
+          <w:tcPr>
+            <w:tcW w:w="3402" w:type="dxa"/>
+          </w:tcPr>
+          <w:p>
+            <w:pPr>
+              <w:rPr>
+                <w:rFonts w:eastAsia="Arial"/>
+                <w:sz w:val="14"/>
+              </w:rPr>
+            </w:pPr>
+            <w:r>
+              <w:rPr>
+                <w:rFonts w:eastAsia="Arial"/>
+                <w:sz w:val="14"/>
+              </w:rPr>
+              <w:t>Додавати й видаляти кілька зв’язків та відкривати пов’язаний запис беклогу в новій вкладці браузера.</w:t>
+            </w:r>
+          </w:p>
+        </w:tc>
+        <w:tc>
+          <w:tcPr>
+            <w:tcW w:w="2608" w:type="dxa"/>
+          </w:tcPr>
+          <w:p>
+            <w:pPr>
+              <w:rPr>
+                <w:rFonts w:eastAsia="Arial"/>
+                <w:sz w:val="14"/>
+              </w:rPr>
+            </w:pPr>
+            <w:r>
+              <w:rPr>
+                <w:rFonts w:eastAsia="Arial"/>
+                <w:sz w:val="14"/>
+              </w:rPr>
+              <w:t>Web UI і mutation DTO</w:t>
+            </w:r>
+          </w:p>
+        </w:tc>
+        <w:tc>
+          <w:tcPr>
+            <w:tcW w:w="2268" w:type="dxa"/>
+          </w:tcPr>
+          <w:p>
+            <w:pPr>
+              <w:rPr>
+                <w:rFonts w:eastAsia="Arial"/>
+                <w:sz w:val="14"/>
+              </w:rPr>
+            </w:pPr>
+            <w:r>
+              <w:rPr>
+                <w:rFonts w:eastAsia="Arial"/>
+                <w:sz w:val="14"/>
+              </w:rPr>
+              <w:t>Іконка відкриває перелік; посилання створює нову вкладку з deep-link, який вибирає той самий або найновіший рік, очищає фільтри й розгортає ціль.</w:t>
             </w:r>
           </w:p>
         </w:tc>
@@ -14549,7 +14901,7 @@
       <w:pPr>
         <w:pStyle w:val="1"/>
       </w:pPr>
-      <w:bookmarkStart w:id="4" w:name="_Toc241864868"/>
+      <w:bookmarkStart w:id="4" w:name="_Toc242178454"/>
       <w:r>
         <w:t>4 Нефункціональні безпекові та експлуатаційні вимоги</w:t>
       </w:r>
@@ -14559,7 +14911,7 @@
       <w:pPr>
         <w:pStyle w:val="21"/>
       </w:pPr>
-      <w:bookmarkStart w:id="5" w:name="_Toc241864869"/>
+      <w:bookmarkStart w:id="5" w:name="_Toc242178455"/>
       <w:r>
         <w:t>4.1 Нефункціональні</w:t>
       </w:r>
@@ -15262,7 +15614,7 @@
       <w:pPr>
         <w:pStyle w:val="21"/>
       </w:pPr>
-      <w:bookmarkStart w:id="6" w:name="_Toc241864870"/>
+      <w:bookmarkStart w:id="6" w:name="_Toc242178456"/>
       <w:r>
         <w:t>4.2 Безпекові</w:t>
       </w:r>
@@ -15565,45 +15917,28 @@
                 <w:rFonts w:eastAsia="Arial"/>
                 <w:sz w:val="17"/>
               </w:rPr>
-              <w:t xml:space="preserve">Login і refresh захищені rate limiting; cookie endpoints перевіряють </w:t>
-            </w:r>
+              <w:t>Login і refresh захищені rate limiting; cookie endpoints перевіряють Origin.</w:t>
+            </w:r>
+          </w:p>
+        </w:tc>
+        <w:tc>
+          <w:tcPr>
+            <w:tcW w:w="2438" w:type="dxa"/>
+            <w:tcMar>
+              <w:top w:w="90" w:type="dxa"/>
+              <w:left w:w="110" w:type="dxa"/>
+              <w:bottom w:w="90" w:type="dxa"/>
+              <w:right w:w="110" w:type="dxa"/>
+            </w:tcMar>
+            <w:vAlign w:val="center"/>
+          </w:tcPr>
+          <w:p>
             <w:r>
               <w:rPr>
                 <w:rFonts w:eastAsia="Arial"/>
                 <w:sz w:val="17"/>
               </w:rPr>
-              <w:lastRenderedPageBreak/>
-              <w:t>Origin.</w:t>
-            </w:r>
-          </w:p>
-        </w:tc>
-        <w:tc>
-          <w:tcPr>
-            <w:tcW w:w="2438" w:type="dxa"/>
-            <w:tcMar>
-              <w:top w:w="90" w:type="dxa"/>
-              <w:left w:w="110" w:type="dxa"/>
-              <w:bottom w:w="90" w:type="dxa"/>
-              <w:right w:w="110" w:type="dxa"/>
-            </w:tcMar>
-            <w:vAlign w:val="center"/>
-          </w:tcPr>
-          <w:p>
-            <w:r>
-              <w:rPr>
-                <w:rFonts w:eastAsia="Arial"/>
-                <w:sz w:val="17"/>
-              </w:rPr>
-              <w:lastRenderedPageBreak/>
-              <w:t xml:space="preserve">Negative test, code review і </w:t>
-            </w:r>
-            <w:r>
-              <w:rPr>
-                <w:rFonts w:eastAsia="Arial"/>
-                <w:sz w:val="17"/>
-              </w:rPr>
-              <w:lastRenderedPageBreak/>
-              <w:t>рольова перевірка.</w:t>
+              <w:t>Negative test, code review і рольова перевірка.</w:t>
             </w:r>
           </w:p>
         </w:tc>
@@ -15633,7 +15968,6 @@
                 <w:rFonts w:eastAsia="Arial"/>
                 <w:sz w:val="17"/>
               </w:rPr>
-              <w:lastRenderedPageBreak/>
               <w:t>SEC-004</w:t>
             </w:r>
           </w:p>
@@ -15909,7 +16243,7 @@
       <w:pPr>
         <w:pStyle w:val="21"/>
       </w:pPr>
-      <w:bookmarkStart w:id="7" w:name="_Toc241864871"/>
+      <w:bookmarkStart w:id="7" w:name="_Toc242178457"/>
       <w:r>
         <w:t>4.3 Експлуатаційні</w:t>
       </w:r>
@@ -16401,7 +16735,7 @@
       <w:pPr>
         <w:pStyle w:val="1"/>
       </w:pPr>
-      <w:bookmarkStart w:id="8" w:name="_Toc241864872"/>
+      <w:bookmarkStart w:id="8" w:name="_Toc242178458"/>
       <w:r>
         <w:t>5 Каталог користувацьких історій</w:t>
       </w:r>
@@ -16939,7 +17273,6 @@
                 <w:rFonts w:eastAsia="Arial"/>
                 <w:sz w:val="14"/>
               </w:rPr>
-              <w:lastRenderedPageBreak/>
               <w:t>US-004</w:t>
             </w:r>
           </w:p>
@@ -17709,6 +18042,101 @@
         <w:tc>
           <w:tcPr>
             <w:tcW w:w="964" w:type="dxa"/>
+            <w:shd w:val="clear" w:color="auto" w:fill="EAF2F8"/>
+            <w:tcMar>
+              <w:top w:w="90" w:type="dxa"/>
+              <w:left w:w="110" w:type="dxa"/>
+              <w:bottom w:w="90" w:type="dxa"/>
+              <w:right w:w="110" w:type="dxa"/>
+            </w:tcMar>
+            <w:vAlign w:val="center"/>
+          </w:tcPr>
+          <w:p>
+            <w:r>
+              <w:t>US-010A</w:t>
+            </w:r>
+          </w:p>
+        </w:tc>
+        <w:tc>
+          <w:tcPr>
+            <w:tcW w:w="1928" w:type="dxa"/>
+            <w:shd w:val="clear" w:color="auto" w:fill="EAF2F8"/>
+            <w:tcMar>
+              <w:top w:w="90" w:type="dxa"/>
+              <w:left w:w="110" w:type="dxa"/>
+              <w:bottom w:w="90" w:type="dxa"/>
+              <w:right w:w="110" w:type="dxa"/>
+            </w:tcMar>
+            <w:vAlign w:val="center"/>
+          </w:tcPr>
+          <w:p>
+            <w:r>
+              <w:t>ADMIN або SUPER_ADMIN</w:t>
+            </w:r>
+          </w:p>
+        </w:tc>
+        <w:tc>
+          <w:tcPr>
+            <w:tcW w:w="2891" w:type="dxa"/>
+            <w:shd w:val="clear" w:color="auto" w:fill="EAF2F8"/>
+            <w:tcMar>
+              <w:top w:w="90" w:type="dxa"/>
+              <w:left w:w="110" w:type="dxa"/>
+              <w:bottom w:w="90" w:type="dxa"/>
+              <w:right w:w="110" w:type="dxa"/>
+            </w:tcMar>
+            <w:vAlign w:val="center"/>
+          </w:tcPr>
+          <w:p>
+            <w:r>
+              <w:t>пов’язати кілька ініціатив і перейти до однієї з них</w:t>
+            </w:r>
+          </w:p>
+        </w:tc>
+        <w:tc>
+          <w:tcPr>
+            <w:tcW w:w="2438" w:type="dxa"/>
+            <w:shd w:val="clear" w:color="auto" w:fill="EAF2F8"/>
+            <w:tcMar>
+              <w:top w:w="90" w:type="dxa"/>
+              <w:left w:w="110" w:type="dxa"/>
+              <w:bottom w:w="90" w:type="dxa"/>
+              <w:right w:w="110" w:type="dxa"/>
+            </w:tcMar>
+            <w:vAlign w:val="center"/>
+          </w:tcPr>
+          <w:p>
+            <w:r>
+              <w:t>зберегти навігаційний контекст без злиття даних</w:t>
+            </w:r>
+          </w:p>
+        </w:tc>
+        <w:tc>
+          <w:tcPr>
+            <w:tcW w:w="1077" w:type="dxa"/>
+            <w:shd w:val="clear" w:color="auto" w:fill="EAF2F8"/>
+            <w:tcMar>
+              <w:top w:w="90" w:type="dxa"/>
+              <w:left w:w="110" w:type="dxa"/>
+              <w:bottom w:w="90" w:type="dxa"/>
+              <w:right w:w="110" w:type="dxa"/>
+            </w:tcMar>
+            <w:vAlign w:val="center"/>
+          </w:tcPr>
+          <w:p>
+            <w:r>
+              <w:t>BR-034, FR-075, FR-076</w:t>
+            </w:r>
+          </w:p>
+        </w:tc>
+      </w:tr>
+      <w:tr>
+        <w:trPr>
+          <w:jc w:val="center"/>
+        </w:trPr>
+        <w:tc>
+          <w:tcPr>
+            <w:tcW w:w="964" w:type="dxa"/>
             <w:tcMar>
               <w:top w:w="90" w:type="dxa"/>
               <w:left w:w="110" w:type="dxa"/>
@@ -18461,7 +18889,7 @@
                 <w:rFonts w:eastAsia="Arial"/>
                 <w:sz w:val="14"/>
               </w:rPr>
-              <w:t>перенести незавершений scope item</w:t>
+              <w:t>перенести одне або кілька незавершених завдань скоупу</w:t>
             </w:r>
           </w:p>
         </w:tc>
@@ -18482,7 +18910,7 @@
                 <w:rFonts w:eastAsia="Arial"/>
                 <w:sz w:val="14"/>
               </w:rPr>
-              <w:t>перепланувати роботу зі збереженням ID</w:t>
+              <w:t>перепланувати вибрану роботу зі збереженням даних і групування</w:t>
             </w:r>
           </w:p>
         </w:tc>
@@ -18577,7 +19005,7 @@
                 <w:rFonts w:eastAsia="Arial"/>
                 <w:sz w:val="14"/>
               </w:rPr>
-              <w:t>скопіювати незавершений scope item</w:t>
+              <w:t>скопіювати одне або кілька незавершених завдань скоупу</w:t>
             </w:r>
           </w:p>
         </w:tc>
@@ -18599,7 +19027,7 @@
                 <w:rFonts w:eastAsia="Arial"/>
                 <w:sz w:val="14"/>
               </w:rPr>
-              <w:t>повторно використати зміст із безпечними defaults</w:t>
+              <w:t>повторно використати вибрану роботу зі збереженням статусу, ваги, виконавців і групування</w:t>
             </w:r>
           </w:p>
         </w:tc>
@@ -18786,15 +19214,7 @@
                 <w:rFonts w:eastAsia="Arial"/>
                 <w:sz w:val="14"/>
               </w:rPr>
-              <w:t xml:space="preserve">ADMIN або </w:t>
-            </w:r>
-            <w:r>
-              <w:rPr>
-                <w:rFonts w:eastAsia="Arial"/>
-                <w:sz w:val="14"/>
-              </w:rPr>
-              <w:lastRenderedPageBreak/>
-              <w:t>SUPER_ADMIN</w:t>
+              <w:t>ADMIN або SUPER_ADMIN</w:t>
             </w:r>
           </w:p>
         </w:tc>
@@ -18816,16 +19236,7 @@
                 <w:rFonts w:eastAsia="Arial"/>
                 <w:sz w:val="14"/>
               </w:rPr>
-              <w:lastRenderedPageBreak/>
-              <w:t xml:space="preserve">видалити порожній backlog year або </w:t>
-            </w:r>
-            <w:r>
-              <w:rPr>
-                <w:rFonts w:eastAsia="Arial"/>
-                <w:sz w:val="14"/>
-              </w:rPr>
-              <w:lastRenderedPageBreak/>
-              <w:t>допустиму картку</w:t>
+              <w:t>видалити порожній backlog year або допустиму картку</w:t>
             </w:r>
           </w:p>
         </w:tc>
@@ -18847,16 +19258,7 @@
                 <w:rFonts w:eastAsia="Arial"/>
                 <w:sz w:val="14"/>
               </w:rPr>
-              <w:lastRenderedPageBreak/>
-              <w:t xml:space="preserve">прибрати помилково створений </w:t>
-            </w:r>
-            <w:r>
-              <w:rPr>
-                <w:rFonts w:eastAsia="Arial"/>
-                <w:sz w:val="14"/>
-              </w:rPr>
-              <w:lastRenderedPageBreak/>
-              <w:t>запис</w:t>
+              <w:t>прибрати помилково створений запис</w:t>
             </w:r>
           </w:p>
         </w:tc>
@@ -18878,16 +19280,7 @@
                 <w:rFonts w:eastAsia="Arial"/>
                 <w:sz w:val="14"/>
               </w:rPr>
-              <w:lastRenderedPageBreak/>
-              <w:t>FR-015, FR-</w:t>
-            </w:r>
-            <w:r>
-              <w:rPr>
-                <w:rFonts w:eastAsia="Arial"/>
-                <w:sz w:val="14"/>
-              </w:rPr>
-              <w:lastRenderedPageBreak/>
-              <w:t>024</w:t>
+              <w:t>FR-015, FR-024</w:t>
             </w:r>
           </w:p>
         </w:tc>
@@ -18916,7 +19309,6 @@
                 <w:rFonts w:eastAsia="Arial"/>
                 <w:sz w:val="14"/>
               </w:rPr>
-              <w:lastRenderedPageBreak/>
               <w:t>US-021</w:t>
             </w:r>
           </w:p>
@@ -20864,9 +21256,8 @@
       <w:pPr>
         <w:pStyle w:val="1"/>
       </w:pPr>
-      <w:bookmarkStart w:id="9" w:name="_Toc241864873"/>
+      <w:bookmarkStart w:id="9" w:name="_Toc242178459"/>
       <w:r>
-        <w:lastRenderedPageBreak/>
         <w:t>6 Детальні сценарії і Given When Then</w:t>
       </w:r>
       <w:bookmarkEnd w:id="9"/>
@@ -20875,7 +21266,7 @@
       <w:pPr>
         <w:pStyle w:val="21"/>
       </w:pPr>
-      <w:bookmarkStart w:id="10" w:name="_Toc241864874"/>
+      <w:bookmarkStart w:id="10" w:name="_Toc242178460"/>
       <w:r>
         <w:t>US-001 Увійти за email і паролем</w:t>
       </w:r>
@@ -21383,7 +21774,7 @@
       <w:pPr>
         <w:pStyle w:val="21"/>
       </w:pPr>
-      <w:bookmarkStart w:id="11" w:name="_Toc241864875"/>
+      <w:bookmarkStart w:id="11" w:name="_Toc242178461"/>
       <w:r>
         <w:t>US-002 Замінити тимчасовий пароль без повторного введення старого</w:t>
       </w:r>
@@ -21777,7 +22168,6 @@
                 <w:rFonts w:eastAsia="Arial"/>
                 <w:sz w:val="16"/>
               </w:rPr>
-              <w:lastRenderedPageBreak/>
               <w:t>Пов’язані вимоги</w:t>
             </w:r>
           </w:p>
@@ -21892,7 +22282,7 @@
       <w:pPr>
         <w:pStyle w:val="21"/>
       </w:pPr>
-      <w:bookmarkStart w:id="12" w:name="_Toc241864876"/>
+      <w:bookmarkStart w:id="12" w:name="_Toc242178462"/>
       <w:r>
         <w:t>US-003 Вийти із системи</w:t>
       </w:r>
@@ -22400,7 +22790,7 @@
       <w:pPr>
         <w:pStyle w:val="21"/>
       </w:pPr>
-      <w:bookmarkStart w:id="13" w:name="_Toc241864877"/>
+      <w:bookmarkStart w:id="13" w:name="_Toc242178463"/>
       <w:r>
         <w:t>US-004 Відкрити вкладку за стабільною url</w:t>
       </w:r>
@@ -22650,7 +23040,6 @@
                 <w:rFonts w:eastAsia="Arial"/>
                 <w:sz w:val="16"/>
               </w:rPr>
-              <w:lastRenderedPageBreak/>
               <w:t>Основний сценарій</w:t>
             </w:r>
           </w:p>
@@ -22909,7 +23298,7 @@
       <w:pPr>
         <w:pStyle w:val="21"/>
       </w:pPr>
-      <w:bookmarkStart w:id="14" w:name="_Toc241864878"/>
+      <w:bookmarkStart w:id="14" w:name="_Toc242178464"/>
       <w:r>
         <w:t>US-005 Фільтрувати квартальну або річну аналітику</w:t>
       </w:r>
@@ -23417,9 +23806,8 @@
       <w:pPr>
         <w:pStyle w:val="21"/>
       </w:pPr>
-      <w:bookmarkStart w:id="15" w:name="_Toc241864879"/>
+      <w:bookmarkStart w:id="15" w:name="_Toc242178465"/>
       <w:r>
-        <w:lastRenderedPageBreak/>
         <w:t>US-006 Відкрити деталі kpi або графіка</w:t>
       </w:r>
       <w:bookmarkEnd w:id="15"/>
@@ -23926,7 +24314,7 @@
       <w:pPr>
         <w:pStyle w:val="21"/>
       </w:pPr>
-      <w:bookmarkStart w:id="16" w:name="_Toc241864880"/>
+      <w:bookmarkStart w:id="16" w:name="_Toc242178466"/>
       <w:r>
         <w:t>US-007 Фільтрувати портфель за підрозділом і роллю</w:t>
       </w:r>
@@ -24312,7 +24700,6 @@
                 <w:rFonts w:eastAsia="Arial"/>
                 <w:sz w:val="16"/>
               </w:rPr>
-              <w:lastRenderedPageBreak/>
               <w:t>Пов’язані вимоги</w:t>
             </w:r>
           </w:p>
@@ -24399,7 +24786,7 @@
       <w:pPr>
         <w:pStyle w:val="21"/>
       </w:pPr>
-      <w:bookmarkStart w:id="17" w:name="_Toc241864881"/>
+      <w:bookmarkStart w:id="17" w:name="_Toc242178467"/>
       <w:r>
         <w:t>US-008 Фільтрувати беклог за підрозділом у всіх кварталах року</w:t>
       </w:r>
@@ -24871,7 +25258,7 @@
       <w:pPr>
         <w:pStyle w:val="21"/>
       </w:pPr>
-      <w:bookmarkStart w:id="18" w:name="_Toc241864882"/>
+      <w:bookmarkStart w:id="18" w:name="_Toc242178468"/>
       <w:r>
         <w:t>US-009 Створити initiative, initiativeyear і preparationstage однією дією</w:t>
       </w:r>
@@ -25047,15 +25434,7 @@
                 <w:rFonts w:eastAsia="Arial"/>
                 <w:sz w:val="16"/>
               </w:rPr>
-              <w:t xml:space="preserve">Користувач хоче створити Initiative, InitiativeYear і PreparationStage однією дією, щоб </w:t>
-            </w:r>
-            <w:r>
-              <w:rPr>
-                <w:rFonts w:eastAsia="Arial"/>
-                <w:sz w:val="16"/>
-              </w:rPr>
-              <w:lastRenderedPageBreak/>
-              <w:t>додати запис до беклогу атомарно.</w:t>
+              <w:t>Користувач хоче створити Initiative, InitiativeYear і PreparationStage однією дією, щоб додати запис до беклогу атомарно.</w:t>
             </w:r>
           </w:p>
         </w:tc>
@@ -25081,7 +25460,6 @@
                 <w:rFonts w:eastAsia="Arial"/>
                 <w:sz w:val="16"/>
               </w:rPr>
-              <w:lastRenderedPageBreak/>
               <w:t>Передумови</w:t>
             </w:r>
           </w:p>
@@ -25388,7 +25766,7 @@
       <w:pPr>
         <w:pStyle w:val="21"/>
       </w:pPr>
-      <w:bookmarkStart w:id="19" w:name="_Toc241864883"/>
+      <w:bookmarkStart w:id="19" w:name="_Toc242178469"/>
       <w:r>
         <w:t>US-010 Редагувати глобальну назву і стратегічну ціль року</w:t>
       </w:r>
@@ -25889,22 +26267,415 @@
         <w:t xml:space="preserve">Then </w:t>
       </w:r>
       <w:r>
-        <w:t xml:space="preserve">система зберігає або показує </w:t>
-      </w:r>
-      <w:r>
-        <w:lastRenderedPageBreak/>
-        <w:t>підтверджений результат, щоб підтримувати актуальний опис ініціативи, і повертає контрольовану помилку без часткових змін для невалідного сценарію.</w:t>
+        <w:t>система зберігає або показує підтверджений результат, щоб підтримувати актуальний опис ініціативи, і повертає контрольовану помилку без часткових змін для невалідного сценарію.</w:t>
       </w:r>
     </w:p>
     <w:p>
       <w:pPr>
         <w:pStyle w:val="21"/>
       </w:pPr>
-      <w:bookmarkStart w:id="20" w:name="_Toc241864884"/>
+      <w:bookmarkStart w:id="20" w:name="_Toc242178470"/>
+      <w:r>
+        <w:t>US-010A Пов’язати ініціативи й перейти до пов’язаного запису</w:t>
+      </w:r>
+      <w:bookmarkEnd w:id="20"/>
+    </w:p>
+    <w:p>
+      <w:r>
+        <w:t>Користувач створює або редагує зв’язки в модалці беклогу та через колонку «Тип зв’язку» відкриває пов’язану ініціативу в новій вкладці браузера.</w:t>
+      </w:r>
+    </w:p>
+    <w:tbl>
+      <w:tblPr>
+        <w:tblW w:w="0" w:type="auto"/>
+        <w:jc w:val="center"/>
+        <w:tblBorders>
+          <w:top w:val="single" w:sz="4" w:space="0" w:color="D9D9D9"/>
+          <w:left w:val="single" w:sz="4" w:space="0" w:color="D9D9D9"/>
+          <w:bottom w:val="single" w:sz="4" w:space="0" w:color="D9D9D9"/>
+          <w:right w:val="single" w:sz="4" w:space="0" w:color="D9D9D9"/>
+          <w:insideH w:val="single" w:sz="4" w:space="0" w:color="D9D9D9"/>
+          <w:insideV w:val="single" w:sz="4" w:space="0" w:color="D9D9D9"/>
+        </w:tblBorders>
+        <w:tblLayout w:type="fixed"/>
+        <w:tblLook w:val="04A0" w:firstRow="1" w:lastRow="0" w:firstColumn="1" w:lastColumn="0" w:noHBand="0" w:noVBand="1"/>
+      </w:tblPr>
+      <w:tblGrid>
+        <w:gridCol w:w="2268"/>
+        <w:gridCol w:w="7030"/>
+      </w:tblGrid>
+      <w:tr>
+        <w:trPr>
+          <w:tblHeader/>
+          <w:jc w:val="center"/>
+        </w:trPr>
+        <w:tc>
+          <w:tcPr>
+            <w:tcW w:w="2268" w:type="dxa"/>
+            <w:shd w:val="clear" w:color="auto" w:fill="17365D"/>
+            <w:tcMar>
+              <w:top w:w="90" w:type="dxa"/>
+              <w:left w:w="110" w:type="dxa"/>
+              <w:bottom w:w="90" w:type="dxa"/>
+              <w:right w:w="110" w:type="dxa"/>
+            </w:tcMar>
+            <w:vAlign w:val="center"/>
+          </w:tcPr>
+          <w:p>
+            <w:r>
+              <w:t>Елемент</w:t>
+            </w:r>
+          </w:p>
+        </w:tc>
+        <w:tc>
+          <w:tcPr>
+            <w:tcW w:w="7030" w:type="dxa"/>
+            <w:shd w:val="clear" w:color="auto" w:fill="17365D"/>
+            <w:tcMar>
+              <w:top w:w="90" w:type="dxa"/>
+              <w:left w:w="110" w:type="dxa"/>
+              <w:bottom w:w="90" w:type="dxa"/>
+              <w:right w:w="110" w:type="dxa"/>
+            </w:tcMar>
+            <w:vAlign w:val="center"/>
+          </w:tcPr>
+          <w:p>
+            <w:r>
+              <w:t>Опис</w:t>
+            </w:r>
+          </w:p>
+        </w:tc>
+      </w:tr>
+      <w:tr>
+        <w:trPr>
+          <w:jc w:val="center"/>
+        </w:trPr>
+        <w:tc>
+          <w:tcPr>
+            <w:tcW w:w="2268" w:type="dxa"/>
+            <w:tcMar>
+              <w:top w:w="90" w:type="dxa"/>
+              <w:left w:w="110" w:type="dxa"/>
+              <w:bottom w:w="90" w:type="dxa"/>
+              <w:right w:w="110" w:type="dxa"/>
+            </w:tcMar>
+            <w:vAlign w:val="center"/>
+          </w:tcPr>
+          <w:p>
+            <w:r>
+              <w:t>Актор</w:t>
+            </w:r>
+          </w:p>
+        </w:tc>
+        <w:tc>
+          <w:tcPr>
+            <w:tcW w:w="7030" w:type="dxa"/>
+            <w:tcMar>
+              <w:top w:w="90" w:type="dxa"/>
+              <w:left w:w="110" w:type="dxa"/>
+              <w:bottom w:w="90" w:type="dxa"/>
+              <w:right w:w="110" w:type="dxa"/>
+            </w:tcMar>
+            <w:vAlign w:val="center"/>
+          </w:tcPr>
+          <w:p>
+            <w:r>
+              <w:t>ADMIN або SUPER_ADMIN для зміни; усі ролі з доступом до беклогу для перегляду й переходу</w:t>
+            </w:r>
+          </w:p>
+        </w:tc>
+      </w:tr>
+      <w:tr>
+        <w:trPr>
+          <w:jc w:val="center"/>
+        </w:trPr>
+        <w:tc>
+          <w:tcPr>
+            <w:tcW w:w="2268" w:type="dxa"/>
+            <w:shd w:val="clear" w:color="auto" w:fill="EAF2F8"/>
+            <w:tcMar>
+              <w:top w:w="90" w:type="dxa"/>
+              <w:left w:w="110" w:type="dxa"/>
+              <w:bottom w:w="90" w:type="dxa"/>
+              <w:right w:w="110" w:type="dxa"/>
+            </w:tcMar>
+            <w:vAlign w:val="center"/>
+          </w:tcPr>
+          <w:p>
+            <w:r>
+              <w:t>Ціль</w:t>
+            </w:r>
+          </w:p>
+        </w:tc>
+        <w:tc>
+          <w:tcPr>
+            <w:tcW w:w="7030" w:type="dxa"/>
+            <w:shd w:val="clear" w:color="auto" w:fill="EAF2F8"/>
+            <w:tcMar>
+              <w:top w:w="90" w:type="dxa"/>
+              <w:left w:w="110" w:type="dxa"/>
+              <w:bottom w:w="90" w:type="dxa"/>
+              <w:right w:w="110" w:type="dxa"/>
+            </w:tcMar>
+            <w:vAlign w:val="center"/>
+          </w:tcPr>
+          <w:p>
+            <w:r>
+              <w:t>Пов’язати незалежні ініціативи й швидко перейти до їхнього річного запису без злиття даних.</w:t>
+            </w:r>
+          </w:p>
+        </w:tc>
+      </w:tr>
+      <w:tr>
+        <w:trPr>
+          <w:jc w:val="center"/>
+        </w:trPr>
+        <w:tc>
+          <w:tcPr>
+            <w:tcW w:w="2268" w:type="dxa"/>
+            <w:tcMar>
+              <w:top w:w="90" w:type="dxa"/>
+              <w:left w:w="110" w:type="dxa"/>
+              <w:bottom w:w="90" w:type="dxa"/>
+              <w:right w:w="110" w:type="dxa"/>
+            </w:tcMar>
+            <w:vAlign w:val="center"/>
+          </w:tcPr>
+          <w:p>
+            <w:r>
+              <w:t>Передумови</w:t>
+            </w:r>
+          </w:p>
+        </w:tc>
+        <w:tc>
+          <w:tcPr>
+            <w:tcW w:w="7030" w:type="dxa"/>
+            <w:tcMar>
+              <w:top w:w="90" w:type="dxa"/>
+              <w:left w:w="110" w:type="dxa"/>
+              <w:bottom w:w="90" w:type="dxa"/>
+              <w:right w:w="110" w:type="dxa"/>
+            </w:tcMar>
+            <w:vAlign w:val="center"/>
+          </w:tcPr>
+          <w:p>
+            <w:r>
+              <w:t>Поточний запис відкритий для редагування; кандидат існує; для переходу доступний хоча б один його рік.</w:t>
+            </w:r>
+          </w:p>
+        </w:tc>
+      </w:tr>
+      <w:tr>
+        <w:trPr>
+          <w:jc w:val="center"/>
+        </w:trPr>
+        <w:tc>
+          <w:tcPr>
+            <w:tcW w:w="2268" w:type="dxa"/>
+            <w:shd w:val="clear" w:color="auto" w:fill="EAF2F8"/>
+            <w:tcMar>
+              <w:top w:w="90" w:type="dxa"/>
+              <w:left w:w="110" w:type="dxa"/>
+              <w:bottom w:w="90" w:type="dxa"/>
+              <w:right w:w="110" w:type="dxa"/>
+            </w:tcMar>
+            <w:vAlign w:val="center"/>
+          </w:tcPr>
+          <w:p>
+            <w:r>
+              <w:t>Основний сценарій</w:t>
+            </w:r>
+          </w:p>
+        </w:tc>
+        <w:tc>
+          <w:tcPr>
+            <w:tcW w:w="7030" w:type="dxa"/>
+            <w:shd w:val="clear" w:color="auto" w:fill="EAF2F8"/>
+            <w:tcMar>
+              <w:top w:w="90" w:type="dxa"/>
+              <w:left w:w="110" w:type="dxa"/>
+              <w:bottom w:w="90" w:type="dxa"/>
+              <w:right w:w="110" w:type="dxa"/>
+            </w:tcMar>
+            <w:vAlign w:val="center"/>
+          </w:tcPr>
+          <w:p>
+            <w:r>
+              <w:t>Користувач вводить частину назви, вибирає один або кілька результатів, зберігає дельти, а потім натискає іконку зв’язків і відкриває вибрану ціль у новій вкладці браузера.</w:t>
+            </w:r>
+          </w:p>
+        </w:tc>
+      </w:tr>
+      <w:tr>
+        <w:trPr>
+          <w:jc w:val="center"/>
+        </w:trPr>
+        <w:tc>
+          <w:tcPr>
+            <w:tcW w:w="2268" w:type="dxa"/>
+            <w:tcMar>
+              <w:top w:w="90" w:type="dxa"/>
+              <w:left w:w="110" w:type="dxa"/>
+              <w:bottom w:w="90" w:type="dxa"/>
+              <w:right w:w="110" w:type="dxa"/>
+            </w:tcMar>
+            <w:vAlign w:val="center"/>
+          </w:tcPr>
+          <w:p>
+            <w:r>
+              <w:t>Альтернатива</w:t>
+            </w:r>
+          </w:p>
+        </w:tc>
+        <w:tc>
+          <w:tcPr>
+            <w:tcW w:w="7030" w:type="dxa"/>
+            <w:tcMar>
+              <w:top w:w="90" w:type="dxa"/>
+              <w:left w:w="110" w:type="dxa"/>
+              <w:bottom w:w="90" w:type="dxa"/>
+              <w:right w:w="110" w:type="dxa"/>
+            </w:tcMar>
+            <w:vAlign w:val="center"/>
+          </w:tcPr>
+          <w:p>
+            <w:r>
+              <w:t>Якщо поточний рік відсутній у цілі, deep-link відкриває її найновіший рік. Зв’язок можна прибрати з модалки редагування; вихідна вкладка залишається на місці.</w:t>
+            </w:r>
+          </w:p>
+        </w:tc>
+      </w:tr>
+      <w:tr>
+        <w:trPr>
+          <w:jc w:val="center"/>
+        </w:trPr>
+        <w:tc>
+          <w:tcPr>
+            <w:tcW w:w="2268" w:type="dxa"/>
+            <w:shd w:val="clear" w:color="auto" w:fill="EAF2F8"/>
+            <w:tcMar>
+              <w:top w:w="90" w:type="dxa"/>
+              <w:left w:w="110" w:type="dxa"/>
+              <w:bottom w:w="90" w:type="dxa"/>
+              <w:right w:w="110" w:type="dxa"/>
+            </w:tcMar>
+            <w:vAlign w:val="center"/>
+          </w:tcPr>
+          <w:p>
+            <w:r>
+              <w:t>Помилки</w:t>
+            </w:r>
+          </w:p>
+        </w:tc>
+        <w:tc>
+          <w:tcPr>
+            <w:tcW w:w="7030" w:type="dxa"/>
+            <w:shd w:val="clear" w:color="auto" w:fill="EAF2F8"/>
+            <w:tcMar>
+              <w:top w:w="90" w:type="dxa"/>
+              <w:left w:w="110" w:type="dxa"/>
+              <w:bottom w:w="90" w:type="dxa"/>
+              <w:right w:w="110" w:type="dxa"/>
+            </w:tcMar>
+            <w:vAlign w:val="center"/>
+          </w:tcPr>
+          <w:p>
+            <w:r>
+              <w:t>Self-link, дубль пари, видалений кандидат або застаріла revision зв’язку повертають контрольовану помилку без часткових змін.</w:t>
+            </w:r>
+          </w:p>
+        </w:tc>
+      </w:tr>
+      <w:tr>
+        <w:trPr>
+          <w:jc w:val="center"/>
+        </w:trPr>
+        <w:tc>
+          <w:tcPr>
+            <w:tcW w:w="2268" w:type="dxa"/>
+            <w:tcMar>
+              <w:top w:w="90" w:type="dxa"/>
+              <w:left w:w="110" w:type="dxa"/>
+              <w:bottom w:w="90" w:type="dxa"/>
+              <w:right w:w="110" w:type="dxa"/>
+            </w:tcMar>
+            <w:vAlign w:val="center"/>
+          </w:tcPr>
+          <w:p>
+            <w:r>
+              <w:t>Пов’язані вимоги</w:t>
+            </w:r>
+          </w:p>
+        </w:tc>
+        <w:tc>
+          <w:tcPr>
+            <w:tcW w:w="7030" w:type="dxa"/>
+            <w:tcMar>
+              <w:top w:w="90" w:type="dxa"/>
+              <w:left w:w="110" w:type="dxa"/>
+              <w:bottom w:w="90" w:type="dxa"/>
+              <w:right w:w="110" w:type="dxa"/>
+            </w:tcMar>
+            <w:vAlign w:val="center"/>
+          </w:tcPr>
+          <w:p>
+            <w:r>
+              <w:t>BR-034, FR-075, FR-076</w:t>
+            </w:r>
+          </w:p>
+        </w:tc>
+      </w:tr>
+      <w:tr>
+        <w:trPr>
+          <w:jc w:val="center"/>
+        </w:trPr>
+        <w:tc>
+          <w:tcPr>
+            <w:tcW w:w="2268" w:type="dxa"/>
+            <w:shd w:val="clear" w:color="auto" w:fill="EAF2F8"/>
+            <w:tcMar>
+              <w:top w:w="90" w:type="dxa"/>
+              <w:left w:w="110" w:type="dxa"/>
+              <w:bottom w:w="90" w:type="dxa"/>
+              <w:right w:w="110" w:type="dxa"/>
+            </w:tcMar>
+            <w:vAlign w:val="center"/>
+          </w:tcPr>
+          <w:p>
+            <w:r>
+              <w:t>Тест</w:t>
+            </w:r>
+          </w:p>
+        </w:tc>
+        <w:tc>
+          <w:tcPr>
+            <w:tcW w:w="7030" w:type="dxa"/>
+            <w:shd w:val="clear" w:color="auto" w:fill="EAF2F8"/>
+            <w:tcMar>
+              <w:top w:w="90" w:type="dxa"/>
+              <w:left w:w="110" w:type="dxa"/>
+              <w:bottom w:w="90" w:type="dxa"/>
+              <w:right w:w="110" w:type="dxa"/>
+            </w:tcMar>
+            <w:vAlign w:val="center"/>
+          </w:tcPr>
+          <w:p>
+            <w:r>
+              <w:t>TC-US-010A: однакові й різні kind, кілька зв’язків, перейменування, відкриття deep-link у новій вкладці, дубль, self-link і конкурентне видалення.</w:t>
+            </w:r>
+          </w:p>
+        </w:tc>
+      </w:tr>
+    </w:tbl>
+    <w:p>
+      <w:pPr>
+        <w:pStyle w:val="21"/>
+      </w:pPr>
+      <w:bookmarkStart w:id="21" w:name="_Toc242178471"/>
       <w:r>
         <w:t>US-011 Створити квартальну картку з коректними defaults</w:t>
       </w:r>
-      <w:bookmarkEnd w:id="20"/>
+      <w:bookmarkEnd w:id="21"/>
     </w:p>
     <w:tbl>
       <w:tblPr>
@@ -26408,11 +27179,11 @@
       <w:pPr>
         <w:pStyle w:val="21"/>
       </w:pPr>
-      <w:bookmarkStart w:id="21" w:name="_Toc241864885"/>
+      <w:bookmarkStart w:id="22" w:name="_Toc242178472"/>
       <w:r>
         <w:t>US-012 Редагувати metadata, notes, custom fields і scope картки</w:t>
       </w:r>
-      <w:bookmarkEnd w:id="21"/>
+      <w:bookmarkEnd w:id="22"/>
     </w:p>
     <w:tbl>
       <w:tblPr>
@@ -26802,7 +27573,6 @@
                 <w:rFonts w:eastAsia="Arial"/>
                 <w:sz w:val="16"/>
               </w:rPr>
-              <w:lastRenderedPageBreak/>
               <w:t>Пов’язані вимоги</w:t>
             </w:r>
           </w:p>
@@ -26917,11 +27687,11 @@
       <w:pPr>
         <w:pStyle w:val="21"/>
       </w:pPr>
-      <w:bookmarkStart w:id="22" w:name="_Toc241864886"/>
+      <w:bookmarkStart w:id="23" w:name="_Toc242178473"/>
       <w:r>
         <w:t>US-013 Додати scope з вагою і виконавцями</w:t>
       </w:r>
-      <w:bookmarkEnd w:id="22"/>
+      <w:bookmarkEnd w:id="23"/>
     </w:p>
     <w:tbl>
       <w:tblPr>
@@ -27428,11 +28198,11 @@
           <w:lang w:val="uk-UA"/>
         </w:rPr>
       </w:pPr>
-      <w:bookmarkStart w:id="23" w:name="_Toc241864887"/>
+      <w:bookmarkStart w:id="24" w:name="_Toc242178474"/>
       <w:r>
         <w:t>US-013A Групувати і впорядковувати завдання скоупу</w:t>
       </w:r>
-      <w:bookmarkEnd w:id="23"/>
+      <w:bookmarkEnd w:id="24"/>
     </w:p>
     <w:p>
       <w:r>
@@ -27470,11 +28240,11 @@
       <w:pPr>
         <w:pStyle w:val="21"/>
       </w:pPr>
-      <w:bookmarkStart w:id="24" w:name="_Toc241864888"/>
+      <w:bookmarkStart w:id="25" w:name="_Toc242178475"/>
       <w:r>
         <w:t>US-014 Змінити статус картки малою командою</w:t>
       </w:r>
-      <w:bookmarkEnd w:id="24"/>
+      <w:bookmarkEnd w:id="25"/>
     </w:p>
     <w:tbl>
       <w:tblPr>
@@ -27576,7 +28346,6 @@
                 <w:rFonts w:eastAsia="Arial"/>
                 <w:sz w:val="16"/>
               </w:rPr>
-              <w:lastRenderedPageBreak/>
               <w:t>Актор</w:t>
             </w:r>
           </w:p>
@@ -27979,11 +28748,11 @@
       <w:pPr>
         <w:pStyle w:val="21"/>
       </w:pPr>
-      <w:bookmarkStart w:id="25" w:name="_Toc241864889"/>
+      <w:bookmarkStart w:id="26" w:name="_Toc242178476"/>
       <w:r>
         <w:t>US-015 Перенести картку в порожній період</w:t>
       </w:r>
-      <w:bookmarkEnd w:id="25"/>
+      <w:bookmarkEnd w:id="26"/>
     </w:p>
     <w:tbl>
       <w:tblPr>
@@ -28459,7 +29228,6 @@
         <w:rPr>
           <w:b/>
         </w:rPr>
-        <w:lastRenderedPageBreak/>
         <w:t xml:space="preserve">Given </w:t>
       </w:r>
       <w:r>
@@ -28488,11 +29256,11 @@
       <w:pPr>
         <w:pStyle w:val="21"/>
       </w:pPr>
-      <w:bookmarkStart w:id="26" w:name="_Toc241864890"/>
+      <w:bookmarkStart w:id="27" w:name="_Toc242178477"/>
       <w:r>
         <w:t>US-016 Продовжити картку в пізніший період</w:t>
       </w:r>
-      <w:bookmarkEnd w:id="26"/>
+      <w:bookmarkEnd w:id="27"/>
     </w:p>
     <w:tbl>
       <w:tblPr>
@@ -28996,528 +29764,9 @@
       <w:pPr>
         <w:pStyle w:val="21"/>
       </w:pPr>
-      <w:bookmarkStart w:id="27" w:name="_Toc241864891"/>
+      <w:bookmarkStart w:id="28" w:name="_Toc242178478"/>
       <w:r>
-        <w:t>US-017 Перенести незавершений scope item</w:t>
-      </w:r>
-      <w:bookmarkEnd w:id="27"/>
-    </w:p>
-    <w:tbl>
-      <w:tblPr>
-        <w:tblW w:w="0" w:type="auto"/>
-        <w:jc w:val="center"/>
-        <w:tblBorders>
-          <w:top w:val="single" w:sz="4" w:space="0" w:color="D9D9D9"/>
-          <w:left w:val="single" w:sz="4" w:space="0" w:color="D9D9D9"/>
-          <w:bottom w:val="single" w:sz="4" w:space="0" w:color="D9D9D9"/>
-          <w:right w:val="single" w:sz="4" w:space="0" w:color="D9D9D9"/>
-          <w:insideH w:val="single" w:sz="4" w:space="0" w:color="D9D9D9"/>
-          <w:insideV w:val="single" w:sz="4" w:space="0" w:color="D9D9D9"/>
-        </w:tblBorders>
-        <w:tblLayout w:type="fixed"/>
-        <w:tblLook w:val="04A0" w:firstRow="1" w:lastRow="0" w:firstColumn="1" w:lastColumn="0" w:noHBand="0" w:noVBand="1"/>
-      </w:tblPr>
-      <w:tblGrid>
-        <w:gridCol w:w="2268"/>
-        <w:gridCol w:w="7030"/>
-      </w:tblGrid>
-      <w:tr>
-        <w:trPr>
-          <w:tblHeader/>
-          <w:jc w:val="center"/>
-        </w:trPr>
-        <w:tc>
-          <w:tcPr>
-            <w:tcW w:w="2268" w:type="dxa"/>
-            <w:shd w:val="clear" w:color="auto" w:fill="17365D"/>
-            <w:tcMar>
-              <w:top w:w="90" w:type="dxa"/>
-              <w:left w:w="110" w:type="dxa"/>
-              <w:bottom w:w="90" w:type="dxa"/>
-              <w:right w:w="110" w:type="dxa"/>
-            </w:tcMar>
-            <w:vAlign w:val="center"/>
-          </w:tcPr>
-          <w:p>
-            <w:pPr>
-              <w:jc w:val="center"/>
-            </w:pPr>
-            <w:r>
-              <w:rPr>
-                <w:rFonts w:eastAsia="Arial"/>
-                <w:b/>
-                <w:color w:val="FFFFFF"/>
-                <w:sz w:val="16"/>
-              </w:rPr>
-              <w:t>Елемент</w:t>
-            </w:r>
-          </w:p>
-        </w:tc>
-        <w:tc>
-          <w:tcPr>
-            <w:tcW w:w="7030" w:type="dxa"/>
-            <w:shd w:val="clear" w:color="auto" w:fill="17365D"/>
-            <w:tcMar>
-              <w:top w:w="90" w:type="dxa"/>
-              <w:left w:w="110" w:type="dxa"/>
-              <w:bottom w:w="90" w:type="dxa"/>
-              <w:right w:w="110" w:type="dxa"/>
-            </w:tcMar>
-            <w:vAlign w:val="center"/>
-          </w:tcPr>
-          <w:p>
-            <w:pPr>
-              <w:jc w:val="center"/>
-            </w:pPr>
-            <w:r>
-              <w:rPr>
-                <w:rFonts w:eastAsia="Arial"/>
-                <w:b/>
-                <w:color w:val="FFFFFF"/>
-                <w:sz w:val="16"/>
-              </w:rPr>
-              <w:t>Опис</w:t>
-            </w:r>
-          </w:p>
-        </w:tc>
-      </w:tr>
-      <w:tr>
-        <w:trPr>
-          <w:jc w:val="center"/>
-        </w:trPr>
-        <w:tc>
-          <w:tcPr>
-            <w:tcW w:w="2268" w:type="dxa"/>
-            <w:tcMar>
-              <w:top w:w="90" w:type="dxa"/>
-              <w:left w:w="110" w:type="dxa"/>
-              <w:bottom w:w="90" w:type="dxa"/>
-              <w:right w:w="110" w:type="dxa"/>
-            </w:tcMar>
-            <w:vAlign w:val="center"/>
-          </w:tcPr>
-          <w:p>
-            <w:r>
-              <w:rPr>
-                <w:rFonts w:eastAsia="Arial"/>
-                <w:sz w:val="16"/>
-              </w:rPr>
-              <w:t>Актор</w:t>
-            </w:r>
-          </w:p>
-        </w:tc>
-        <w:tc>
-          <w:tcPr>
-            <w:tcW w:w="7030" w:type="dxa"/>
-            <w:tcMar>
-              <w:top w:w="90" w:type="dxa"/>
-              <w:left w:w="110" w:type="dxa"/>
-              <w:bottom w:w="90" w:type="dxa"/>
-              <w:right w:w="110" w:type="dxa"/>
-            </w:tcMar>
-            <w:vAlign w:val="center"/>
-          </w:tcPr>
-          <w:p>
-            <w:r>
-              <w:rPr>
-                <w:rFonts w:eastAsia="Arial"/>
-                <w:sz w:val="16"/>
-              </w:rPr>
-              <w:t>ADMIN або SUPER_ADMIN</w:t>
-            </w:r>
-          </w:p>
-        </w:tc>
-      </w:tr>
-      <w:tr>
-        <w:trPr>
-          <w:jc w:val="center"/>
-        </w:trPr>
-        <w:tc>
-          <w:tcPr>
-            <w:tcW w:w="2268" w:type="dxa"/>
-            <w:shd w:val="clear" w:color="auto" w:fill="EAF2F8"/>
-            <w:tcMar>
-              <w:top w:w="90" w:type="dxa"/>
-              <w:left w:w="110" w:type="dxa"/>
-              <w:bottom w:w="90" w:type="dxa"/>
-              <w:right w:w="110" w:type="dxa"/>
-            </w:tcMar>
-            <w:vAlign w:val="center"/>
-          </w:tcPr>
-          <w:p>
-            <w:r>
-              <w:rPr>
-                <w:rFonts w:eastAsia="Arial"/>
-                <w:sz w:val="16"/>
-              </w:rPr>
-              <w:t>Ціль</w:t>
-            </w:r>
-          </w:p>
-        </w:tc>
-        <w:tc>
-          <w:tcPr>
-            <w:tcW w:w="7030" w:type="dxa"/>
-            <w:shd w:val="clear" w:color="auto" w:fill="EAF2F8"/>
-            <w:tcMar>
-              <w:top w:w="90" w:type="dxa"/>
-              <w:left w:w="110" w:type="dxa"/>
-              <w:bottom w:w="90" w:type="dxa"/>
-              <w:right w:w="110" w:type="dxa"/>
-            </w:tcMar>
-            <w:vAlign w:val="center"/>
-          </w:tcPr>
-          <w:p>
-            <w:r>
-              <w:rPr>
-                <w:rFonts w:eastAsia="Arial"/>
-                <w:sz w:val="16"/>
-              </w:rPr>
-              <w:t>Користувач хоче перенести незавершений scope item, щоб перепланувати роботу зі збереженням ID.</w:t>
-            </w:r>
-          </w:p>
-        </w:tc>
-      </w:tr>
-      <w:tr>
-        <w:trPr>
-          <w:jc w:val="center"/>
-        </w:trPr>
-        <w:tc>
-          <w:tcPr>
-            <w:tcW w:w="2268" w:type="dxa"/>
-            <w:tcMar>
-              <w:top w:w="90" w:type="dxa"/>
-              <w:left w:w="110" w:type="dxa"/>
-              <w:bottom w:w="90" w:type="dxa"/>
-              <w:right w:w="110" w:type="dxa"/>
-            </w:tcMar>
-            <w:vAlign w:val="center"/>
-          </w:tcPr>
-          <w:p>
-            <w:r>
-              <w:rPr>
-                <w:rFonts w:eastAsia="Arial"/>
-                <w:sz w:val="16"/>
-              </w:rPr>
-              <w:t>Передумови</w:t>
-            </w:r>
-          </w:p>
-        </w:tc>
-        <w:tc>
-          <w:tcPr>
-            <w:tcW w:w="7030" w:type="dxa"/>
-            <w:tcMar>
-              <w:top w:w="90" w:type="dxa"/>
-              <w:left w:w="110" w:type="dxa"/>
-              <w:bottom w:w="90" w:type="dxa"/>
-              <w:right w:w="110" w:type="dxa"/>
-            </w:tcMar>
-            <w:vAlign w:val="center"/>
-          </w:tcPr>
-          <w:p>
-            <w:r>
-              <w:rPr>
-                <w:rFonts w:eastAsia="Arial"/>
-                <w:sz w:val="16"/>
-              </w:rPr>
-              <w:t>Обліковий запис активний; роль активна; потрібні permissions увімкнені; дані та період доступні для операції.</w:t>
-            </w:r>
-          </w:p>
-        </w:tc>
-      </w:tr>
-      <w:tr>
-        <w:trPr>
-          <w:jc w:val="center"/>
-        </w:trPr>
-        <w:tc>
-          <w:tcPr>
-            <w:tcW w:w="2268" w:type="dxa"/>
-            <w:shd w:val="clear" w:color="auto" w:fill="EAF2F8"/>
-            <w:tcMar>
-              <w:top w:w="90" w:type="dxa"/>
-              <w:left w:w="110" w:type="dxa"/>
-              <w:bottom w:w="90" w:type="dxa"/>
-              <w:right w:w="110" w:type="dxa"/>
-            </w:tcMar>
-            <w:vAlign w:val="center"/>
-          </w:tcPr>
-          <w:p>
-            <w:r>
-              <w:rPr>
-                <w:rFonts w:eastAsia="Arial"/>
-                <w:sz w:val="16"/>
-              </w:rPr>
-              <w:t>Основний сценарій</w:t>
-            </w:r>
-          </w:p>
-        </w:tc>
-        <w:tc>
-          <w:tcPr>
-            <w:tcW w:w="7030" w:type="dxa"/>
-            <w:shd w:val="clear" w:color="auto" w:fill="EAF2F8"/>
-            <w:tcMar>
-              <w:top w:w="90" w:type="dxa"/>
-              <w:left w:w="110" w:type="dxa"/>
-              <w:bottom w:w="90" w:type="dxa"/>
-              <w:right w:w="110" w:type="dxa"/>
-            </w:tcMar>
-            <w:vAlign w:val="center"/>
-          </w:tcPr>
-          <w:p>
-            <w:r>
-              <w:rPr>
-                <w:rFonts w:eastAsia="Arial"/>
-                <w:sz w:val="16"/>
-              </w:rPr>
-              <w:t>Користувач відкриває відповідний розділ, задає параметри, перевіряє введені дані, виконує дію та отримує канонічний результат сервера.</w:t>
-            </w:r>
-          </w:p>
-        </w:tc>
-      </w:tr>
-      <w:tr>
-        <w:trPr>
-          <w:jc w:val="center"/>
-        </w:trPr>
-        <w:tc>
-          <w:tcPr>
-            <w:tcW w:w="2268" w:type="dxa"/>
-            <w:tcMar>
-              <w:top w:w="90" w:type="dxa"/>
-              <w:left w:w="110" w:type="dxa"/>
-              <w:bottom w:w="90" w:type="dxa"/>
-              <w:right w:w="110" w:type="dxa"/>
-            </w:tcMar>
-            <w:vAlign w:val="center"/>
-          </w:tcPr>
-          <w:p>
-            <w:r>
-              <w:rPr>
-                <w:rFonts w:eastAsia="Arial"/>
-                <w:sz w:val="16"/>
-              </w:rPr>
-              <w:t>Альтернатива</w:t>
-            </w:r>
-          </w:p>
-        </w:tc>
-        <w:tc>
-          <w:tcPr>
-            <w:tcW w:w="7030" w:type="dxa"/>
-            <w:tcMar>
-              <w:top w:w="90" w:type="dxa"/>
-              <w:left w:w="110" w:type="dxa"/>
-              <w:bottom w:w="90" w:type="dxa"/>
-              <w:right w:w="110" w:type="dxa"/>
-            </w:tcMar>
-            <w:vAlign w:val="center"/>
-          </w:tcPr>
-          <w:p>
-            <w:r>
-              <w:rPr>
-                <w:rFonts w:eastAsia="Arial"/>
-                <w:sz w:val="16"/>
-              </w:rPr>
-              <w:t>Користувач скасовує дію або змінює фільтри/параметри до підтвердження; серверні дані не змінюються.</w:t>
-            </w:r>
-          </w:p>
-        </w:tc>
-      </w:tr>
-      <w:tr>
-        <w:trPr>
-          <w:jc w:val="center"/>
-        </w:trPr>
-        <w:tc>
-          <w:tcPr>
-            <w:tcW w:w="2268" w:type="dxa"/>
-            <w:shd w:val="clear" w:color="auto" w:fill="EAF2F8"/>
-            <w:tcMar>
-              <w:top w:w="90" w:type="dxa"/>
-              <w:left w:w="110" w:type="dxa"/>
-              <w:bottom w:w="90" w:type="dxa"/>
-              <w:right w:w="110" w:type="dxa"/>
-            </w:tcMar>
-            <w:vAlign w:val="center"/>
-          </w:tcPr>
-          <w:p>
-            <w:r>
-              <w:rPr>
-                <w:rFonts w:eastAsia="Arial"/>
-                <w:sz w:val="16"/>
-              </w:rPr>
-              <w:lastRenderedPageBreak/>
-              <w:t>Помилки</w:t>
-            </w:r>
-          </w:p>
-        </w:tc>
-        <w:tc>
-          <w:tcPr>
-            <w:tcW w:w="7030" w:type="dxa"/>
-            <w:shd w:val="clear" w:color="auto" w:fill="EAF2F8"/>
-            <w:tcMar>
-              <w:top w:w="90" w:type="dxa"/>
-              <w:left w:w="110" w:type="dxa"/>
-              <w:bottom w:w="90" w:type="dxa"/>
-              <w:right w:w="110" w:type="dxa"/>
-            </w:tcMar>
-            <w:vAlign w:val="center"/>
-          </w:tcPr>
-          <w:p>
-            <w:r>
-              <w:rPr>
-                <w:rFonts w:eastAsia="Arial"/>
-                <w:sz w:val="16"/>
-              </w:rPr>
-              <w:t>Недостатні права, архівне блокування, неактивне значення, зайнята ціль або REVISION_CONFLICT. Сервер не залишає часткових змін.</w:t>
-            </w:r>
-          </w:p>
-        </w:tc>
-      </w:tr>
-      <w:tr>
-        <w:trPr>
-          <w:jc w:val="center"/>
-        </w:trPr>
-        <w:tc>
-          <w:tcPr>
-            <w:tcW w:w="2268" w:type="dxa"/>
-            <w:tcMar>
-              <w:top w:w="90" w:type="dxa"/>
-              <w:left w:w="110" w:type="dxa"/>
-              <w:bottom w:w="90" w:type="dxa"/>
-              <w:right w:w="110" w:type="dxa"/>
-            </w:tcMar>
-            <w:vAlign w:val="center"/>
-          </w:tcPr>
-          <w:p>
-            <w:r>
-              <w:rPr>
-                <w:rFonts w:eastAsia="Arial"/>
-                <w:sz w:val="16"/>
-              </w:rPr>
-              <w:t>Пов’язані вимоги</w:t>
-            </w:r>
-          </w:p>
-        </w:tc>
-        <w:tc>
-          <w:tcPr>
-            <w:tcW w:w="7030" w:type="dxa"/>
-            <w:tcMar>
-              <w:top w:w="90" w:type="dxa"/>
-              <w:left w:w="110" w:type="dxa"/>
-              <w:bottom w:w="90" w:type="dxa"/>
-              <w:right w:w="110" w:type="dxa"/>
-            </w:tcMar>
-            <w:vAlign w:val="center"/>
-          </w:tcPr>
-          <w:p>
-            <w:r>
-              <w:rPr>
-                <w:rFonts w:eastAsia="Arial"/>
-                <w:sz w:val="16"/>
-              </w:rPr>
-              <w:t>BR-017</w:t>
-            </w:r>
-          </w:p>
-        </w:tc>
-      </w:tr>
-      <w:tr>
-        <w:trPr>
-          <w:jc w:val="center"/>
-        </w:trPr>
-        <w:tc>
-          <w:tcPr>
-            <w:tcW w:w="2268" w:type="dxa"/>
-            <w:shd w:val="clear" w:color="auto" w:fill="EAF2F8"/>
-            <w:tcMar>
-              <w:top w:w="90" w:type="dxa"/>
-              <w:left w:w="110" w:type="dxa"/>
-              <w:bottom w:w="90" w:type="dxa"/>
-              <w:right w:w="110" w:type="dxa"/>
-            </w:tcMar>
-            <w:vAlign w:val="center"/>
-          </w:tcPr>
-          <w:p>
-            <w:r>
-              <w:rPr>
-                <w:rFonts w:eastAsia="Arial"/>
-                <w:sz w:val="16"/>
-              </w:rPr>
-              <w:t>Тест</w:t>
-            </w:r>
-          </w:p>
-        </w:tc>
-        <w:tc>
-          <w:tcPr>
-            <w:tcW w:w="7030" w:type="dxa"/>
-            <w:shd w:val="clear" w:color="auto" w:fill="EAF2F8"/>
-            <w:tcMar>
-              <w:top w:w="90" w:type="dxa"/>
-              <w:left w:w="110" w:type="dxa"/>
-              <w:bottom w:w="90" w:type="dxa"/>
-              <w:right w:w="110" w:type="dxa"/>
-            </w:tcMar>
-            <w:vAlign w:val="center"/>
-          </w:tcPr>
-          <w:p>
-            <w:r>
-              <w:rPr>
-                <w:rFonts w:eastAsia="Arial"/>
-                <w:sz w:val="16"/>
-              </w:rPr>
-              <w:t>TC-US-017: позитивний сценарій, відмова через права та одна доменна негативна умова.</w:t>
-            </w:r>
-          </w:p>
-        </w:tc>
-      </w:tr>
-    </w:tbl>
-    <w:p>
-      <w:pPr>
-        <w:spacing w:after="40"/>
-      </w:pPr>
-    </w:p>
-    <w:p>
-      <w:r>
-        <w:rPr>
-          <w:b/>
-        </w:rPr>
-        <w:t xml:space="preserve">Given </w:t>
-      </w:r>
-      <w:r>
-        <w:t xml:space="preserve">активний ADMIN або SUPER_ADMIN із потрібними правами та валідні передумови; </w:t>
-      </w:r>
-      <w:r>
-        <w:rPr>
-          <w:b/>
-        </w:rPr>
-        <w:t xml:space="preserve">When </w:t>
-      </w:r>
-      <w:r>
-        <w:t xml:space="preserve">він або вона виконує дію «перенести незавершений scope item»; </w:t>
-      </w:r>
-      <w:r>
-        <w:rPr>
-          <w:b/>
-        </w:rPr>
-        <w:t xml:space="preserve">Then </w:t>
-      </w:r>
-      <w:r>
-        <w:t>система зберігає або показує підтверджений результат, щоб перепланувати роботу зі збереженням ID, і повертає контрольовану помилку без часткових змін для невалідного сценарію.</w:t>
-      </w:r>
-    </w:p>
-    <w:p>
-      <w:r>
-        <w:t>Для згрупованого завдання система спочатку шукає цільову групу за lineage_id, потім за назвою без урахування регістру й крайніх пробілів; якщо збігу немає, створює групу. Завдання додається наприкінці групи, порожня вихідна група видаляється. Незгруповане завдання додається наприкінці цільового списку.</w:t>
-      </w:r>
-    </w:p>
-    <w:p>
-      <w:r>
-        <w:t>Якщо в цілі вже є окреме завдання з однаковим нормалізованим текстом, числовою вагою та тим самим набором виконавців, інтерфейс попереджає про збіг. Користувач може скасувати дію або явно підтвердити перенесення; завдання не об’єднуються. Однаковий lineage_id у цілі залишається жорстким конфліктом. Перед записом перевіряється ревізія цільової картки.</w:t>
-      </w:r>
-    </w:p>
-    <w:p>
-      <w:pPr>
-        <w:pStyle w:val="21"/>
-      </w:pPr>
-      <w:bookmarkStart w:id="28" w:name="_Toc241864892"/>
-      <w:r>
-        <w:t>US-018 Скопіювати незавершений scope item</w:t>
+        <w:t>US-017 Перенести вибрані незавершені завдання скоупу</w:t>
       </w:r>
       <w:bookmarkEnd w:id="28"/>
     </w:p>
@@ -29691,7 +29940,7 @@
                 <w:rFonts w:eastAsia="Arial"/>
                 <w:sz w:val="16"/>
               </w:rPr>
-              <w:t>Користувач хоче скопіювати незавершений scope item, щоб повторно використати зміст із безпечними defaults.</w:t>
+              <w:t>Користувач хоче перенести одне або кілька незавершених завдань скоупу, щоб перепланувати вибрану роботу зі збереженням даних і групування.</w:t>
             </w:r>
           </w:p>
         </w:tc>
@@ -29738,7 +29987,7 @@
                 <w:rFonts w:eastAsia="Arial"/>
                 <w:sz w:val="16"/>
               </w:rPr>
-              <w:t>Обліковий запис активний; роль активна; потрібні permissions увімкнені; дані та період доступні для операції.</w:t>
+              <w:t>Джерельна й цільова картки неархівні; завершені завдання виключені; користувач має право редагування; цільові дані та ревізії актуальні.</w:t>
             </w:r>
           </w:p>
         </w:tc>
@@ -29787,7 +30036,7 @@
                 <w:rFonts w:eastAsia="Arial"/>
                 <w:sz w:val="16"/>
               </w:rPr>
-              <w:t>Користувач відкриває відповідний розділ, задає параметри, перевіряє введені дані, виконує дію та отримує канонічний результат сервера.</w:t>
+              <w:t>Користувач натискає «Перенести», вибирає завдання окремо, групою або всі, задає один період і підтверджує. Якщо знайдено дублі, продовжує лише з відсутніми або скасовує операцію.</w:t>
             </w:r>
           </w:p>
         </w:tc>
@@ -29834,7 +30083,7 @@
                 <w:rFonts w:eastAsia="Arial"/>
                 <w:sz w:val="16"/>
               </w:rPr>
-              <w:t>Користувач скасовує дію або змінює фільтри/параметри до підтвердження; серверні дані не змінюються.</w:t>
+              <w:t>Вибір можна змінити або скасувати до підтвердження. Якщо всі вибрані завдання дублюються, кнопка продовження не показується.</w:t>
             </w:r>
           </w:p>
         </w:tc>
@@ -29883,7 +30132,7 @@
                 <w:rFonts w:eastAsia="Arial"/>
                 <w:sz w:val="16"/>
               </w:rPr>
-              <w:t>Недостатні права, архівне блокування, неактивне значення, зайнята ціль або REVISION_CONFLICT. Сервер не залишає часткових змін.</w:t>
+              <w:t>Архівне блокування, завершений пункт, однаковий період, дубль lineage, зайнята або змінена ціль та REVISION_CONFLICT не виконують відповідну команду; вже підтверджені попередні команди не повторюються.</w:t>
             </w:r>
           </w:p>
         </w:tc>
@@ -29930,7 +30179,7 @@
                 <w:rFonts w:eastAsia="Arial"/>
                 <w:sz w:val="16"/>
               </w:rPr>
-              <w:t>BR-018</w:t>
+              <w:t>BR-017</w:t>
             </w:r>
           </w:p>
         </w:tc>
@@ -29979,7 +30228,7 @@
                 <w:rFonts w:eastAsia="Arial"/>
                 <w:sz w:val="16"/>
               </w:rPr>
-              <w:t>TC-US-018: позитивний сценарій, відмова через права та одна доменна негативна умова.</w:t>
+              <w:t>TC-US-017: вибір одного/кількох/усіх/групи, частковий список дублів, усі дублі, збереження ID і групи, пільговий період архіву та конфлікт ревізії.</w:t>
             </w:r>
           </w:p>
         </w:tc>
@@ -29995,50 +30244,525 @@
         <w:rPr>
           <w:b/>
         </w:rPr>
-        <w:t xml:space="preserve">Given </w:t>
-      </w:r>
-      <w:r>
-        <w:t xml:space="preserve">активний ADMIN або SUPER_ADMIN із потрібними правами та валідні передумови; </w:t>
-      </w:r>
-      <w:r>
-        <w:rPr>
-          <w:b/>
-        </w:rPr>
-        <w:t xml:space="preserve">When </w:t>
-      </w:r>
-      <w:r>
-        <w:t xml:space="preserve">він або вона виконує дію «скопіювати незавершений scope item»; </w:t>
-      </w:r>
-      <w:r>
-        <w:rPr>
-          <w:b/>
-        </w:rPr>
-        <w:t xml:space="preserve">Then </w:t>
-      </w:r>
-      <w:r>
-        <w:t>система зберігає або показує підтверджений результат, щоб повторно використати зміст із безпечними defaults, і повертає контрольовану помилку без часткових змін для невалідного сценарію.</w:t>
+        <w:t>Given активний ADMIN або SUPER_ADMIN редагує неархівну картку; When користувач вмикає спільний режим «Перенести», вибирає одне, кілька, усі доступні завдання або незавершені завдання групи, задає один цільовий період і підтверджує; Then система переносить лише вибрані відсутні завдання зі збереженням ID, статусу, ваги, виконавців і групування та повертає канонічний результат без часткової непідтвердженої зміни.</w:t>
       </w:r>
     </w:p>
     <w:p>
       <w:r>
-        <w:lastRenderedPageBreak/>
-        <w:t>Для копії згрупованого завдання діє той самий порядок пошуку групи: lineage_id, потім назва без урахування регістру й крайніх пробілів, і лише після цього створення нової групи. Копія додається наприкінці її блоку; незгрупована — наприкінці цільового списку.</w:t>
+        <w:t>Для згрупованого завдання система спочатку шукає цільову групу за lineage_id, потім за назвою без урахування регістру й крайніх пробілів; якщо збігу немає, створює групу. Завдання додається наприкінці групи, порожня вихідна група видаляється. Незгруповане завдання додається наприкінці цільового списку.</w:t>
       </w:r>
     </w:p>
     <w:p>
       <w:r>
-        <w:t>Попередження про схоже завдання працює також під час копіювання. Для порівняння береться вага, яку матиме копія після скидання до системного значення за замовчуванням. Скасування нічого не змінює; явне підтвердження допускає окрему копію. Конфлікт lineage_id і застаріла ревізія цілі блокують запис.</w:t>
+        <w:t>Перед пакетним перенесенням система перечитує цільову картку й показує перелік дублів: те саме lineage або однакові нормалізований текст, числова вага й набір виконавців. Дублі не переносяться. Користувач може продовжити лише з відсутніми завданнями або скасувати всю операцію; якщо всі вибрані завдання є дублями, продовження недоступне. Застаріла ревізія цілі блокує запис.</w:t>
       </w:r>
     </w:p>
     <w:p>
       <w:pPr>
         <w:pStyle w:val="21"/>
       </w:pPr>
-      <w:bookmarkStart w:id="29" w:name="_Toc241864893"/>
+      <w:bookmarkStart w:id="29" w:name="_Toc242178479"/>
+      <w:r>
+        <w:t>US-018 Скопіювати вибрані незавершені завдання скоупу</w:t>
+      </w:r>
+      <w:bookmarkEnd w:id="29"/>
+    </w:p>
+    <w:tbl>
+      <w:tblPr>
+        <w:tblW w:w="0" w:type="auto"/>
+        <w:jc w:val="center"/>
+        <w:tblBorders>
+          <w:top w:val="single" w:sz="4" w:space="0" w:color="D9D9D9"/>
+          <w:left w:val="single" w:sz="4" w:space="0" w:color="D9D9D9"/>
+          <w:bottom w:val="single" w:sz="4" w:space="0" w:color="D9D9D9"/>
+          <w:right w:val="single" w:sz="4" w:space="0" w:color="D9D9D9"/>
+          <w:insideH w:val="single" w:sz="4" w:space="0" w:color="D9D9D9"/>
+          <w:insideV w:val="single" w:sz="4" w:space="0" w:color="D9D9D9"/>
+        </w:tblBorders>
+        <w:tblLayout w:type="fixed"/>
+        <w:tblLook w:val="04A0" w:firstRow="1" w:lastRow="0" w:firstColumn="1" w:lastColumn="0" w:noHBand="0" w:noVBand="1"/>
+      </w:tblPr>
+      <w:tblGrid>
+        <w:gridCol w:w="2268"/>
+        <w:gridCol w:w="7030"/>
+      </w:tblGrid>
+      <w:tr>
+        <w:trPr>
+          <w:tblHeader/>
+          <w:jc w:val="center"/>
+        </w:trPr>
+        <w:tc>
+          <w:tcPr>
+            <w:tcW w:w="2268" w:type="dxa"/>
+            <w:shd w:val="clear" w:color="auto" w:fill="17365D"/>
+            <w:tcMar>
+              <w:top w:w="90" w:type="dxa"/>
+              <w:left w:w="110" w:type="dxa"/>
+              <w:bottom w:w="90" w:type="dxa"/>
+              <w:right w:w="110" w:type="dxa"/>
+            </w:tcMar>
+            <w:vAlign w:val="center"/>
+          </w:tcPr>
+          <w:p>
+            <w:pPr>
+              <w:jc w:val="center"/>
+            </w:pPr>
+            <w:r>
+              <w:rPr>
+                <w:rFonts w:eastAsia="Arial"/>
+                <w:b/>
+                <w:color w:val="FFFFFF"/>
+                <w:sz w:val="16"/>
+              </w:rPr>
+              <w:t>Елемент</w:t>
+            </w:r>
+          </w:p>
+        </w:tc>
+        <w:tc>
+          <w:tcPr>
+            <w:tcW w:w="7030" w:type="dxa"/>
+            <w:shd w:val="clear" w:color="auto" w:fill="17365D"/>
+            <w:tcMar>
+              <w:top w:w="90" w:type="dxa"/>
+              <w:left w:w="110" w:type="dxa"/>
+              <w:bottom w:w="90" w:type="dxa"/>
+              <w:right w:w="110" w:type="dxa"/>
+            </w:tcMar>
+            <w:vAlign w:val="center"/>
+          </w:tcPr>
+          <w:p>
+            <w:pPr>
+              <w:jc w:val="center"/>
+            </w:pPr>
+            <w:r>
+              <w:rPr>
+                <w:rFonts w:eastAsia="Arial"/>
+                <w:b/>
+                <w:color w:val="FFFFFF"/>
+                <w:sz w:val="16"/>
+              </w:rPr>
+              <w:t>Опис</w:t>
+            </w:r>
+          </w:p>
+        </w:tc>
+      </w:tr>
+      <w:tr>
+        <w:trPr>
+          <w:jc w:val="center"/>
+        </w:trPr>
+        <w:tc>
+          <w:tcPr>
+            <w:tcW w:w="2268" w:type="dxa"/>
+            <w:tcMar>
+              <w:top w:w="90" w:type="dxa"/>
+              <w:left w:w="110" w:type="dxa"/>
+              <w:bottom w:w="90" w:type="dxa"/>
+              <w:right w:w="110" w:type="dxa"/>
+            </w:tcMar>
+            <w:vAlign w:val="center"/>
+          </w:tcPr>
+          <w:p>
+            <w:r>
+              <w:rPr>
+                <w:rFonts w:eastAsia="Arial"/>
+                <w:sz w:val="16"/>
+              </w:rPr>
+              <w:t>Актор</w:t>
+            </w:r>
+          </w:p>
+        </w:tc>
+        <w:tc>
+          <w:tcPr>
+            <w:tcW w:w="7030" w:type="dxa"/>
+            <w:tcMar>
+              <w:top w:w="90" w:type="dxa"/>
+              <w:left w:w="110" w:type="dxa"/>
+              <w:bottom w:w="90" w:type="dxa"/>
+              <w:right w:w="110" w:type="dxa"/>
+            </w:tcMar>
+            <w:vAlign w:val="center"/>
+          </w:tcPr>
+          <w:p>
+            <w:r>
+              <w:rPr>
+                <w:rFonts w:eastAsia="Arial"/>
+                <w:sz w:val="16"/>
+              </w:rPr>
+              <w:t>ADMIN або SUPER_ADMIN</w:t>
+            </w:r>
+          </w:p>
+        </w:tc>
+      </w:tr>
+      <w:tr>
+        <w:trPr>
+          <w:jc w:val="center"/>
+        </w:trPr>
+        <w:tc>
+          <w:tcPr>
+            <w:tcW w:w="2268" w:type="dxa"/>
+            <w:shd w:val="clear" w:color="auto" w:fill="EAF2F8"/>
+            <w:tcMar>
+              <w:top w:w="90" w:type="dxa"/>
+              <w:left w:w="110" w:type="dxa"/>
+              <w:bottom w:w="90" w:type="dxa"/>
+              <w:right w:w="110" w:type="dxa"/>
+            </w:tcMar>
+            <w:vAlign w:val="center"/>
+          </w:tcPr>
+          <w:p>
+            <w:r>
+              <w:rPr>
+                <w:rFonts w:eastAsia="Arial"/>
+                <w:sz w:val="16"/>
+              </w:rPr>
+              <w:t>Ціль</w:t>
+            </w:r>
+          </w:p>
+        </w:tc>
+        <w:tc>
+          <w:tcPr>
+            <w:tcW w:w="7030" w:type="dxa"/>
+            <w:shd w:val="clear" w:color="auto" w:fill="EAF2F8"/>
+            <w:tcMar>
+              <w:top w:w="90" w:type="dxa"/>
+              <w:left w:w="110" w:type="dxa"/>
+              <w:bottom w:w="90" w:type="dxa"/>
+              <w:right w:w="110" w:type="dxa"/>
+            </w:tcMar>
+            <w:vAlign w:val="center"/>
+          </w:tcPr>
+          <w:p>
+            <w:r>
+              <w:rPr>
+                <w:rFonts w:eastAsia="Arial"/>
+                <w:sz w:val="16"/>
+              </w:rPr>
+              <w:t>Користувач хоче скопіювати одне або кілька незавершених завдань скоупу, щоб повторно використати вибрану роботу зі збереженням статусу, ваги, виконавців і групування.</w:t>
+            </w:r>
+          </w:p>
+        </w:tc>
+      </w:tr>
+      <w:tr>
+        <w:trPr>
+          <w:jc w:val="center"/>
+        </w:trPr>
+        <w:tc>
+          <w:tcPr>
+            <w:tcW w:w="2268" w:type="dxa"/>
+            <w:tcMar>
+              <w:top w:w="90" w:type="dxa"/>
+              <w:left w:w="110" w:type="dxa"/>
+              <w:bottom w:w="90" w:type="dxa"/>
+              <w:right w:w="110" w:type="dxa"/>
+            </w:tcMar>
+            <w:vAlign w:val="center"/>
+          </w:tcPr>
+          <w:p>
+            <w:r>
+              <w:rPr>
+                <w:rFonts w:eastAsia="Arial"/>
+                <w:sz w:val="16"/>
+              </w:rPr>
+              <w:t>Передумови</w:t>
+            </w:r>
+          </w:p>
+        </w:tc>
+        <w:tc>
+          <w:tcPr>
+            <w:tcW w:w="7030" w:type="dxa"/>
+            <w:tcMar>
+              <w:top w:w="90" w:type="dxa"/>
+              <w:left w:w="110" w:type="dxa"/>
+              <w:bottom w:w="90" w:type="dxa"/>
+              <w:right w:w="110" w:type="dxa"/>
+            </w:tcMar>
+            <w:vAlign w:val="center"/>
+          </w:tcPr>
+          <w:p>
+            <w:r>
+              <w:rPr>
+                <w:rFonts w:eastAsia="Arial"/>
+                <w:sz w:val="16"/>
+              </w:rPr>
+              <w:t>Джерельна й цільова картки доступні для операції; завершені завдання виключені; користувач має право редагування; ревізія цілі актуальна.</w:t>
+            </w:r>
+          </w:p>
+        </w:tc>
+      </w:tr>
+      <w:tr>
+        <w:trPr>
+          <w:jc w:val="center"/>
+        </w:trPr>
+        <w:tc>
+          <w:tcPr>
+            <w:tcW w:w="2268" w:type="dxa"/>
+            <w:shd w:val="clear" w:color="auto" w:fill="EAF2F8"/>
+            <w:tcMar>
+              <w:top w:w="90" w:type="dxa"/>
+              <w:left w:w="110" w:type="dxa"/>
+              <w:bottom w:w="90" w:type="dxa"/>
+              <w:right w:w="110" w:type="dxa"/>
+            </w:tcMar>
+            <w:vAlign w:val="center"/>
+          </w:tcPr>
+          <w:p>
+            <w:r>
+              <w:rPr>
+                <w:rFonts w:eastAsia="Arial"/>
+                <w:sz w:val="16"/>
+              </w:rPr>
+              <w:t>Основний сценарій</w:t>
+            </w:r>
+          </w:p>
+        </w:tc>
+        <w:tc>
+          <w:tcPr>
+            <w:tcW w:w="7030" w:type="dxa"/>
+            <w:shd w:val="clear" w:color="auto" w:fill="EAF2F8"/>
+            <w:tcMar>
+              <w:top w:w="90" w:type="dxa"/>
+              <w:left w:w="110" w:type="dxa"/>
+              <w:bottom w:w="90" w:type="dxa"/>
+              <w:right w:w="110" w:type="dxa"/>
+            </w:tcMar>
+            <w:vAlign w:val="center"/>
+          </w:tcPr>
+          <w:p>
+            <w:r>
+              <w:rPr>
+                <w:rFonts w:eastAsia="Arial"/>
+                <w:sz w:val="16"/>
+              </w:rPr>
+              <w:t>Користувач натискає «Скопіювати», вибирає завдання окремо, групою або всі, задає один період і підтверджує. Система створює нові ID, зберігаючи статус, вагу, виконавців, lineage і групу.</w:t>
+            </w:r>
+          </w:p>
+        </w:tc>
+      </w:tr>
+      <w:tr>
+        <w:trPr>
+          <w:jc w:val="center"/>
+        </w:trPr>
+        <w:tc>
+          <w:tcPr>
+            <w:tcW w:w="2268" w:type="dxa"/>
+            <w:tcMar>
+              <w:top w:w="90" w:type="dxa"/>
+              <w:left w:w="110" w:type="dxa"/>
+              <w:bottom w:w="90" w:type="dxa"/>
+              <w:right w:w="110" w:type="dxa"/>
+            </w:tcMar>
+            <w:vAlign w:val="center"/>
+          </w:tcPr>
+          <w:p>
+            <w:r>
+              <w:rPr>
+                <w:rFonts w:eastAsia="Arial"/>
+                <w:sz w:val="16"/>
+              </w:rPr>
+              <w:t>Альтернатива</w:t>
+            </w:r>
+          </w:p>
+        </w:tc>
+        <w:tc>
+          <w:tcPr>
+            <w:tcW w:w="7030" w:type="dxa"/>
+            <w:tcMar>
+              <w:top w:w="90" w:type="dxa"/>
+              <w:left w:w="110" w:type="dxa"/>
+              <w:bottom w:w="90" w:type="dxa"/>
+              <w:right w:w="110" w:type="dxa"/>
+            </w:tcMar>
+            <w:vAlign w:val="center"/>
+          </w:tcPr>
+          <w:p>
+            <w:r>
+              <w:rPr>
+                <w:rFonts w:eastAsia="Arial"/>
+                <w:sz w:val="16"/>
+              </w:rPr>
+              <w:t>За наявності дублів користувач копіює лише відсутні або скасовує всю операцію. Для іншого цільового періоду запускається окрема дія.</w:t>
+            </w:r>
+          </w:p>
+        </w:tc>
+      </w:tr>
+      <w:tr>
+        <w:trPr>
+          <w:jc w:val="center"/>
+        </w:trPr>
+        <w:tc>
+          <w:tcPr>
+            <w:tcW w:w="2268" w:type="dxa"/>
+            <w:shd w:val="clear" w:color="auto" w:fill="EAF2F8"/>
+            <w:tcMar>
+              <w:top w:w="90" w:type="dxa"/>
+              <w:left w:w="110" w:type="dxa"/>
+              <w:bottom w:w="90" w:type="dxa"/>
+              <w:right w:w="110" w:type="dxa"/>
+            </w:tcMar>
+            <w:vAlign w:val="center"/>
+          </w:tcPr>
+          <w:p>
+            <w:r>
+              <w:rPr>
+                <w:rFonts w:eastAsia="Arial"/>
+                <w:sz w:val="16"/>
+              </w:rPr>
+              <w:t>Помилки</w:t>
+            </w:r>
+          </w:p>
+        </w:tc>
+        <w:tc>
+          <w:tcPr>
+            <w:tcW w:w="7030" w:type="dxa"/>
+            <w:shd w:val="clear" w:color="auto" w:fill="EAF2F8"/>
+            <w:tcMar>
+              <w:top w:w="90" w:type="dxa"/>
+              <w:left w:w="110" w:type="dxa"/>
+              <w:bottom w:w="90" w:type="dxa"/>
+              <w:right w:w="110" w:type="dxa"/>
+            </w:tcMar>
+            <w:vAlign w:val="center"/>
+          </w:tcPr>
+          <w:p>
+            <w:r>
+              <w:rPr>
+                <w:rFonts w:eastAsia="Arial"/>
+                <w:sz w:val="16"/>
+              </w:rPr>
+              <w:t>Архівне блокування, завершений пункт, однаковий період, дубль lineage, змінена ціль та REVISION_CONFLICT не виконують відповідну команду; дублікати за текстом, вагою й виконавцями виключаються до відправлення.</w:t>
+            </w:r>
+          </w:p>
+        </w:tc>
+      </w:tr>
+      <w:tr>
+        <w:trPr>
+          <w:jc w:val="center"/>
+        </w:trPr>
+        <w:tc>
+          <w:tcPr>
+            <w:tcW w:w="2268" w:type="dxa"/>
+            <w:tcMar>
+              <w:top w:w="90" w:type="dxa"/>
+              <w:left w:w="110" w:type="dxa"/>
+              <w:bottom w:w="90" w:type="dxa"/>
+              <w:right w:w="110" w:type="dxa"/>
+            </w:tcMar>
+            <w:vAlign w:val="center"/>
+          </w:tcPr>
+          <w:p>
+            <w:r>
+              <w:rPr>
+                <w:rFonts w:eastAsia="Arial"/>
+                <w:sz w:val="16"/>
+              </w:rPr>
+              <w:t>Пов’язані вимоги</w:t>
+            </w:r>
+          </w:p>
+        </w:tc>
+        <w:tc>
+          <w:tcPr>
+            <w:tcW w:w="7030" w:type="dxa"/>
+            <w:tcMar>
+              <w:top w:w="90" w:type="dxa"/>
+              <w:left w:w="110" w:type="dxa"/>
+              <w:bottom w:w="90" w:type="dxa"/>
+              <w:right w:w="110" w:type="dxa"/>
+            </w:tcMar>
+            <w:vAlign w:val="center"/>
+          </w:tcPr>
+          <w:p>
+            <w:r>
+              <w:rPr>
+                <w:rFonts w:eastAsia="Arial"/>
+                <w:sz w:val="16"/>
+              </w:rPr>
+              <w:t>BR-018</w:t>
+            </w:r>
+          </w:p>
+        </w:tc>
+      </w:tr>
+      <w:tr>
+        <w:trPr>
+          <w:jc w:val="center"/>
+        </w:trPr>
+        <w:tc>
+          <w:tcPr>
+            <w:tcW w:w="2268" w:type="dxa"/>
+            <w:shd w:val="clear" w:color="auto" w:fill="EAF2F8"/>
+            <w:tcMar>
+              <w:top w:w="90" w:type="dxa"/>
+              <w:left w:w="110" w:type="dxa"/>
+              <w:bottom w:w="90" w:type="dxa"/>
+              <w:right w:w="110" w:type="dxa"/>
+            </w:tcMar>
+            <w:vAlign w:val="center"/>
+          </w:tcPr>
+          <w:p>
+            <w:r>
+              <w:rPr>
+                <w:rFonts w:eastAsia="Arial"/>
+                <w:sz w:val="16"/>
+              </w:rPr>
+              <w:t>Тест</w:t>
+            </w:r>
+          </w:p>
+        </w:tc>
+        <w:tc>
+          <w:tcPr>
+            <w:tcW w:w="7030" w:type="dxa"/>
+            <w:shd w:val="clear" w:color="auto" w:fill="EAF2F8"/>
+            <w:tcMar>
+              <w:top w:w="90" w:type="dxa"/>
+              <w:left w:w="110" w:type="dxa"/>
+              <w:bottom w:w="90" w:type="dxa"/>
+              <w:right w:w="110" w:type="dxa"/>
+            </w:tcMar>
+            <w:vAlign w:val="center"/>
+          </w:tcPr>
+          <w:p>
+            <w:r>
+              <w:rPr>
+                <w:rFonts w:eastAsia="Arial"/>
+                <w:sz w:val="16"/>
+              </w:rPr>
+              <w:t>TC-US-018: вибір одного/кількох/усіх/групи, збереження статусу й ваги, частковий список дублів, усі дублі, групування та конфлікт ревізії.</w:t>
+            </w:r>
+          </w:p>
+        </w:tc>
+      </w:tr>
+    </w:tbl>
+    <w:p>
+      <w:pPr>
+        <w:spacing w:after="40"/>
+      </w:pPr>
+    </w:p>
+    <w:p>
+      <w:r>
+        <w:rPr>
+          <w:b/>
+        </w:rPr>
+        <w:t>Given активний ADMIN або SUPER_ADMIN редагує неархівну картку; When користувач вмикає спільний режим «Скопіювати», вибирає одне, кілька, усі доступні завдання або незавершені завдання групи, задає один цільовий період і підтверджує; Then система створює копії лише відсутніх завдань з новими ID та зі збереженням статусу, ваги, виконавців, lineage і групування.</w:t>
+      </w:r>
+    </w:p>
+    <w:p>
+      <w:r>
+        <w:t>Для копії згрупованого завдання діє той самий порядок пошуку групи: lineage_id, потім назва без урахування регістру й крайніх пробілів, і лише після цього створення нової групи. Копія додається наприкінці її блоку; незгрупована — наприкінці цільового списку.</w:t>
+      </w:r>
+    </w:p>
+    <w:p>
+      <w:r>
+        <w:t>Перед пакетним копіюванням система порівнює фактичні статус і вагу, які матиме копія, та показує перелік дублів за lineage або за однаковими нормалізованим текстом, числовою вагою й набором виконавців. Дублі не копіюються. Користувач може скопіювати лише відсутні завдання або скасувати всю операцію; конфлікт ревізії блокує запис.</w:t>
+      </w:r>
+    </w:p>
+    <w:p>
+      <w:pPr>
+        <w:pStyle w:val="21"/>
+      </w:pPr>
+      <w:bookmarkStart w:id="30" w:name="_Toc242178480"/>
       <w:r>
         <w:t>US-019 Продовжити або відновити річний запис у беклозі</w:t>
       </w:r>
-      <w:bookmarkEnd w:id="29"/>
+      <w:bookmarkEnd w:id="30"/>
     </w:p>
     <w:tbl>
       <w:tblPr>
@@ -30574,11 +31298,11 @@
       <w:pPr>
         <w:pStyle w:val="21"/>
       </w:pPr>
-      <w:bookmarkStart w:id="30" w:name="_Toc241864894"/>
+      <w:bookmarkStart w:id="31" w:name="_Toc242178481"/>
       <w:r>
         <w:t>US-020 Видалити порожній backlog year або допустиму картку</w:t>
       </w:r>
-      <w:bookmarkEnd w:id="30"/>
+      <w:bookmarkEnd w:id="31"/>
     </w:p>
     <w:tbl>
       <w:tblPr>
@@ -30776,7 +31500,6 @@
                 <w:rFonts w:eastAsia="Arial"/>
                 <w:sz w:val="16"/>
               </w:rPr>
-              <w:lastRenderedPageBreak/>
               <w:t>Передумови</w:t>
             </w:r>
           </w:p>
@@ -31083,11 +31806,11 @@
       <w:pPr>
         <w:pStyle w:val="21"/>
       </w:pPr>
-      <w:bookmarkStart w:id="31" w:name="_Toc241864895"/>
+      <w:bookmarkStart w:id="32" w:name="_Toc242178482"/>
       <w:r>
         <w:t>US-021 Бачити пояснення блокування завершеного scope або архіву</w:t>
       </w:r>
-      <w:bookmarkEnd w:id="31"/>
+      <w:bookmarkEnd w:id="32"/>
     </w:p>
     <w:tbl>
       <w:tblPr>
@@ -31591,12 +32314,11 @@
       <w:pPr>
         <w:pStyle w:val="21"/>
       </w:pPr>
-      <w:bookmarkStart w:id="32" w:name="_Toc241864896"/>
+      <w:bookmarkStart w:id="33" w:name="_Toc242178483"/>
       <w:r>
-        <w:lastRenderedPageBreak/>
         <w:t>US-022 Внести контрольовану корекцію статусів і notes</w:t>
       </w:r>
-      <w:bookmarkEnd w:id="32"/>
+      <w:bookmarkEnd w:id="33"/>
     </w:p>
     <w:tbl>
       <w:tblPr>
@@ -32100,11 +32822,11 @@
       <w:pPr>
         <w:pStyle w:val="21"/>
       </w:pPr>
-      <w:bookmarkStart w:id="33" w:name="_Toc241864897"/>
+      <w:bookmarkStart w:id="34" w:name="_Toc242178484"/>
       <w:r>
         <w:t>US-023 Створювати й редагувати користувачів</w:t>
       </w:r>
-      <w:bookmarkEnd w:id="33"/>
+      <w:bookmarkEnd w:id="34"/>
     </w:p>
     <w:tbl>
       <w:tblPr>
@@ -32542,7 +33264,6 @@
                 <w:rFonts w:eastAsia="Arial"/>
                 <w:sz w:val="16"/>
               </w:rPr>
-              <w:lastRenderedPageBreak/>
               <w:t>Тест</w:t>
             </w:r>
           </w:p>
@@ -32609,11 +33330,11 @@
       <w:pPr>
         <w:pStyle w:val="21"/>
       </w:pPr>
-      <w:bookmarkStart w:id="34" w:name="_Toc241864898"/>
+      <w:bookmarkStart w:id="35" w:name="_Toc242178485"/>
       <w:r>
         <w:t>US-024 Видати іншому користувачу тимчасовий пароль</w:t>
       </w:r>
-      <w:bookmarkEnd w:id="34"/>
+      <w:bookmarkEnd w:id="35"/>
     </w:p>
     <w:tbl>
       <w:tblPr>
@@ -33117,11 +33838,11 @@
       <w:pPr>
         <w:pStyle w:val="21"/>
       </w:pPr>
-      <w:bookmarkStart w:id="35" w:name="_Toc241864899"/>
+      <w:bookmarkStart w:id="36" w:name="_Toc242178486"/>
       <w:r>
         <w:t>US-025 Налаштувати permissions ролей</w:t>
       </w:r>
-      <w:bookmarkEnd w:id="35"/>
+      <w:bookmarkEnd w:id="36"/>
     </w:p>
     <w:tbl>
       <w:tblPr>
@@ -33367,7 +34088,6 @@
                 <w:rFonts w:eastAsia="Arial"/>
                 <w:sz w:val="16"/>
               </w:rPr>
-              <w:lastRenderedPageBreak/>
               <w:t>Основний сценарій</w:t>
             </w:r>
           </w:p>
@@ -33626,11 +34346,11 @@
       <w:pPr>
         <w:pStyle w:val="21"/>
       </w:pPr>
-      <w:bookmarkStart w:id="36" w:name="_Toc241864900"/>
+      <w:bookmarkStart w:id="37" w:name="_Toc242178487"/>
       <w:r>
         <w:t>US-026 Керувати підрозділами й capacity</w:t>
       </w:r>
-      <w:bookmarkEnd w:id="36"/>
+      <w:bookmarkEnd w:id="37"/>
     </w:p>
     <w:tbl>
       <w:tblPr>
@@ -34134,12 +34854,11 @@
       <w:pPr>
         <w:pStyle w:val="21"/>
       </w:pPr>
-      <w:bookmarkStart w:id="37" w:name="_Toc241864901"/>
+      <w:bookmarkStart w:id="38" w:name="_Toc242178488"/>
       <w:r>
-        <w:lastRenderedPageBreak/>
         <w:t>US-027 Керувати менеджерами, пріоритетами й статусами</w:t>
       </w:r>
-      <w:bookmarkEnd w:id="37"/>
+      <w:bookmarkEnd w:id="38"/>
     </w:p>
     <w:tbl>
       <w:tblPr>
@@ -34643,11 +35362,11 @@
       <w:pPr>
         <w:pStyle w:val="21"/>
       </w:pPr>
-      <w:bookmarkStart w:id="38" w:name="_Toc241864902"/>
+      <w:bookmarkStart w:id="39" w:name="_Toc242178489"/>
       <w:r>
         <w:t>US-028 Оновити вагу відкритих карток</w:t>
       </w:r>
-      <w:bookmarkEnd w:id="38"/>
+      <w:bookmarkEnd w:id="39"/>
     </w:p>
     <w:tbl>
       <w:tblPr>
@@ -35085,7 +35804,6 @@
                 <w:rFonts w:eastAsia="Arial"/>
                 <w:sz w:val="16"/>
               </w:rPr>
-              <w:lastRenderedPageBreak/>
               <w:t>Тест</w:t>
             </w:r>
           </w:p>
@@ -35152,11 +35870,11 @@
       <w:pPr>
         <w:pStyle w:val="21"/>
       </w:pPr>
-      <w:bookmarkStart w:id="39" w:name="_Toc241864903"/>
+      <w:bookmarkStart w:id="40" w:name="_Toc242178490"/>
       <w:r>
         <w:t>US-029 Перерахувати розміри відкритих карток</w:t>
       </w:r>
-      <w:bookmarkEnd w:id="39"/>
+      <w:bookmarkEnd w:id="40"/>
     </w:p>
     <w:tbl>
       <w:tblPr>
@@ -35660,11 +36378,11 @@
       <w:pPr>
         <w:pStyle w:val="21"/>
       </w:pPr>
-      <w:bookmarkStart w:id="40" w:name="_Toc241864904"/>
+      <w:bookmarkStart w:id="41" w:name="_Toc242178491"/>
       <w:r>
         <w:t>US-030 Створити custom field для конкретного kind</w:t>
       </w:r>
-      <w:bookmarkEnd w:id="40"/>
+      <w:bookmarkEnd w:id="41"/>
     </w:p>
     <w:tbl>
       <w:tblPr>
@@ -35910,7 +36628,6 @@
                 <w:rFonts w:eastAsia="Arial"/>
                 <w:sz w:val="16"/>
               </w:rPr>
-              <w:lastRenderedPageBreak/>
               <w:t>Основний сценарій</w:t>
             </w:r>
           </w:p>
@@ -36169,11 +36886,11 @@
       <w:pPr>
         <w:pStyle w:val="21"/>
       </w:pPr>
-      <w:bookmarkStart w:id="41" w:name="_Toc241864905"/>
+      <w:bookmarkStart w:id="42" w:name="_Toc242178492"/>
       <w:r>
         <w:t>US-031 Деактивувати використане поле або option</w:t>
       </w:r>
-      <w:bookmarkEnd w:id="41"/>
+      <w:bookmarkEnd w:id="42"/>
     </w:p>
     <w:tbl>
       <w:tblPr>
@@ -36677,12 +37394,11 @@
       <w:pPr>
         <w:pStyle w:val="21"/>
       </w:pPr>
-      <w:bookmarkStart w:id="42" w:name="_Toc241864906"/>
+      <w:bookmarkStart w:id="43" w:name="_Toc242178493"/>
       <w:r>
-        <w:lastRenderedPageBreak/>
         <w:t>US-032 Налаштувати active_only або all для фільтрів</w:t>
       </w:r>
-      <w:bookmarkEnd w:id="42"/>
+      <w:bookmarkEnd w:id="43"/>
     </w:p>
     <w:tbl>
       <w:tblPr>
@@ -37186,11 +37902,11 @@
       <w:pPr>
         <w:pStyle w:val="21"/>
       </w:pPr>
-      <w:bookmarkStart w:id="43" w:name="_Toc241864907"/>
+      <w:bookmarkStart w:id="44" w:name="_Toc242178494"/>
       <w:r>
         <w:t>US-033 Попередньо переглянути й завантажити excel</w:t>
       </w:r>
-      <w:bookmarkEnd w:id="43"/>
+      <w:bookmarkEnd w:id="44"/>
     </w:p>
     <w:tbl>
       <w:tblPr>
@@ -37628,7 +38344,6 @@
                 <w:rFonts w:eastAsia="Arial"/>
                 <w:sz w:val="16"/>
               </w:rPr>
-              <w:lastRenderedPageBreak/>
               <w:t>Тест</w:t>
             </w:r>
           </w:p>
@@ -37695,11 +38410,11 @@
       <w:pPr>
         <w:pStyle w:val="21"/>
       </w:pPr>
-      <w:bookmarkStart w:id="44" w:name="_Toc241864908"/>
+      <w:bookmarkStart w:id="45" w:name="_Toc242178495"/>
       <w:r>
         <w:t>US-034 Налаштувати privacy і завантажити ai json</w:t>
       </w:r>
-      <w:bookmarkEnd w:id="44"/>
+      <w:bookmarkEnd w:id="45"/>
     </w:p>
     <w:tbl>
       <w:tblPr>
@@ -38203,11 +38918,11 @@
       <w:pPr>
         <w:pStyle w:val="21"/>
       </w:pPr>
-      <w:bookmarkStart w:id="45" w:name="_Toc241864909"/>
+      <w:bookmarkStart w:id="46" w:name="_Toc242178496"/>
       <w:r>
         <w:t>US-035 Підтвердити й завантажити full snapshot</w:t>
       </w:r>
-      <w:bookmarkEnd w:id="45"/>
+      <w:bookmarkEnd w:id="46"/>
     </w:p>
     <w:tbl>
       <w:tblPr>
@@ -38453,7 +39168,6 @@
                 <w:rFonts w:eastAsia="Arial"/>
                 <w:sz w:val="16"/>
               </w:rPr>
-              <w:lastRenderedPageBreak/>
               <w:t>Основний сценарій</w:t>
             </w:r>
           </w:p>
@@ -38712,11 +39426,11 @@
       <w:pPr>
         <w:pStyle w:val="21"/>
       </w:pPr>
-      <w:bookmarkStart w:id="46" w:name="_Toc241864910"/>
+      <w:bookmarkStart w:id="47" w:name="_Toc242178497"/>
       <w:r>
         <w:t>US-036 Відкрити audit history агрегату</w:t>
       </w:r>
-      <w:bookmarkEnd w:id="46"/>
+      <w:bookmarkEnd w:id="47"/>
     </w:p>
     <w:tbl>
       <w:tblPr>
@@ -39220,12 +39934,11 @@
       <w:pPr>
         <w:pStyle w:val="21"/>
       </w:pPr>
-      <w:bookmarkStart w:id="47" w:name="_Toc241864911"/>
+      <w:bookmarkStart w:id="48" w:name="_Toc242178498"/>
       <w:r>
-        <w:lastRenderedPageBreak/>
         <w:t>US-037 Отримати revision_conflict без втрати форми</w:t>
       </w:r>
-      <w:bookmarkEnd w:id="47"/>
+      <w:bookmarkEnd w:id="48"/>
     </w:p>
     <w:tbl>
       <w:tblPr>
@@ -39729,11 +40442,11 @@
       <w:pPr>
         <w:pStyle w:val="1"/>
       </w:pPr>
-      <w:bookmarkStart w:id="48" w:name="_Toc241864912"/>
+      <w:bookmarkStart w:id="49" w:name="_Toc242178499"/>
       <w:r>
         <w:t>7 Загальні правила помилок</w:t>
       </w:r>
-      <w:bookmarkEnd w:id="48"/>
+      <w:bookmarkEnd w:id="49"/>
     </w:p>
     <w:tbl>
       <w:tblPr>
@@ -40338,51 +41051,21 @@
       <w:jc w:val="center"/>
     </w:pPr>
     <w:r>
-      <w:rPr>
-        <w:rFonts w:eastAsia="Arial"/>
-        <w:color w:val="666666"/>
-        <w:sz w:val="16"/>
-      </w:rPr>
-      <w:t xml:space="preserve">Версія 2.1  |  7612dc1  |  стор. </w:t>
+      <w:t xml:space="preserve">Версія 2.3  |  7612dc1  |  стор. </w:t>
     </w:r>
     <w:r>
-      <w:rPr>
-        <w:rFonts w:eastAsia="Arial"/>
-        <w:color w:val="666666"/>
-        <w:sz w:val="16"/>
-      </w:rPr>
       <w:fldChar w:fldCharType="begin"/>
     </w:r>
     <w:r>
-      <w:rPr>
-        <w:rFonts w:eastAsia="Arial"/>
-        <w:color w:val="666666"/>
-        <w:sz w:val="16"/>
-      </w:rPr>
       <w:instrText xml:space="preserve"> PAGE </w:instrText>
     </w:r>
     <w:r>
-      <w:rPr>
-        <w:rFonts w:eastAsia="Arial"/>
-        <w:color w:val="666666"/>
-        <w:sz w:val="16"/>
-      </w:rPr>
       <w:fldChar w:fldCharType="separate"/>
     </w:r>
     <w:r>
-      <w:rPr>
-        <w:rFonts w:eastAsia="Arial"/>
-        <w:color w:val="666666"/>
-        <w:sz w:val="16"/>
-      </w:rPr>
       <w:t>1</w:t>
     </w:r>
     <w:r>
-      <w:rPr>
-        <w:rFonts w:eastAsia="Arial"/>
-        <w:color w:val="666666"/>
-        <w:sz w:val="16"/>
-      </w:rPr>
       <w:fldChar w:fldCharType="end"/>
     </w:r>
   </w:p>
